--- a/04.ПЗ_ДП_программная_Каплич.docx
+++ b/04.ПЗ_ДП_программная_Каплич.docx
@@ -305,7 +305,7 @@
             <w:noProof/>
             <w:webHidden/>
           </w:rPr>
-          <w:t>16</w:t>
+          <w:t>20</w:t>
         </w:r>
         <w:r>
           <w:rPr>
@@ -374,7 +374,7 @@
             <w:noProof/>
             <w:webHidden/>
           </w:rPr>
-          <w:t>17</w:t>
+          <w:t>29</w:t>
         </w:r>
         <w:r>
           <w:rPr>
@@ -443,7 +443,7 @@
             <w:noProof/>
             <w:webHidden/>
           </w:rPr>
-          <w:t>17</w:t>
+          <w:t>29</w:t>
         </w:r>
         <w:r>
           <w:rPr>
@@ -512,7 +512,7 @@
             <w:noProof/>
             <w:webHidden/>
           </w:rPr>
-          <w:t>17</w:t>
+          <w:t>29</w:t>
         </w:r>
         <w:r>
           <w:rPr>
@@ -581,7 +581,7 @@
             <w:noProof/>
             <w:webHidden/>
           </w:rPr>
-          <w:t>17</w:t>
+          <w:t>29</w:t>
         </w:r>
         <w:r>
           <w:rPr>
@@ -650,7 +650,7 @@
             <w:noProof/>
             <w:webHidden/>
           </w:rPr>
-          <w:t>17</w:t>
+          <w:t>29</w:t>
         </w:r>
         <w:r>
           <w:rPr>
@@ -719,7 +719,7 @@
             <w:noProof/>
             <w:webHidden/>
           </w:rPr>
-          <w:t>17</w:t>
+          <w:t>29</w:t>
         </w:r>
         <w:r>
           <w:rPr>
@@ -788,7 +788,7 @@
             <w:noProof/>
             <w:webHidden/>
           </w:rPr>
-          <w:t>17</w:t>
+          <w:t>29</w:t>
         </w:r>
         <w:r>
           <w:rPr>
@@ -857,7 +857,7 @@
             <w:noProof/>
             <w:webHidden/>
           </w:rPr>
-          <w:t>17</w:t>
+          <w:t>29</w:t>
         </w:r>
         <w:r>
           <w:rPr>
@@ -926,7 +926,7 @@
             <w:noProof/>
             <w:webHidden/>
           </w:rPr>
-          <w:t>17</w:t>
+          <w:t>29</w:t>
         </w:r>
         <w:r>
           <w:rPr>
@@ -1003,7 +1003,7 @@
             <w:webHidden/>
             <w:highlight w:val="yellow"/>
           </w:rPr>
-          <w:t>18</w:t>
+          <w:t>30</w:t>
         </w:r>
         <w:r>
           <w:rPr>
@@ -1081,7 +1081,7 @@
             <w:webHidden/>
             <w:highlight w:val="yellow"/>
           </w:rPr>
-          <w:t>19</w:t>
+          <w:t>31</w:t>
         </w:r>
         <w:r>
           <w:rPr>
@@ -1159,7 +1159,7 @@
             <w:webHidden/>
             <w:highlight w:val="yellow"/>
           </w:rPr>
-          <w:t>19</w:t>
+          <w:t>31</w:t>
         </w:r>
         <w:r>
           <w:rPr>
@@ -1237,7 +1237,7 @@
             <w:webHidden/>
             <w:highlight w:val="yellow"/>
           </w:rPr>
-          <w:t>19</w:t>
+          <w:t>31</w:t>
         </w:r>
         <w:r>
           <w:rPr>
@@ -1315,7 +1315,7 @@
             <w:webHidden/>
             <w:highlight w:val="yellow"/>
           </w:rPr>
-          <w:t>19</w:t>
+          <w:t>31</w:t>
         </w:r>
         <w:r>
           <w:rPr>
@@ -1393,7 +1393,7 @@
             <w:webHidden/>
             <w:highlight w:val="yellow"/>
           </w:rPr>
-          <w:t>20</w:t>
+          <w:t>32</w:t>
         </w:r>
         <w:r>
           <w:rPr>
@@ -1471,7 +1471,7 @@
             <w:webHidden/>
             <w:highlight w:val="yellow"/>
           </w:rPr>
-          <w:t>20</w:t>
+          <w:t>32</w:t>
         </w:r>
         <w:r>
           <w:rPr>
@@ -1549,7 +1549,7 @@
             <w:webHidden/>
             <w:highlight w:val="yellow"/>
           </w:rPr>
-          <w:t>20</w:t>
+          <w:t>32</w:t>
         </w:r>
         <w:r>
           <w:rPr>
@@ -1626,7 +1626,7 @@
             <w:webHidden/>
             <w:highlight w:val="yellow"/>
           </w:rPr>
-          <w:t>20</w:t>
+          <w:t>32</w:t>
         </w:r>
         <w:r>
           <w:rPr>
@@ -1710,7 +1710,7 @@
             <w:noProof/>
             <w:webHidden/>
           </w:rPr>
-          <w:t>21</w:t>
+          <w:t>33</w:t>
         </w:r>
         <w:r>
           <w:rPr>
@@ -1780,7 +1780,7 @@
             <w:noProof/>
             <w:webHidden/>
           </w:rPr>
-          <w:t>21</w:t>
+          <w:t>42</w:t>
         </w:r>
         <w:r>
           <w:rPr>
@@ -1850,7 +1850,7 @@
             <w:noProof/>
             <w:webHidden/>
           </w:rPr>
-          <w:t>23</w:t>
+          <w:t>44</w:t>
         </w:r>
         <w:r>
           <w:rPr>
@@ -1920,7 +1920,7 @@
             <w:noProof/>
             <w:webHidden/>
           </w:rPr>
-          <w:t>26</w:t>
+          <w:t>47</w:t>
         </w:r>
         <w:r>
           <w:rPr>
@@ -1990,7 +1990,7 @@
             <w:noProof/>
             <w:webHidden/>
           </w:rPr>
-          <w:t>28</w:t>
+          <w:t>50</w:t>
         </w:r>
         <w:r>
           <w:rPr>
@@ -2060,7 +2060,7 @@
             <w:noProof/>
             <w:webHidden/>
           </w:rPr>
-          <w:t>29</w:t>
+          <w:t>50</w:t>
         </w:r>
         <w:r>
           <w:rPr>
@@ -2129,7 +2129,7 @@
             <w:noProof/>
             <w:webHidden/>
           </w:rPr>
-          <w:t>31</w:t>
+          <w:t>53</w:t>
         </w:r>
         <w:r>
           <w:rPr>
@@ -2198,7 +2198,7 @@
             <w:noProof/>
             <w:webHidden/>
           </w:rPr>
-          <w:t>32</w:t>
+          <w:t>54</w:t>
         </w:r>
         <w:r>
           <w:rPr>
@@ -2267,7 +2267,7 @@
             <w:noProof/>
             <w:webHidden/>
           </w:rPr>
-          <w:t>33</w:t>
+          <w:t>55</w:t>
         </w:r>
         <w:r>
           <w:rPr>
@@ -2336,7 +2336,7 @@
             <w:noProof/>
             <w:webHidden/>
           </w:rPr>
-          <w:t>34</w:t>
+          <w:t>56</w:t>
         </w:r>
         <w:r>
           <w:rPr>
@@ -2405,7 +2405,7 @@
             <w:noProof/>
             <w:webHidden/>
           </w:rPr>
-          <w:t>35</w:t>
+          <w:t>57</w:t>
         </w:r>
         <w:r>
           <w:rPr>
@@ -2474,7 +2474,7 @@
             <w:noProof/>
             <w:webHidden/>
           </w:rPr>
-          <w:t>36</w:t>
+          <w:t>58</w:t>
         </w:r>
         <w:r>
           <w:rPr>
@@ -2543,7 +2543,7 @@
             <w:noProof/>
             <w:webHidden/>
           </w:rPr>
-          <w:t>37</w:t>
+          <w:t>59</w:t>
         </w:r>
         <w:r>
           <w:rPr>
@@ -7182,6 +7182,7 @@
       <w:bookmarkStart w:id="9" w:name="_Toc479235951"/>
       <w:bookmarkStart w:id="10" w:name="_Toc479235964"/>
       <w:bookmarkStart w:id="11" w:name="_Toc224476173"/>
+      <w:bookmarkStart w:id="12" w:name="_Hlk224982676"/>
       <w:r>
         <w:lastRenderedPageBreak/>
         <w:t>2</w:t>
@@ -7190,10 +7191,7 @@
         <w:t> </w:t>
       </w:r>
       <w:r>
-        <w:t>Системное</w:t>
-      </w:r>
-      <w:r>
-        <w:t xml:space="preserve"> проектирование</w:t>
+        <w:t>Системное проектирование</w:t>
       </w:r>
       <w:bookmarkEnd w:id="9"/>
       <w:bookmarkEnd w:id="10"/>
@@ -7201,52 +7199,2321 @@
     </w:p>
     <w:p>
       <w:pPr>
-        <w:jc w:val="both"/>
-        <w:rPr>
-          <w:rFonts w:cs="Times New Roman"/>
-          <w:szCs w:val="28"/>
-        </w:rPr>
-      </w:pPr>
-    </w:p>
-    <w:p>
-      <w:pPr>
         <w:ind w:firstLine="709"/>
         <w:jc w:val="both"/>
         <w:rPr>
+          <w:szCs w:val="28"/>
+        </w:rPr>
+      </w:pPr>
+    </w:p>
+    <w:p>
+      <w:pPr>
+        <w:ind w:firstLine="709"/>
+        <w:jc w:val="both"/>
+        <w:rPr>
+          <w:szCs w:val="28"/>
+        </w:rPr>
+      </w:pPr>
+      <w:r>
+        <w:rPr>
+          <w:szCs w:val="28"/>
+        </w:rPr>
+        <w:t>Структура многоуровневого приложения представлена девятью логическими блоками, тесно связанными между собой для обеспечения единой синхронизации данных и полного выполнения всего функционала, описанного в руководстве пользователя. Центральным элементом выступает сервер приложений, через который осуществляется взаимодействие всех компонентов. Каждый блок описан ниже с указанием его роли, внутренних механизмов, точных связей с остальными частями системы и примерами обработки типичных сценариев.</w:t>
+      </w:r>
+    </w:p>
+    <w:p>
+      <w:pPr>
+        <w:ind w:firstLine="709"/>
+        <w:jc w:val="both"/>
+        <w:rPr>
+          <w:szCs w:val="28"/>
+          <w:lang w:val="ru-BY"/>
+        </w:rPr>
+      </w:pPr>
+    </w:p>
+    <w:p>
+      <w:pPr>
+        <w:pStyle w:val="Heading2"/>
+      </w:pPr>
+      <w:r>
+        <w:t>2.1 Десктопное клиентское приложение</w:t>
+      </w:r>
+    </w:p>
+    <w:p>
+      <w:pPr>
+        <w:ind w:firstLine="709"/>
+        <w:jc w:val="both"/>
+        <w:rPr>
+          <w:szCs w:val="28"/>
+        </w:rPr>
+      </w:pPr>
+    </w:p>
+    <w:p>
+      <w:pPr>
+        <w:ind w:firstLine="709"/>
+        <w:jc w:val="both"/>
+        <w:rPr>
+          <w:szCs w:val="28"/>
+          <w:lang w:val="ru-BY" w:eastAsia="ru-BY"/>
+        </w:rPr>
+      </w:pPr>
+      <w:r>
+        <w:rPr>
+          <w:szCs w:val="28"/>
+          <w:lang w:val="ru-BY" w:eastAsia="ru-BY"/>
+        </w:rPr>
+        <w:t xml:space="preserve">Десктопное клиентское приложение, написанное на </w:t>
+      </w:r>
+      <w:proofErr w:type="spellStart"/>
+      <w:r>
+        <w:rPr>
+          <w:szCs w:val="28"/>
+          <w:lang w:val="ru-BY" w:eastAsia="ru-BY"/>
+        </w:rPr>
+        <w:t>Python</w:t>
+      </w:r>
+      <w:proofErr w:type="spellEnd"/>
+      <w:r>
+        <w:rPr>
+          <w:szCs w:val="28"/>
+          <w:lang w:val="ru-BY" w:eastAsia="ru-BY"/>
+        </w:rPr>
+        <w:t xml:space="preserve"> с использованием фреймворка PyQt6 с предварительно созданными файлами .</w:t>
+      </w:r>
+      <w:proofErr w:type="spellStart"/>
+      <w:r>
+        <w:rPr>
+          <w:szCs w:val="28"/>
+          <w:lang w:val="ru-BY" w:eastAsia="ru-BY"/>
+        </w:rPr>
+        <w:t>ui</w:t>
+      </w:r>
+      <w:proofErr w:type="spellEnd"/>
+      <w:r>
+        <w:rPr>
+          <w:szCs w:val="28"/>
+          <w:lang w:val="ru-BY" w:eastAsia="ru-BY"/>
+        </w:rPr>
+        <w:t xml:space="preserve">, которые конвертируются через pyuic6 в полноценный </w:t>
+      </w:r>
+      <w:proofErr w:type="spellStart"/>
+      <w:r>
+        <w:rPr>
+          <w:szCs w:val="28"/>
+          <w:lang w:val="ru-BY" w:eastAsia="ru-BY"/>
+        </w:rPr>
+        <w:t>Python</w:t>
+      </w:r>
+      <w:proofErr w:type="spellEnd"/>
+      <w:r>
+        <w:rPr>
+          <w:szCs w:val="28"/>
+          <w:lang w:val="ru-BY" w:eastAsia="ru-BY"/>
+        </w:rPr>
+        <w:t xml:space="preserve">-код, выступает основным графическим интерфейсом и реализует всю повседневную работу пользователя с документами в реальном времени. Главное окно содержит фиксированную левую боковую панель навигации с вкладками «Профиль», «Документы» и «Настройки», причём доступ к последней строго ограничен ролью пользователя, чтобы исключить несанкционированное редактирование системных параметров. Вкладка «Профиль» отображает полную карточку пользователя с данными ФИО, должностью, организацией, телефоном и электронной почтой, при этом изменение номера телефона или почты происходит в один клик, после чего данные мгновенно передаются на сервер приложений по защищённому каналу и сразу синхронизируются с </w:t>
+      </w:r>
+      <w:proofErr w:type="spellStart"/>
+      <w:r>
+        <w:rPr>
+          <w:szCs w:val="28"/>
+          <w:lang w:val="ru-BY" w:eastAsia="ru-BY"/>
+        </w:rPr>
+        <w:t>Telegram</w:t>
+      </w:r>
+      <w:proofErr w:type="spellEnd"/>
+      <w:r>
+        <w:rPr>
+          <w:szCs w:val="28"/>
+          <w:lang w:val="ru-BY" w:eastAsia="ru-BY"/>
+        </w:rPr>
+        <w:t xml:space="preserve">-ботом, гарантируя единый идентификатор пользователя во всей системе. Кроме того, в этой вкладке доступно модальное окно «Переработки», где пользователь вводит описание выполненной работы, выбирает точную дату и время через встроенный календарь с </w:t>
+      </w:r>
+      <w:proofErr w:type="spellStart"/>
+      <w:r>
+        <w:rPr>
+          <w:szCs w:val="28"/>
+          <w:lang w:val="ru-BY" w:eastAsia="ru-BY"/>
+        </w:rPr>
+        <w:t>таймпикером</w:t>
+      </w:r>
+      <w:proofErr w:type="spellEnd"/>
+      <w:r>
+        <w:rPr>
+          <w:szCs w:val="28"/>
+          <w:lang w:val="ru-BY" w:eastAsia="ru-BY"/>
+        </w:rPr>
+        <w:t>, после чего система автоматически формирует динамический список всех записей за выбранный период с возможностью фильтрации по дате и экспорта в формат .</w:t>
+      </w:r>
+      <w:proofErr w:type="spellStart"/>
+      <w:r>
+        <w:rPr>
+          <w:szCs w:val="28"/>
+          <w:lang w:val="ru-BY" w:eastAsia="ru-BY"/>
+        </w:rPr>
+        <w:t>xlsx</w:t>
+      </w:r>
+      <w:proofErr w:type="spellEnd"/>
+      <w:r>
+        <w:rPr>
+          <w:szCs w:val="28"/>
+          <w:lang w:val="ru-BY" w:eastAsia="ru-BY"/>
+        </w:rPr>
+        <w:t xml:space="preserve">, доступный только для роли </w:t>
+      </w:r>
+      <w:proofErr w:type="spellStart"/>
+      <w:r>
+        <w:rPr>
+          <w:szCs w:val="28"/>
+          <w:lang w:val="ru-BY" w:eastAsia="ru-BY"/>
+        </w:rPr>
+        <w:t>Admin</w:t>
+      </w:r>
+      <w:proofErr w:type="spellEnd"/>
+      <w:r>
+        <w:rPr>
+          <w:szCs w:val="28"/>
+          <w:lang w:val="ru-BY" w:eastAsia="ru-BY"/>
+        </w:rPr>
+        <w:t>, что позволяет руководству анализировать сверхурочную нагрузку без дополнительных запросов в базу.</w:t>
+      </w:r>
+    </w:p>
+    <w:p>
+      <w:pPr>
+        <w:ind w:firstLine="709"/>
+        <w:jc w:val="both"/>
+        <w:rPr>
+          <w:szCs w:val="28"/>
+          <w:lang w:val="ru-BY" w:eastAsia="ru-BY"/>
+        </w:rPr>
+      </w:pPr>
+      <w:r>
+        <w:rPr>
+          <w:szCs w:val="28"/>
+          <w:lang w:val="ru-BY" w:eastAsia="ru-BY"/>
+        </w:rPr>
+        <w:t xml:space="preserve">Вкладка «Документы» содержит интерактивную таблицу со всеми документами организации, реализованную через виртуализацию строк и колонок для комфортной работы даже при объёме свыше 5000 записей, когда пагинация и ленивая </w:t>
+      </w:r>
+      <w:proofErr w:type="spellStart"/>
+      <w:r>
+        <w:rPr>
+          <w:szCs w:val="28"/>
+          <w:lang w:val="ru-BY" w:eastAsia="ru-BY"/>
+        </w:rPr>
+        <w:t>подгрузка</w:t>
+      </w:r>
+      <w:proofErr w:type="spellEnd"/>
+      <w:r>
+        <w:rPr>
+          <w:szCs w:val="28"/>
+          <w:lang w:val="ru-BY" w:eastAsia="ru-BY"/>
+        </w:rPr>
+        <w:t xml:space="preserve"> данных предотвращают перегрузку памяти клиента. Таблица поддерживает мгновенную сортировку по любому заголовку столбца, включая статус, дедлайн и приоритет, причём порядок сортировки сохраняется в профиле пользователя и восстанавливается при следующем запуске, скрытие или отображение колонок осуществляется через </w:t>
+      </w:r>
+      <w:proofErr w:type="spellStart"/>
+      <w:r>
+        <w:rPr>
+          <w:szCs w:val="28"/>
+          <w:lang w:val="ru-BY" w:eastAsia="ru-BY"/>
+        </w:rPr>
+        <w:t>чекбоксы</w:t>
+      </w:r>
+      <w:proofErr w:type="spellEnd"/>
+      <w:r>
+        <w:rPr>
+          <w:szCs w:val="28"/>
+          <w:lang w:val="ru-BY" w:eastAsia="ru-BY"/>
+        </w:rPr>
+        <w:t xml:space="preserve"> с автоматическим сохранением конфигурации в настройках профиля, полнотекстовый поиск работает с подсветкой совпадений в реальном времени, </w:t>
+      </w:r>
+      <w:r>
+        <w:rPr>
+          <w:szCs w:val="28"/>
+          <w:lang w:val="ru-BY" w:eastAsia="ru-BY"/>
+        </w:rPr>
+        <w:lastRenderedPageBreak/>
+        <w:t xml:space="preserve">а фильтры по диапазону дат и статусу </w:t>
+      </w:r>
+      <w:proofErr w:type="spellStart"/>
+      <w:r>
+        <w:rPr>
+          <w:szCs w:val="28"/>
+          <w:lang w:val="ru-BY" w:eastAsia="ru-BY"/>
+        </w:rPr>
+        <w:t>прочитанности</w:t>
+      </w:r>
+      <w:proofErr w:type="spellEnd"/>
+      <w:r>
+        <w:rPr>
+          <w:szCs w:val="28"/>
+          <w:lang w:val="ru-BY" w:eastAsia="ru-BY"/>
+        </w:rPr>
+        <w:t xml:space="preserve"> позволяют быстро выделять актуальные записи. При двойном клике на строку или выборе через контекстное меню открывается подробная карточка документа с возможностью просмотра всех атрибутов и вложений. Кнопка «Создать документ» в правом нижнем углу в виде плавающего элемента открывает многошаговую форму, где сначала заполняются поля по выбранному шаблону, затем прикрепляются файлы с автоматической валидацией размера и типа, далее через иерархическое дерево выбираются получатели на уровне сотрудника, отдела, подразделения или всей организации с поддержкой множественного выбора, а также прямо в форме можно создавать новые теги и добавлять сотрудников в справочник, что ускоряет процесс и исключает лишние переходы между разделами.</w:t>
+      </w:r>
+    </w:p>
+    <w:p>
+      <w:pPr>
+        <w:ind w:firstLine="709"/>
+        <w:jc w:val="both"/>
+        <w:rPr>
+          <w:szCs w:val="28"/>
+          <w:lang w:val="ru-BY" w:eastAsia="ru-BY"/>
+        </w:rPr>
+      </w:pPr>
+      <w:r>
+        <w:rPr>
+          <w:szCs w:val="28"/>
+          <w:lang w:val="ru-BY" w:eastAsia="ru-BY"/>
+        </w:rPr>
+        <w:t xml:space="preserve">При работе с уже существующими документами приложение предоставляет полноценное контекстное меню, вызываемое правой кнопкой мыши, которое содержит операции утверждения, внесения правок, отклонения, перенаправления, изменения статуса, редактирования данных и удаления, причём каждое действие немедленно упаковывается в сообщение и отправляется на сервер приложений по постоянному </w:t>
+      </w:r>
+      <w:proofErr w:type="spellStart"/>
+      <w:r>
+        <w:rPr>
+          <w:szCs w:val="28"/>
+          <w:lang w:val="ru-BY" w:eastAsia="ru-BY"/>
+        </w:rPr>
+        <w:t>WebSocket</w:t>
+      </w:r>
+      <w:proofErr w:type="spellEnd"/>
+      <w:r>
+        <w:rPr>
+          <w:szCs w:val="28"/>
+          <w:lang w:val="ru-BY" w:eastAsia="ru-BY"/>
+        </w:rPr>
+        <w:t xml:space="preserve">-соединению, обеспечивающему двустороннюю связь без задержек. Сервер обрабатывает запрос, применяет бизнес-логику, фиксирует изменения в базе и мгновенно возвращает обновлённые данные всем подключённым клиентам, включая пересчёт приоритетов, обновление статусов и генерацию уведомлений. Десктопное приложение полностью зависит от сервера и базы данных для любых операций чтения или записи, но при этом реализует удобный интерфейс для работы с большими объёмами информации за счёт внутренней виртуализации таблицы, асинхронной </w:t>
+      </w:r>
+      <w:proofErr w:type="spellStart"/>
+      <w:r>
+        <w:rPr>
+          <w:szCs w:val="28"/>
+          <w:lang w:val="ru-BY" w:eastAsia="ru-BY"/>
+        </w:rPr>
+        <w:t>подгрузки</w:t>
+      </w:r>
+      <w:proofErr w:type="spellEnd"/>
+      <w:r>
+        <w:rPr>
+          <w:szCs w:val="28"/>
+          <w:lang w:val="ru-BY" w:eastAsia="ru-BY"/>
+        </w:rPr>
+        <w:t xml:space="preserve"> данных в фоновых задачах и сохранения пользовательских настроек колонок и фильтров, что позволяет даже при пиковой нагрузке сохранять отзывчивость интерфейса и полную синхронизацию с мобильным ботом и другими компонентами системы.</w:t>
+      </w:r>
+    </w:p>
+    <w:p>
+      <w:pPr>
+        <w:ind w:firstLine="709"/>
+        <w:jc w:val="both"/>
+        <w:rPr>
+          <w:szCs w:val="28"/>
+          <w:lang w:val="ru-BY"/>
+        </w:rPr>
+      </w:pPr>
+    </w:p>
+    <w:p>
+      <w:pPr>
+        <w:pStyle w:val="Heading2"/>
+      </w:pPr>
+      <w:r>
+        <w:t xml:space="preserve">2.2 </w:t>
+      </w:r>
+      <w:proofErr w:type="spellStart"/>
+      <w:r>
+        <w:t>Telegram</w:t>
+      </w:r>
+      <w:proofErr w:type="spellEnd"/>
+      <w:r>
+        <w:t>-бот</w:t>
+      </w:r>
+    </w:p>
+    <w:p>
+      <w:pPr>
+        <w:ind w:firstLine="709"/>
+        <w:jc w:val="both"/>
+        <w:rPr>
+          <w:szCs w:val="28"/>
+        </w:rPr>
+      </w:pPr>
+    </w:p>
+    <w:p>
+      <w:pPr>
+        <w:ind w:firstLine="709"/>
+        <w:jc w:val="both"/>
+        <w:rPr>
+          <w:rFonts w:eastAsia="Times New Roman" w:cs="Times New Roman"/>
+          <w:szCs w:val="28"/>
+          <w:lang w:val="ru-BY" w:eastAsia="ru-BY"/>
+        </w:rPr>
+      </w:pPr>
+      <w:proofErr w:type="spellStart"/>
+      <w:r>
+        <w:rPr>
+          <w:rFonts w:eastAsia="Times New Roman" w:cs="Times New Roman"/>
+          <w:szCs w:val="28"/>
+          <w:lang w:val="ru-BY" w:eastAsia="ru-BY"/>
+        </w:rPr>
+        <w:t>Telegram</w:t>
+      </w:r>
+      <w:proofErr w:type="spellEnd"/>
+      <w:r>
+        <w:rPr>
+          <w:rFonts w:eastAsia="Times New Roman" w:cs="Times New Roman"/>
+          <w:szCs w:val="28"/>
+          <w:lang w:val="ru-BY" w:eastAsia="ru-BY"/>
+        </w:rPr>
+        <w:t xml:space="preserve">-бот служит полноценным мобильным интерфейсом, шлюзом для быстрых операций и единственным надёжным каналом </w:t>
+      </w:r>
+      <w:proofErr w:type="spellStart"/>
+      <w:r>
+        <w:rPr>
+          <w:rFonts w:eastAsia="Times New Roman" w:cs="Times New Roman"/>
+          <w:szCs w:val="28"/>
+          <w:lang w:val="ru-BY" w:eastAsia="ru-BY"/>
+        </w:rPr>
+        <w:t>push</w:t>
+      </w:r>
+      <w:proofErr w:type="spellEnd"/>
+      <w:r>
+        <w:rPr>
+          <w:rFonts w:eastAsia="Times New Roman" w:cs="Times New Roman"/>
+          <w:szCs w:val="28"/>
+          <w:lang w:val="ru-BY" w:eastAsia="ru-BY"/>
+        </w:rPr>
+        <w:t>-уведомлений, работающим независимо от состояния десктопного клиента. Бот строго обрабатывает только заранее определённый список команд: /</w:t>
+      </w:r>
+      <w:proofErr w:type="spellStart"/>
+      <w:r>
+        <w:rPr>
+          <w:rFonts w:eastAsia="Times New Roman" w:cs="Times New Roman"/>
+          <w:szCs w:val="28"/>
+          <w:lang w:val="ru-BY" w:eastAsia="ru-BY"/>
+        </w:rPr>
+        <w:t>start</w:t>
+      </w:r>
+      <w:proofErr w:type="spellEnd"/>
+      <w:r>
+        <w:rPr>
+          <w:rFonts w:eastAsia="Times New Roman" w:cs="Times New Roman"/>
+          <w:szCs w:val="28"/>
+          <w:lang w:val="ru-BY" w:eastAsia="ru-BY"/>
+        </w:rPr>
+        <w:t xml:space="preserve"> открывает главное меню с интерактивными кнопками для навигации, /</w:t>
+      </w:r>
+      <w:proofErr w:type="spellStart"/>
+      <w:r>
+        <w:rPr>
+          <w:rFonts w:eastAsia="Times New Roman" w:cs="Times New Roman"/>
+          <w:szCs w:val="28"/>
+          <w:lang w:val="ru-BY" w:eastAsia="ru-BY"/>
+        </w:rPr>
+        <w:t>scan</w:t>
+      </w:r>
+      <w:proofErr w:type="spellEnd"/>
+      <w:r>
+        <w:rPr>
+          <w:rFonts w:eastAsia="Times New Roman" w:cs="Times New Roman"/>
+          <w:szCs w:val="28"/>
+          <w:lang w:val="ru-BY" w:eastAsia="ru-BY"/>
+        </w:rPr>
+        <w:t xml:space="preserve"> запускает создание документа прямо из фотографии с автоматическим формированием </w:t>
+      </w:r>
+      <w:proofErr w:type="spellStart"/>
+      <w:r>
+        <w:rPr>
+          <w:rFonts w:eastAsia="Times New Roman" w:cs="Times New Roman"/>
+          <w:szCs w:val="28"/>
+          <w:lang w:val="ru-BY" w:eastAsia="ru-BY"/>
+        </w:rPr>
+        <w:t>pdf</w:t>
+      </w:r>
+      <w:proofErr w:type="spellEnd"/>
+      <w:r>
+        <w:rPr>
+          <w:rFonts w:eastAsia="Times New Roman" w:cs="Times New Roman"/>
+          <w:szCs w:val="28"/>
+          <w:lang w:val="ru-BY" w:eastAsia="ru-BY"/>
+        </w:rPr>
+        <w:t xml:space="preserve">-файла через </w:t>
+      </w:r>
+      <w:proofErr w:type="spellStart"/>
+      <w:r>
+        <w:rPr>
+          <w:rFonts w:eastAsia="Times New Roman" w:cs="Times New Roman"/>
+          <w:szCs w:val="28"/>
+          <w:lang w:val="ru-BY" w:eastAsia="ru-BY"/>
+        </w:rPr>
+        <w:t>нейросетевую</w:t>
+      </w:r>
+      <w:proofErr w:type="spellEnd"/>
+      <w:r>
+        <w:rPr>
+          <w:rFonts w:eastAsia="Times New Roman" w:cs="Times New Roman"/>
+          <w:szCs w:val="28"/>
+          <w:lang w:val="ru-BY" w:eastAsia="ru-BY"/>
+        </w:rPr>
+        <w:t xml:space="preserve"> подсистему, /</w:t>
+      </w:r>
+      <w:proofErr w:type="spellStart"/>
+      <w:r>
+        <w:rPr>
+          <w:rFonts w:eastAsia="Times New Roman" w:cs="Times New Roman"/>
+          <w:szCs w:val="28"/>
+          <w:lang w:val="ru-BY" w:eastAsia="ru-BY"/>
+        </w:rPr>
+        <w:t>auto_doc</w:t>
+      </w:r>
+      <w:proofErr w:type="spellEnd"/>
+      <w:r>
+        <w:rPr>
+          <w:rFonts w:eastAsia="Times New Roman" w:cs="Times New Roman"/>
+          <w:szCs w:val="28"/>
+          <w:lang w:val="ru-BY" w:eastAsia="ru-BY"/>
+        </w:rPr>
+        <w:t xml:space="preserve"> выполняет распознавание текста с фото и генерацию документа по выбранному шаблону, а /</w:t>
+      </w:r>
+      <w:proofErr w:type="spellStart"/>
+      <w:r>
+        <w:rPr>
+          <w:rFonts w:eastAsia="Times New Roman" w:cs="Times New Roman"/>
+          <w:szCs w:val="28"/>
+          <w:lang w:val="ru-BY" w:eastAsia="ru-BY"/>
+        </w:rPr>
+        <w:t>help</w:t>
+      </w:r>
+      <w:proofErr w:type="spellEnd"/>
+      <w:r>
+        <w:rPr>
+          <w:rFonts w:eastAsia="Times New Roman" w:cs="Times New Roman"/>
+          <w:szCs w:val="28"/>
+          <w:lang w:val="ru-BY" w:eastAsia="ru-BY"/>
+        </w:rPr>
+        <w:t xml:space="preserve"> мгновенно пересылает сообщение администратору, которое автоматически попадает к </w:t>
+      </w:r>
+      <w:proofErr w:type="spellStart"/>
+      <w:r>
+        <w:rPr>
+          <w:rFonts w:eastAsia="Times New Roman" w:cs="Times New Roman"/>
+          <w:szCs w:val="28"/>
+          <w:lang w:val="ru-BY" w:eastAsia="ru-BY"/>
+        </w:rPr>
+        <w:t>SuperAdmin</w:t>
+      </w:r>
+      <w:proofErr w:type="spellEnd"/>
+      <w:r>
+        <w:rPr>
+          <w:rFonts w:eastAsia="Times New Roman" w:cs="Times New Roman"/>
+          <w:szCs w:val="28"/>
+          <w:lang w:val="ru-BY" w:eastAsia="ru-BY"/>
+        </w:rPr>
+        <w:t xml:space="preserve"> для оперативного реагирования. Бот полностью интегрирован в процесс двухфакторной авторизации: при первом запуске он принимает номер телефона пользователя, передаёт его на сервер для проверки, а затем доставляет одноразовые 6-значные коды после нажатия </w:t>
+      </w:r>
+      <w:r>
+        <w:rPr>
+          <w:rFonts w:eastAsia="Times New Roman" w:cs="Times New Roman"/>
+          <w:szCs w:val="28"/>
+          <w:lang w:val="ru-BY" w:eastAsia="ru-BY"/>
+        </w:rPr>
+        <w:lastRenderedPageBreak/>
+        <w:t>кнопки «Отправить код» в десктопном приложении, обеспечивая единую точку входа без дополнительных каналов связи.</w:t>
+      </w:r>
+    </w:p>
+    <w:p>
+      <w:pPr>
+        <w:ind w:firstLine="709"/>
+        <w:jc w:val="both"/>
+        <w:rPr>
+          <w:rFonts w:eastAsia="Times New Roman" w:cs="Times New Roman"/>
+          <w:szCs w:val="28"/>
+          <w:lang w:val="ru-BY" w:eastAsia="ru-BY"/>
+        </w:rPr>
+      </w:pPr>
+      <w:r>
+        <w:rPr>
+          <w:rFonts w:eastAsia="Times New Roman" w:cs="Times New Roman"/>
+          <w:szCs w:val="28"/>
+          <w:lang w:val="ru-BY" w:eastAsia="ru-BY"/>
+        </w:rPr>
+        <w:t xml:space="preserve">При поступлении новых документов, </w:t>
+      </w:r>
+      <w:proofErr w:type="spellStart"/>
+      <w:r>
+        <w:rPr>
+          <w:rFonts w:eastAsia="Times New Roman" w:cs="Times New Roman"/>
+          <w:szCs w:val="28"/>
+          <w:lang w:val="ru-BY" w:eastAsia="ru-BY"/>
+        </w:rPr>
+        <w:t>перенаправлений</w:t>
+      </w:r>
+      <w:proofErr w:type="spellEnd"/>
+      <w:r>
+        <w:rPr>
+          <w:rFonts w:eastAsia="Times New Roman" w:cs="Times New Roman"/>
+          <w:szCs w:val="28"/>
+          <w:lang w:val="ru-BY" w:eastAsia="ru-BY"/>
+        </w:rPr>
+        <w:t xml:space="preserve">, приближении дедлайнов менее четырёх дней или наступлении просрочки бот отправляет персонализированные </w:t>
+      </w:r>
+      <w:proofErr w:type="spellStart"/>
+      <w:r>
+        <w:rPr>
+          <w:rFonts w:eastAsia="Times New Roman" w:cs="Times New Roman"/>
+          <w:szCs w:val="28"/>
+          <w:lang w:val="ru-BY" w:eastAsia="ru-BY"/>
+        </w:rPr>
+        <w:t>push</w:t>
+      </w:r>
+      <w:proofErr w:type="spellEnd"/>
+      <w:r>
+        <w:rPr>
+          <w:rFonts w:eastAsia="Times New Roman" w:cs="Times New Roman"/>
+          <w:szCs w:val="28"/>
+          <w:lang w:val="ru-BY" w:eastAsia="ru-BY"/>
+        </w:rPr>
+        <w:t xml:space="preserve">-уведомления каждому пользователю независимо от того, открыто ли десктопное приложение или нет, причём текст уведомлений формируется на сервере с учётом текущего статуса и приоритета. Все команды и входящие уведомления проходят исключительно через </w:t>
+      </w:r>
+      <w:proofErr w:type="spellStart"/>
+      <w:r>
+        <w:rPr>
+          <w:rFonts w:eastAsia="Times New Roman" w:cs="Times New Roman"/>
+          <w:szCs w:val="28"/>
+          <w:lang w:val="ru-BY" w:eastAsia="ru-BY"/>
+        </w:rPr>
+        <w:t>WebSocket</w:t>
+      </w:r>
+      <w:proofErr w:type="spellEnd"/>
+      <w:r>
+        <w:rPr>
+          <w:rFonts w:eastAsia="Times New Roman" w:cs="Times New Roman"/>
+          <w:szCs w:val="28"/>
+          <w:lang w:val="ru-BY" w:eastAsia="ru-BY"/>
+        </w:rPr>
+        <w:t xml:space="preserve">-соединение с сервером приложений, который гарантирует стопроцентную синхронизацию статусов документов между ботом и десктопным клиентом в реальном времени, исключая расхождения данных. </w:t>
+      </w:r>
+      <w:proofErr w:type="spellStart"/>
+      <w:r>
+        <w:rPr>
+          <w:rFonts w:eastAsia="Times New Roman" w:cs="Times New Roman"/>
+          <w:szCs w:val="28"/>
+          <w:lang w:val="ru-BY" w:eastAsia="ru-BY"/>
+        </w:rPr>
+        <w:t>Нейросетевая</w:t>
+      </w:r>
+      <w:proofErr w:type="spellEnd"/>
+      <w:r>
+        <w:rPr>
+          <w:rFonts w:eastAsia="Times New Roman" w:cs="Times New Roman"/>
+          <w:szCs w:val="28"/>
+          <w:lang w:val="ru-BY" w:eastAsia="ru-BY"/>
+        </w:rPr>
+        <w:t xml:space="preserve"> подсистема никогда не вызывается ботом напрямую </w:t>
+      </w:r>
+      <w:r>
+        <w:rPr>
+          <w:rFonts w:eastAsia="Times New Roman" w:cs="Times New Roman"/>
+          <w:szCs w:val="28"/>
+          <w:lang w:val="ru-BY" w:eastAsia="ru-BY"/>
+        </w:rPr>
+        <w:t>–</w:t>
+      </w:r>
+      <w:r>
+        <w:rPr>
+          <w:rFonts w:eastAsia="Times New Roman" w:cs="Times New Roman"/>
+          <w:szCs w:val="28"/>
+          <w:lang w:val="ru-BY" w:eastAsia="ru-BY"/>
+        </w:rPr>
+        <w:t xml:space="preserve"> только через сервер при командах /</w:t>
+      </w:r>
+      <w:proofErr w:type="spellStart"/>
+      <w:r>
+        <w:rPr>
+          <w:rFonts w:eastAsia="Times New Roman" w:cs="Times New Roman"/>
+          <w:szCs w:val="28"/>
+          <w:lang w:val="ru-BY" w:eastAsia="ru-BY"/>
+        </w:rPr>
+        <w:t>scan</w:t>
+      </w:r>
+      <w:proofErr w:type="spellEnd"/>
+      <w:r>
+        <w:rPr>
+          <w:rFonts w:eastAsia="Times New Roman" w:cs="Times New Roman"/>
+          <w:szCs w:val="28"/>
+          <w:lang w:val="ru-BY" w:eastAsia="ru-BY"/>
+        </w:rPr>
+        <w:t xml:space="preserve"> и /</w:t>
+      </w:r>
+      <w:proofErr w:type="spellStart"/>
+      <w:r>
+        <w:rPr>
+          <w:rFonts w:eastAsia="Times New Roman" w:cs="Times New Roman"/>
+          <w:szCs w:val="28"/>
+          <w:lang w:val="ru-BY" w:eastAsia="ru-BY"/>
+        </w:rPr>
+        <w:t>auto_doc</w:t>
+      </w:r>
+      <w:proofErr w:type="spellEnd"/>
+      <w:r>
+        <w:rPr>
+          <w:rFonts w:eastAsia="Times New Roman" w:cs="Times New Roman"/>
+          <w:szCs w:val="28"/>
+          <w:lang w:val="ru-BY" w:eastAsia="ru-BY"/>
+        </w:rPr>
+        <w:t xml:space="preserve">, после чего готовый </w:t>
+      </w:r>
+      <w:proofErr w:type="spellStart"/>
+      <w:r>
+        <w:rPr>
+          <w:rFonts w:eastAsia="Times New Roman" w:cs="Times New Roman"/>
+          <w:szCs w:val="28"/>
+          <w:lang w:val="ru-BY" w:eastAsia="ru-BY"/>
+        </w:rPr>
+        <w:t>pdf</w:t>
+      </w:r>
+      <w:proofErr w:type="spellEnd"/>
+      <w:r>
+        <w:rPr>
+          <w:rFonts w:eastAsia="Times New Roman" w:cs="Times New Roman"/>
+          <w:szCs w:val="28"/>
+          <w:lang w:val="ru-BY" w:eastAsia="ru-BY"/>
+        </w:rPr>
+        <w:t xml:space="preserve">-файл возвращается в чат пользователя в течение трёх-семи секунд и одновременно сохраняется в базу данных как новый документ с автоматически подставленными получателями, тегами и дедлайнами. Таким образом, бот выступает не просто дополнением, а полноценным параллельным каналом, обеспечивающим полную мобильность пользователей, оперативную реакцию на события и </w:t>
+      </w:r>
+      <w:proofErr w:type="spellStart"/>
+      <w:r>
+        <w:rPr>
+          <w:rFonts w:eastAsia="Times New Roman" w:cs="Times New Roman"/>
+          <w:szCs w:val="28"/>
+          <w:lang w:val="ru-BY" w:eastAsia="ru-BY"/>
+        </w:rPr>
+        <w:t>seamless</w:t>
+      </w:r>
+      <w:proofErr w:type="spellEnd"/>
+      <w:r>
+        <w:rPr>
+          <w:rFonts w:eastAsia="Times New Roman" w:cs="Times New Roman"/>
+          <w:szCs w:val="28"/>
+          <w:lang w:val="ru-BY" w:eastAsia="ru-BY"/>
+        </w:rPr>
+        <w:t xml:space="preserve"> интеграцию с десктопной частью системы без потери целостности данных.</w:t>
+      </w:r>
+    </w:p>
+    <w:p>
+      <w:pPr>
+        <w:ind w:firstLine="709"/>
+        <w:jc w:val="both"/>
+        <w:rPr>
+          <w:szCs w:val="28"/>
+          <w:lang w:val="ru-BY" w:eastAsia="ru-BY"/>
+        </w:rPr>
+      </w:pPr>
+    </w:p>
+    <w:p>
+      <w:pPr>
+        <w:ind w:firstLine="709"/>
+        <w:jc w:val="both"/>
+        <w:rPr>
+          <w:szCs w:val="28"/>
+          <w:lang w:val="ru-BY"/>
+        </w:rPr>
+      </w:pPr>
+    </w:p>
+    <w:p>
+      <w:pPr>
+        <w:pStyle w:val="Heading2"/>
+      </w:pPr>
+      <w:r>
+        <w:t>2.3 Сервер приложений</w:t>
+      </w:r>
+    </w:p>
+    <w:p>
+      <w:pPr>
+        <w:ind w:firstLine="709"/>
+        <w:jc w:val="both"/>
+        <w:rPr>
+          <w:szCs w:val="28"/>
+        </w:rPr>
+      </w:pPr>
+    </w:p>
+    <w:p>
+      <w:pPr>
+        <w:ind w:firstLine="709"/>
+        <w:jc w:val="both"/>
+        <w:rPr>
+          <w:rFonts w:eastAsia="Times New Roman" w:cs="Times New Roman"/>
+          <w:szCs w:val="28"/>
+          <w:lang w:val="ru-BY" w:eastAsia="ru-BY"/>
+        </w:rPr>
+      </w:pPr>
+      <w:r>
+        <w:rPr>
+          <w:rFonts w:eastAsia="Times New Roman" w:cs="Times New Roman"/>
+          <w:szCs w:val="28"/>
+          <w:lang w:val="ru-BY" w:eastAsia="ru-BY"/>
+        </w:rPr>
+        <w:t xml:space="preserve">Сервер приложений, реализованный на </w:t>
+      </w:r>
+      <w:proofErr w:type="spellStart"/>
+      <w:r>
+        <w:rPr>
+          <w:rFonts w:eastAsia="Times New Roman" w:cs="Times New Roman"/>
+          <w:szCs w:val="28"/>
+          <w:lang w:val="ru-BY" w:eastAsia="ru-BY"/>
+        </w:rPr>
+        <w:t>Python</w:t>
+      </w:r>
+      <w:proofErr w:type="spellEnd"/>
+      <w:r>
+        <w:rPr>
+          <w:rFonts w:eastAsia="Times New Roman" w:cs="Times New Roman"/>
+          <w:szCs w:val="28"/>
+          <w:lang w:val="ru-BY" w:eastAsia="ru-BY"/>
+        </w:rPr>
+        <w:t xml:space="preserve"> с использованием </w:t>
+      </w:r>
+      <w:proofErr w:type="spellStart"/>
+      <w:r>
+        <w:rPr>
+          <w:rFonts w:eastAsia="Times New Roman" w:cs="Times New Roman"/>
+          <w:szCs w:val="28"/>
+          <w:lang w:val="ru-BY" w:eastAsia="ru-BY"/>
+        </w:rPr>
+        <w:t>FastAPI</w:t>
+      </w:r>
+      <w:proofErr w:type="spellEnd"/>
+      <w:r>
+        <w:rPr>
+          <w:rFonts w:eastAsia="Times New Roman" w:cs="Times New Roman"/>
+          <w:szCs w:val="28"/>
+          <w:lang w:val="ru-BY" w:eastAsia="ru-BY"/>
+        </w:rPr>
+        <w:t xml:space="preserve"> и </w:t>
+      </w:r>
+      <w:proofErr w:type="spellStart"/>
+      <w:r>
+        <w:rPr>
+          <w:rFonts w:eastAsia="Times New Roman" w:cs="Times New Roman"/>
+          <w:szCs w:val="28"/>
+          <w:lang w:val="ru-BY" w:eastAsia="ru-BY"/>
+        </w:rPr>
+        <w:t>AsyncIO</w:t>
+      </w:r>
+      <w:proofErr w:type="spellEnd"/>
+      <w:r>
+        <w:rPr>
+          <w:rFonts w:eastAsia="Times New Roman" w:cs="Times New Roman"/>
+          <w:szCs w:val="28"/>
+          <w:lang w:val="ru-BY" w:eastAsia="ru-BY"/>
+        </w:rPr>
+        <w:t xml:space="preserve"> для максимальной производительности, является единственным центральным узлом всей системы и обрабатывает абсолютно все входящие запросы от клиентских компонентов, выступая одновременно и оркестратором, и единственной точкой принятия решений. Он принимает обращения от десктопного приложения через комбинацию </w:t>
+      </w:r>
+      <w:proofErr w:type="spellStart"/>
+      <w:r>
+        <w:rPr>
+          <w:rFonts w:eastAsia="Times New Roman" w:cs="Times New Roman"/>
+          <w:szCs w:val="28"/>
+          <w:lang w:val="ru-BY" w:eastAsia="ru-BY"/>
+        </w:rPr>
+        <w:t>WebSocket</w:t>
+      </w:r>
+      <w:proofErr w:type="spellEnd"/>
+      <w:r>
+        <w:rPr>
+          <w:rFonts w:eastAsia="Times New Roman" w:cs="Times New Roman"/>
+          <w:szCs w:val="28"/>
+          <w:lang w:val="ru-BY" w:eastAsia="ru-BY"/>
+        </w:rPr>
+        <w:t xml:space="preserve"> для реального времени и REST для начальной загрузки данных, а от </w:t>
+      </w:r>
+      <w:proofErr w:type="spellStart"/>
+      <w:r>
+        <w:rPr>
+          <w:rFonts w:eastAsia="Times New Roman" w:cs="Times New Roman"/>
+          <w:szCs w:val="28"/>
+          <w:lang w:val="ru-BY" w:eastAsia="ru-BY"/>
+        </w:rPr>
+        <w:t>Telegram</w:t>
+      </w:r>
+      <w:proofErr w:type="spellEnd"/>
+      <w:r>
+        <w:rPr>
+          <w:rFonts w:eastAsia="Times New Roman" w:cs="Times New Roman"/>
+          <w:szCs w:val="28"/>
+          <w:lang w:val="ru-BY" w:eastAsia="ru-BY"/>
+        </w:rPr>
+        <w:t xml:space="preserve">-бота </w:t>
+      </w:r>
+      <w:r>
+        <w:rPr>
+          <w:rFonts w:eastAsia="Times New Roman" w:cs="Times New Roman"/>
+          <w:szCs w:val="28"/>
+          <w:lang w:val="ru-BY" w:eastAsia="ru-BY"/>
+        </w:rPr>
+        <w:t>–</w:t>
+      </w:r>
+      <w:r>
+        <w:rPr>
+          <w:rFonts w:eastAsia="Times New Roman" w:cs="Times New Roman"/>
+          <w:szCs w:val="28"/>
+          <w:lang w:val="ru-BY" w:eastAsia="ru-BY"/>
+        </w:rPr>
+        <w:t xml:space="preserve"> через </w:t>
+      </w:r>
+      <w:proofErr w:type="spellStart"/>
+      <w:r>
+        <w:rPr>
+          <w:rFonts w:eastAsia="Times New Roman" w:cs="Times New Roman"/>
+          <w:szCs w:val="28"/>
+          <w:lang w:val="ru-BY" w:eastAsia="ru-BY"/>
+        </w:rPr>
+        <w:t>Telegram</w:t>
+      </w:r>
+      <w:proofErr w:type="spellEnd"/>
+      <w:r>
+        <w:rPr>
+          <w:rFonts w:eastAsia="Times New Roman" w:cs="Times New Roman"/>
+          <w:szCs w:val="28"/>
+          <w:lang w:val="ru-BY" w:eastAsia="ru-BY"/>
+        </w:rPr>
+        <w:t xml:space="preserve"> </w:t>
+      </w:r>
+      <w:proofErr w:type="spellStart"/>
+      <w:r>
+        <w:rPr>
+          <w:rFonts w:eastAsia="Times New Roman" w:cs="Times New Roman"/>
+          <w:szCs w:val="28"/>
+          <w:lang w:val="ru-BY" w:eastAsia="ru-BY"/>
+        </w:rPr>
+        <w:t>Bot</w:t>
+      </w:r>
+      <w:proofErr w:type="spellEnd"/>
+      <w:r>
+        <w:rPr>
+          <w:rFonts w:eastAsia="Times New Roman" w:cs="Times New Roman"/>
+          <w:szCs w:val="28"/>
+          <w:lang w:val="ru-BY" w:eastAsia="ru-BY"/>
+        </w:rPr>
+        <w:t xml:space="preserve"> API и </w:t>
+      </w:r>
+      <w:proofErr w:type="spellStart"/>
+      <w:r>
+        <w:rPr>
+          <w:rFonts w:eastAsia="Times New Roman" w:cs="Times New Roman"/>
+          <w:szCs w:val="28"/>
+          <w:lang w:val="ru-BY" w:eastAsia="ru-BY"/>
+        </w:rPr>
+        <w:t>Webhook</w:t>
+      </w:r>
+      <w:proofErr w:type="spellEnd"/>
+      <w:r>
+        <w:rPr>
+          <w:rFonts w:eastAsia="Times New Roman" w:cs="Times New Roman"/>
+          <w:szCs w:val="28"/>
+          <w:lang w:val="ru-BY" w:eastAsia="ru-BY"/>
+        </w:rPr>
+        <w:t xml:space="preserve">, направляя каждый запрос в соответствующий </w:t>
+      </w:r>
+      <w:proofErr w:type="spellStart"/>
+      <w:r>
+        <w:rPr>
+          <w:rFonts w:eastAsia="Times New Roman" w:cs="Times New Roman"/>
+          <w:szCs w:val="28"/>
+          <w:lang w:val="ru-BY" w:eastAsia="ru-BY"/>
+        </w:rPr>
+        <w:t>эндпоинт</w:t>
+      </w:r>
+      <w:proofErr w:type="spellEnd"/>
+      <w:r>
+        <w:rPr>
+          <w:rFonts w:eastAsia="Times New Roman" w:cs="Times New Roman"/>
+          <w:szCs w:val="28"/>
+          <w:lang w:val="ru-BY" w:eastAsia="ru-BY"/>
+        </w:rPr>
+        <w:t xml:space="preserve"> для дальнейшей обработки. При любом действии пользователя сервер последовательно выполняет жёсткую цепочку шагов: сначала проверяет права доступа через специализированный модуль ролей, затем вызывает необходимые внутренние модули для бизнес-логики, фиксирует изменения в </w:t>
+      </w:r>
+      <w:proofErr w:type="spellStart"/>
+      <w:r>
+        <w:rPr>
+          <w:rFonts w:eastAsia="Times New Roman" w:cs="Times New Roman"/>
+          <w:szCs w:val="28"/>
+          <w:lang w:val="ru-BY" w:eastAsia="ru-BY"/>
+        </w:rPr>
+        <w:t>PostgreSQL</w:t>
+      </w:r>
+      <w:proofErr w:type="spellEnd"/>
+      <w:r>
+        <w:rPr>
+          <w:rFonts w:eastAsia="Times New Roman" w:cs="Times New Roman"/>
+          <w:szCs w:val="28"/>
+          <w:lang w:val="ru-BY" w:eastAsia="ru-BY"/>
+        </w:rPr>
+        <w:t xml:space="preserve"> через пул соединений, и только после этого мгновенно рассылает обновления по </w:t>
+      </w:r>
+      <w:proofErr w:type="spellStart"/>
+      <w:r>
+        <w:rPr>
+          <w:rFonts w:eastAsia="Times New Roman" w:cs="Times New Roman"/>
+          <w:szCs w:val="28"/>
+          <w:lang w:val="ru-BY" w:eastAsia="ru-BY"/>
+        </w:rPr>
+        <w:t>WebSocket</w:t>
+      </w:r>
+      <w:proofErr w:type="spellEnd"/>
+      <w:r>
+        <w:rPr>
+          <w:rFonts w:eastAsia="Times New Roman" w:cs="Times New Roman"/>
+          <w:szCs w:val="28"/>
+          <w:lang w:val="ru-BY" w:eastAsia="ru-BY"/>
+        </w:rPr>
+        <w:t xml:space="preserve"> всем подключённым клиентам и боту, гарантируя, что каждый участник системы видит актуальную картину без задержек.</w:t>
+      </w:r>
+    </w:p>
+    <w:p>
+      <w:pPr>
+        <w:ind w:firstLine="709"/>
+        <w:jc w:val="both"/>
+        <w:rPr>
+          <w:rFonts w:eastAsia="Times New Roman" w:cs="Times New Roman"/>
+          <w:szCs w:val="28"/>
+          <w:lang w:val="ru-BY" w:eastAsia="ru-BY"/>
+        </w:rPr>
+      </w:pPr>
+      <w:r>
+        <w:rPr>
+          <w:rFonts w:eastAsia="Times New Roman" w:cs="Times New Roman"/>
+          <w:szCs w:val="28"/>
+          <w:lang w:val="ru-BY" w:eastAsia="ru-BY"/>
+        </w:rPr>
+        <w:t xml:space="preserve">Сервер выступает единственной точкой доступа к базе данных, модулю </w:t>
+      </w:r>
+      <w:proofErr w:type="spellStart"/>
+      <w:r>
+        <w:rPr>
+          <w:rFonts w:eastAsia="Times New Roman" w:cs="Times New Roman"/>
+          <w:szCs w:val="28"/>
+          <w:lang w:val="ru-BY" w:eastAsia="ru-BY"/>
+        </w:rPr>
+        <w:t>нейросетевого</w:t>
+      </w:r>
+      <w:proofErr w:type="spellEnd"/>
+      <w:r>
+        <w:rPr>
+          <w:rFonts w:eastAsia="Times New Roman" w:cs="Times New Roman"/>
+          <w:szCs w:val="28"/>
+          <w:lang w:val="ru-BY" w:eastAsia="ru-BY"/>
+        </w:rPr>
+        <w:t xml:space="preserve"> анализа, модулю авторизации, управления документами, уведомлений и ролей, полностью исключая прямые соединения клиентов с хранилищем и тем самым предотвращая возможные утечки или несогласованность данных. Именно через него происходит вызов </w:t>
+      </w:r>
+      <w:proofErr w:type="spellStart"/>
+      <w:r>
+        <w:rPr>
+          <w:rFonts w:eastAsia="Times New Roman" w:cs="Times New Roman"/>
+          <w:szCs w:val="28"/>
+          <w:lang w:val="ru-BY" w:eastAsia="ru-BY"/>
+        </w:rPr>
+        <w:lastRenderedPageBreak/>
+        <w:t>нейросетевого</w:t>
+      </w:r>
+      <w:proofErr w:type="spellEnd"/>
+      <w:r>
+        <w:rPr>
+          <w:rFonts w:eastAsia="Times New Roman" w:cs="Times New Roman"/>
+          <w:szCs w:val="28"/>
+          <w:lang w:val="ru-BY" w:eastAsia="ru-BY"/>
+        </w:rPr>
+        <w:t xml:space="preserve"> анализа при загрузке изображений из бота, генерация ежедневных уведомлений ровно в девять утра по расписанию, пересчёт статусов документов при множественном утверждении и динамическое обновление приоритетов с учётом тегов и дедлайнов. В типичном сценарии создания документа сервер принимает данные от десктопа или бота, проверяет права автора, сохраняет запись в базу, запускает </w:t>
+      </w:r>
+      <w:proofErr w:type="spellStart"/>
+      <w:r>
+        <w:rPr>
+          <w:rFonts w:eastAsia="Times New Roman" w:cs="Times New Roman"/>
+          <w:szCs w:val="28"/>
+          <w:lang w:val="ru-BY" w:eastAsia="ru-BY"/>
+        </w:rPr>
+        <w:t>нейросетевую</w:t>
+      </w:r>
+      <w:proofErr w:type="spellEnd"/>
+      <w:r>
+        <w:rPr>
+          <w:rFonts w:eastAsia="Times New Roman" w:cs="Times New Roman"/>
+          <w:szCs w:val="28"/>
+          <w:lang w:val="ru-BY" w:eastAsia="ru-BY"/>
+        </w:rPr>
+        <w:t xml:space="preserve"> обработку при необходимости, рассылает уведомления всем получателям и обновляет таблицу в десктопном клиенте за доли секунды. Такая централизованная архитектура с использованием асинхронных задач и потоков для бота и бэкапов обеспечивает стабильную работу даже при одновременном подключении более ста пользователей, исключая прямой доступ к хранилищу и поддерживая полную согласованность информации во всех компонентах системы.</w:t>
+      </w:r>
+    </w:p>
+    <w:p>
+      <w:pPr>
+        <w:ind w:firstLine="709"/>
+        <w:jc w:val="both"/>
+        <w:rPr>
+          <w:szCs w:val="28"/>
+          <w:lang w:val="ru-BY"/>
+        </w:rPr>
+      </w:pPr>
+    </w:p>
+    <w:p>
+      <w:pPr>
+        <w:ind w:firstLine="709"/>
+        <w:jc w:val="both"/>
+        <w:rPr>
+          <w:szCs w:val="28"/>
+        </w:rPr>
+      </w:pPr>
+    </w:p>
+    <w:p>
+      <w:pPr>
+        <w:pStyle w:val="Heading2"/>
+      </w:pPr>
+      <w:r>
+        <w:t xml:space="preserve">2.4 База данных </w:t>
+      </w:r>
+      <w:proofErr w:type="spellStart"/>
+      <w:r>
+        <w:t>PostgreSQL</w:t>
+      </w:r>
+      <w:proofErr w:type="spellEnd"/>
+    </w:p>
+    <w:p>
+      <w:pPr>
+        <w:ind w:firstLine="709"/>
+        <w:jc w:val="both"/>
+        <w:rPr>
+          <w:szCs w:val="28"/>
+        </w:rPr>
+      </w:pPr>
+    </w:p>
+    <w:p>
+      <w:pPr>
+        <w:ind w:firstLine="709"/>
+        <w:jc w:val="both"/>
+        <w:rPr>
+          <w:rFonts w:eastAsia="Times New Roman" w:cs="Times New Roman"/>
+          <w:szCs w:val="28"/>
+          <w:lang w:val="ru-BY" w:eastAsia="ru-BY"/>
+        </w:rPr>
+      </w:pPr>
+      <w:r>
+        <w:rPr>
+          <w:rFonts w:eastAsia="Times New Roman" w:cs="Times New Roman"/>
+          <w:szCs w:val="28"/>
+          <w:lang w:val="ru-BY" w:eastAsia="ru-BY"/>
+        </w:rPr>
+        <w:t xml:space="preserve">База данных </w:t>
+      </w:r>
+      <w:proofErr w:type="spellStart"/>
+      <w:r>
+        <w:rPr>
+          <w:rFonts w:eastAsia="Times New Roman" w:cs="Times New Roman"/>
+          <w:szCs w:val="28"/>
+          <w:lang w:val="ru-BY" w:eastAsia="ru-BY"/>
+        </w:rPr>
+        <w:t>PostgreSQL</w:t>
+      </w:r>
+      <w:proofErr w:type="spellEnd"/>
+      <w:r>
+        <w:rPr>
+          <w:rFonts w:eastAsia="Times New Roman" w:cs="Times New Roman"/>
+          <w:szCs w:val="28"/>
+          <w:lang w:val="ru-BY" w:eastAsia="ru-BY"/>
+        </w:rPr>
+        <w:t xml:space="preserve"> выступает единым и единственным хранилищем всех данных системы, обеспечивая строгую целостность через систему </w:t>
+      </w:r>
+      <w:proofErr w:type="spellStart"/>
+      <w:r>
+        <w:rPr>
+          <w:rFonts w:eastAsia="Times New Roman" w:cs="Times New Roman"/>
+          <w:szCs w:val="28"/>
+          <w:lang w:val="ru-BY" w:eastAsia="ru-BY"/>
+        </w:rPr>
+        <w:t>foreign</w:t>
+      </w:r>
+      <w:proofErr w:type="spellEnd"/>
+      <w:r>
+        <w:rPr>
+          <w:rFonts w:eastAsia="Times New Roman" w:cs="Times New Roman"/>
+          <w:szCs w:val="28"/>
+          <w:lang w:val="ru-BY" w:eastAsia="ru-BY"/>
+        </w:rPr>
+        <w:t xml:space="preserve"> </w:t>
+      </w:r>
+      <w:proofErr w:type="spellStart"/>
+      <w:r>
+        <w:rPr>
+          <w:rFonts w:eastAsia="Times New Roman" w:cs="Times New Roman"/>
+          <w:szCs w:val="28"/>
+          <w:lang w:val="ru-BY" w:eastAsia="ru-BY"/>
+        </w:rPr>
+        <w:t>keys</w:t>
+      </w:r>
+      <w:proofErr w:type="spellEnd"/>
+      <w:r>
+        <w:rPr>
+          <w:rFonts w:eastAsia="Times New Roman" w:cs="Times New Roman"/>
+          <w:szCs w:val="28"/>
+          <w:lang w:val="ru-BY" w:eastAsia="ru-BY"/>
+        </w:rPr>
+        <w:t xml:space="preserve">, автоматические триггеры и хранимые процедуры, которые предотвращают нарушение связей даже при параллельных операциях. В ней хранятся полные профили пользователей с привязкой номеров телефонов под уникальным индексом для мгновенного поиска при авторизации, записи о всех документах с использованием JSONB-полей для динамических атрибутов шаблонов и </w:t>
+      </w:r>
+      <w:proofErr w:type="spellStart"/>
+      <w:r>
+        <w:rPr>
+          <w:rFonts w:eastAsia="Times New Roman" w:cs="Times New Roman"/>
+          <w:szCs w:val="28"/>
+          <w:lang w:val="ru-BY" w:eastAsia="ru-BY"/>
+        </w:rPr>
+        <w:t>binary</w:t>
+      </w:r>
+      <w:proofErr w:type="spellEnd"/>
+      <w:r>
+        <w:rPr>
+          <w:rFonts w:eastAsia="Times New Roman" w:cs="Times New Roman"/>
+          <w:szCs w:val="28"/>
+          <w:lang w:val="ru-BY" w:eastAsia="ru-BY"/>
+        </w:rPr>
+        <w:t xml:space="preserve">-полей либо путей к хранилищу для вложенных файлов, полная история правок и изменений статусов в отдельной таблице </w:t>
+      </w:r>
+      <w:proofErr w:type="spellStart"/>
+      <w:r>
+        <w:rPr>
+          <w:rFonts w:eastAsia="Times New Roman" w:cs="Times New Roman"/>
+          <w:szCs w:val="28"/>
+          <w:lang w:val="ru-BY" w:eastAsia="ru-BY"/>
+        </w:rPr>
+        <w:t>audit_log</w:t>
+      </w:r>
+      <w:proofErr w:type="spellEnd"/>
+      <w:r>
+        <w:rPr>
+          <w:rFonts w:eastAsia="Times New Roman" w:cs="Times New Roman"/>
+          <w:szCs w:val="28"/>
+          <w:lang w:val="ru-BY" w:eastAsia="ru-BY"/>
+        </w:rPr>
+        <w:t xml:space="preserve"> для аудита и восстановления, списки получателей, теги, дедлайны, записи переработок сотрудников, а также полностью иерархическая структура организации с </w:t>
+      </w:r>
+      <w:proofErr w:type="spellStart"/>
+      <w:r>
+        <w:rPr>
+          <w:rFonts w:eastAsia="Times New Roman" w:cs="Times New Roman"/>
+          <w:szCs w:val="28"/>
+          <w:lang w:val="ru-BY" w:eastAsia="ru-BY"/>
+        </w:rPr>
+        <w:t>self-referential</w:t>
+      </w:r>
+      <w:proofErr w:type="spellEnd"/>
+      <w:r>
+        <w:rPr>
+          <w:rFonts w:eastAsia="Times New Roman" w:cs="Times New Roman"/>
+          <w:szCs w:val="28"/>
+          <w:lang w:val="ru-BY" w:eastAsia="ru-BY"/>
+        </w:rPr>
+        <w:t xml:space="preserve"> связями от отделов к подразделениям и организациям, что позволяет корректно применять права руководителей любого уровня.</w:t>
+      </w:r>
+    </w:p>
+    <w:p>
+      <w:pPr>
+        <w:ind w:firstLine="709"/>
+        <w:jc w:val="both"/>
+        <w:rPr>
+          <w:rFonts w:eastAsia="Times New Roman" w:cs="Times New Roman"/>
+          <w:szCs w:val="28"/>
+          <w:lang w:val="ru-BY" w:eastAsia="ru-BY"/>
+        </w:rPr>
+      </w:pPr>
+      <w:r>
+        <w:rPr>
+          <w:rFonts w:eastAsia="Times New Roman" w:cs="Times New Roman"/>
+          <w:szCs w:val="28"/>
+          <w:lang w:val="ru-BY" w:eastAsia="ru-BY"/>
+        </w:rPr>
+        <w:t xml:space="preserve">Все операции чтения и записи в базу выполняются исключительно через сервер приложений по пулу соединений, который управляет очередями запросов и предотвращает блокировку таблиц при высокой нагрузке. Автоматические триггеры базы самостоятельно пересчитывают статусы документов при множественном утверждении, меняя значение с «Утверждён» при одном получателе на «Частично утверждён» до полного подтверждения всеми участниками, обновляют приоритеты документов в зависимости от тегов и приближающихся дедлайнов, сохраняют комментарии при перенаправлении и фиксируют историю изменений. Иерархические связи между таблицами гарантируют, что при любом редактировании структуры организации права начальников применяются корректно и без дополнительных проверок на стороне клиента. Сервер постоянно взаимодействует с базой, извлекая данные для заполнения таблиц десктопного приложения, формируя персонализированные уведомления для бота и </w:t>
+      </w:r>
+      <w:r>
+        <w:rPr>
+          <w:rFonts w:eastAsia="Times New Roman" w:cs="Times New Roman"/>
+          <w:szCs w:val="28"/>
+          <w:lang w:val="ru-BY" w:eastAsia="ru-BY"/>
+        </w:rPr>
+        <w:lastRenderedPageBreak/>
+        <w:t xml:space="preserve">возвращая результаты </w:t>
+      </w:r>
+      <w:proofErr w:type="spellStart"/>
+      <w:r>
+        <w:rPr>
+          <w:rFonts w:eastAsia="Times New Roman" w:cs="Times New Roman"/>
+          <w:szCs w:val="28"/>
+          <w:lang w:val="ru-BY" w:eastAsia="ru-BY"/>
+        </w:rPr>
+        <w:t>нейросетевого</w:t>
+      </w:r>
+      <w:proofErr w:type="spellEnd"/>
+      <w:r>
+        <w:rPr>
+          <w:rFonts w:eastAsia="Times New Roman" w:cs="Times New Roman"/>
+          <w:szCs w:val="28"/>
+          <w:lang w:val="ru-BY" w:eastAsia="ru-BY"/>
+        </w:rPr>
+        <w:t xml:space="preserve"> анализа в виде готовых документов со всеми связанными атрибутами, включая статус, теги и получателей. Такая архитектура хранения обеспечивает атомарность транзакций, быстрый поиск по индексам и возможность восстановления данных даже после сбоев, делая базу надёжным фундаментом для всей системы.</w:t>
+      </w:r>
+    </w:p>
+    <w:p>
+      <w:pPr>
+        <w:ind w:firstLine="709"/>
+        <w:jc w:val="both"/>
+        <w:rPr>
+          <w:szCs w:val="28"/>
+          <w:lang w:val="ru-BY" w:eastAsia="ru-BY"/>
+        </w:rPr>
+      </w:pPr>
+    </w:p>
+    <w:p>
+      <w:pPr>
+        <w:pStyle w:val="Heading2"/>
+      </w:pPr>
+      <w:r>
+        <w:t xml:space="preserve">2.5 Модуль </w:t>
+      </w:r>
+      <w:proofErr w:type="spellStart"/>
+      <w:r>
+        <w:t>нейросетевого</w:t>
+      </w:r>
+      <w:proofErr w:type="spellEnd"/>
+      <w:r>
+        <w:t xml:space="preserve"> анализа изображений</w:t>
+      </w:r>
+    </w:p>
+    <w:p>
+      <w:pPr>
+        <w:ind w:firstLine="709"/>
+        <w:jc w:val="both"/>
+        <w:rPr>
+          <w:szCs w:val="28"/>
+        </w:rPr>
+      </w:pPr>
+    </w:p>
+    <w:p>
+      <w:pPr>
+        <w:ind w:firstLine="709"/>
+        <w:jc w:val="both"/>
+        <w:rPr>
+          <w:rFonts w:eastAsia="Times New Roman" w:cs="Times New Roman"/>
+          <w:szCs w:val="28"/>
+          <w:lang w:val="ru-BY" w:eastAsia="ru-BY"/>
+        </w:rPr>
+      </w:pPr>
+      <w:r>
+        <w:rPr>
+          <w:rFonts w:eastAsia="Times New Roman" w:cs="Times New Roman"/>
+          <w:szCs w:val="28"/>
+          <w:lang w:val="ru-BY" w:eastAsia="ru-BY"/>
+        </w:rPr>
+        <w:t xml:space="preserve">Модуль </w:t>
+      </w:r>
+      <w:proofErr w:type="spellStart"/>
+      <w:r>
+        <w:rPr>
+          <w:rFonts w:eastAsia="Times New Roman" w:cs="Times New Roman"/>
+          <w:szCs w:val="28"/>
+          <w:lang w:val="ru-BY" w:eastAsia="ru-BY"/>
+        </w:rPr>
+        <w:t>нейросетевого</w:t>
+      </w:r>
+      <w:proofErr w:type="spellEnd"/>
+      <w:r>
+        <w:rPr>
+          <w:rFonts w:eastAsia="Times New Roman" w:cs="Times New Roman"/>
+          <w:szCs w:val="28"/>
+          <w:lang w:val="ru-BY" w:eastAsia="ru-BY"/>
+        </w:rPr>
+        <w:t xml:space="preserve"> анализа изображений представляет собой отдельный </w:t>
+      </w:r>
+      <w:proofErr w:type="spellStart"/>
+      <w:r>
+        <w:rPr>
+          <w:rFonts w:eastAsia="Times New Roman" w:cs="Times New Roman"/>
+          <w:szCs w:val="28"/>
+          <w:lang w:val="ru-BY" w:eastAsia="ru-BY"/>
+        </w:rPr>
+        <w:t>микросервис</w:t>
+      </w:r>
+      <w:proofErr w:type="spellEnd"/>
+      <w:r>
+        <w:rPr>
+          <w:rFonts w:eastAsia="Times New Roman" w:cs="Times New Roman"/>
+          <w:szCs w:val="28"/>
+          <w:lang w:val="ru-BY" w:eastAsia="ru-BY"/>
+        </w:rPr>
+        <w:t xml:space="preserve"> на </w:t>
+      </w:r>
+      <w:proofErr w:type="spellStart"/>
+      <w:r>
+        <w:rPr>
+          <w:rFonts w:eastAsia="Times New Roman" w:cs="Times New Roman"/>
+          <w:szCs w:val="28"/>
+          <w:lang w:val="ru-BY" w:eastAsia="ru-BY"/>
+        </w:rPr>
+        <w:t>Python</w:t>
+      </w:r>
+      <w:proofErr w:type="spellEnd"/>
+      <w:r>
+        <w:rPr>
+          <w:rFonts w:eastAsia="Times New Roman" w:cs="Times New Roman"/>
+          <w:szCs w:val="28"/>
+          <w:lang w:val="ru-BY" w:eastAsia="ru-BY"/>
+        </w:rPr>
+        <w:t xml:space="preserve">, использующий </w:t>
+      </w:r>
+      <w:proofErr w:type="spellStart"/>
+      <w:r>
+        <w:rPr>
+          <w:rFonts w:eastAsia="Times New Roman" w:cs="Times New Roman"/>
+          <w:szCs w:val="28"/>
+          <w:lang w:val="ru-BY" w:eastAsia="ru-BY"/>
+        </w:rPr>
+        <w:t>Tesseract</w:t>
+      </w:r>
+      <w:proofErr w:type="spellEnd"/>
+      <w:r>
+        <w:rPr>
+          <w:rFonts w:eastAsia="Times New Roman" w:cs="Times New Roman"/>
+          <w:szCs w:val="28"/>
+          <w:lang w:val="ru-BY" w:eastAsia="ru-BY"/>
+        </w:rPr>
+        <w:t xml:space="preserve"> в сочетании с </w:t>
+      </w:r>
+      <w:proofErr w:type="spellStart"/>
+      <w:r>
+        <w:rPr>
+          <w:rFonts w:eastAsia="Times New Roman" w:cs="Times New Roman"/>
+          <w:szCs w:val="28"/>
+          <w:lang w:val="ru-BY" w:eastAsia="ru-BY"/>
+        </w:rPr>
+        <w:t>кастомной</w:t>
+      </w:r>
+      <w:proofErr w:type="spellEnd"/>
+      <w:r>
+        <w:rPr>
+          <w:rFonts w:eastAsia="Times New Roman" w:cs="Times New Roman"/>
+          <w:szCs w:val="28"/>
+          <w:lang w:val="ru-BY" w:eastAsia="ru-BY"/>
+        </w:rPr>
+        <w:t xml:space="preserve"> OCR-моделью для максимальной точности распознавания, и выполняет автоматическое извлечение текста и ключевых данных из фотографий и сканов документов. Он никогда не активируется напрямую из бота или десктопа </w:t>
+      </w:r>
+      <w:r>
+        <w:rPr>
+          <w:rFonts w:eastAsia="Times New Roman" w:cs="Times New Roman"/>
+          <w:szCs w:val="28"/>
+          <w:lang w:val="ru-BY" w:eastAsia="ru-BY"/>
+        </w:rPr>
+        <w:t>–</w:t>
+      </w:r>
+      <w:r>
+        <w:rPr>
+          <w:rFonts w:eastAsia="Times New Roman" w:cs="Times New Roman"/>
+          <w:szCs w:val="28"/>
+          <w:lang w:val="ru-BY" w:eastAsia="ru-BY"/>
+        </w:rPr>
+        <w:t xml:space="preserve"> только строго по запросу от сервера приложений при командах /</w:t>
+      </w:r>
+      <w:proofErr w:type="spellStart"/>
+      <w:r>
+        <w:rPr>
+          <w:rFonts w:eastAsia="Times New Roman" w:cs="Times New Roman"/>
+          <w:szCs w:val="28"/>
+          <w:lang w:val="ru-BY" w:eastAsia="ru-BY"/>
+        </w:rPr>
+        <w:t>scan</w:t>
+      </w:r>
+      <w:proofErr w:type="spellEnd"/>
+      <w:r>
+        <w:rPr>
+          <w:rFonts w:eastAsia="Times New Roman" w:cs="Times New Roman"/>
+          <w:szCs w:val="28"/>
+          <w:lang w:val="ru-BY" w:eastAsia="ru-BY"/>
+        </w:rPr>
+        <w:t xml:space="preserve"> или /</w:t>
+      </w:r>
+      <w:proofErr w:type="spellStart"/>
+      <w:r>
+        <w:rPr>
+          <w:rFonts w:eastAsia="Times New Roman" w:cs="Times New Roman"/>
+          <w:szCs w:val="28"/>
+          <w:lang w:val="ru-BY" w:eastAsia="ru-BY"/>
+        </w:rPr>
+        <w:t>auto_doc</w:t>
+      </w:r>
+      <w:proofErr w:type="spellEnd"/>
+      <w:r>
+        <w:rPr>
+          <w:rFonts w:eastAsia="Times New Roman" w:cs="Times New Roman"/>
+          <w:szCs w:val="28"/>
+          <w:lang w:val="ru-BY" w:eastAsia="ru-BY"/>
+        </w:rPr>
+        <w:t xml:space="preserve">, что позволяет централизованно управлять нагрузкой и очередью задач. Внутри модуля последовательно выполняются этапы обработки: сначала предобработка изображения с автоматическим поворотом, улучшением контраста и удалением шумов, затем распознавание текста с помощью нейросети, выделение значимых полей по заранее загруженным шаблонам документа </w:t>
+      </w:r>
+      <w:r>
+        <w:rPr>
+          <w:rFonts w:eastAsia="Times New Roman" w:cs="Times New Roman"/>
+          <w:szCs w:val="28"/>
+          <w:lang w:val="ru-BY" w:eastAsia="ru-BY"/>
+        </w:rPr>
+        <w:t>–</w:t>
+      </w:r>
+      <w:r>
+        <w:rPr>
+          <w:rFonts w:eastAsia="Times New Roman" w:cs="Times New Roman"/>
+          <w:szCs w:val="28"/>
+          <w:lang w:val="ru-BY" w:eastAsia="ru-BY"/>
+        </w:rPr>
+        <w:t xml:space="preserve"> номер, дата, сумма, ФИО, реквизиты и прочее, далее заполнение JSON-структуры будущего документа и генерация итогового </w:t>
+      </w:r>
+      <w:proofErr w:type="spellStart"/>
+      <w:r>
+        <w:rPr>
+          <w:rFonts w:eastAsia="Times New Roman" w:cs="Times New Roman"/>
+          <w:szCs w:val="28"/>
+          <w:lang w:val="ru-BY" w:eastAsia="ru-BY"/>
+        </w:rPr>
+        <w:t>pdf</w:t>
+      </w:r>
+      <w:proofErr w:type="spellEnd"/>
+      <w:r>
+        <w:rPr>
+          <w:rFonts w:eastAsia="Times New Roman" w:cs="Times New Roman"/>
+          <w:szCs w:val="28"/>
+          <w:lang w:val="ru-BY" w:eastAsia="ru-BY"/>
+        </w:rPr>
+        <w:t>-файла с наложением распознанного текста в нужных местах для сохранения визуальной целостности.</w:t>
+      </w:r>
+    </w:p>
+    <w:p>
+      <w:pPr>
+        <w:ind w:firstLine="709"/>
+        <w:jc w:val="both"/>
+        <w:rPr>
+          <w:rFonts w:eastAsia="Times New Roman" w:cs="Times New Roman"/>
+          <w:szCs w:val="28"/>
+          <w:lang w:val="ru-BY" w:eastAsia="ru-BY"/>
+        </w:rPr>
+      </w:pPr>
+      <w:r>
+        <w:rPr>
+          <w:rFonts w:eastAsia="Times New Roman" w:cs="Times New Roman"/>
+          <w:szCs w:val="28"/>
+          <w:lang w:val="ru-BY" w:eastAsia="ru-BY"/>
+        </w:rPr>
+        <w:t xml:space="preserve">Результаты анализа возвращаются через сервер приложений обратно в </w:t>
+      </w:r>
+      <w:proofErr w:type="spellStart"/>
+      <w:r>
+        <w:rPr>
+          <w:rFonts w:eastAsia="Times New Roman" w:cs="Times New Roman"/>
+          <w:szCs w:val="28"/>
+          <w:lang w:val="ru-BY" w:eastAsia="ru-BY"/>
+        </w:rPr>
+        <w:t>Telegram</w:t>
+      </w:r>
+      <w:proofErr w:type="spellEnd"/>
+      <w:r>
+        <w:rPr>
+          <w:rFonts w:eastAsia="Times New Roman" w:cs="Times New Roman"/>
+          <w:szCs w:val="28"/>
+          <w:lang w:val="ru-BY" w:eastAsia="ru-BY"/>
+        </w:rPr>
+        <w:t>-бот для немедленного отображения пользователю в чате, а одновременно документ сохраняется в базу данных как полноценная запись со статусом «На рассмотрении», правильными получателями, тегами и дедлайнами, после чего мгновенно появляется в таблице десктопного приложения у всех заинтересованных лиц с соответствующими уведомлениями. Сервер управляет очередью вызовов модуля, лимитирует количество параллельных обработок и передаёт дополнительные метаданные, обеспечивая, чтобы созданный документ сразу становился доступным для работы с правильными правами доступа и приоритетами. Такая тесная интеграция через сервер позволяет превращать обычное мобильное фото в готовый корпоративный документ за три-семь секунд без какого-либо ручного ввода данных, значительно ускоряя документооборот и снижая вероятность ошибок при переносе информации.</w:t>
+      </w:r>
+    </w:p>
+    <w:p>
+      <w:pPr>
+        <w:ind w:firstLine="709"/>
+        <w:jc w:val="both"/>
+        <w:rPr>
+          <w:szCs w:val="28"/>
+          <w:lang w:val="ru-BY" w:eastAsia="ru-BY"/>
+        </w:rPr>
+      </w:pPr>
+    </w:p>
+    <w:p>
+      <w:pPr>
+        <w:ind w:firstLine="709"/>
+        <w:jc w:val="both"/>
+        <w:rPr>
+          <w:szCs w:val="28"/>
+          <w:lang w:val="ru-BY"/>
+        </w:rPr>
+      </w:pPr>
+    </w:p>
+    <w:p>
+      <w:pPr>
+        <w:pStyle w:val="Heading2"/>
+      </w:pPr>
+      <w:r>
+        <w:t>2.6 Модуль авторизации и безопасности</w:t>
+      </w:r>
+    </w:p>
+    <w:p>
+      <w:pPr>
+        <w:ind w:firstLine="709"/>
+        <w:jc w:val="both"/>
+        <w:rPr>
+          <w:sz w:val="32"/>
+          <w:szCs w:val="24"/>
+        </w:rPr>
+      </w:pPr>
+    </w:p>
+    <w:p>
+      <w:pPr>
+        <w:ind w:firstLine="709"/>
+        <w:jc w:val="both"/>
+        <w:rPr>
+          <w:rFonts w:eastAsia="Times New Roman" w:cs="Times New Roman"/>
+          <w:szCs w:val="28"/>
+          <w:lang w:val="ru-BY" w:eastAsia="ru-BY"/>
+        </w:rPr>
+      </w:pPr>
+      <w:r>
+        <w:rPr>
+          <w:rFonts w:eastAsia="Times New Roman" w:cs="Times New Roman"/>
+          <w:szCs w:val="28"/>
+          <w:lang w:val="ru-BY" w:eastAsia="ru-BY"/>
+        </w:rPr>
+        <w:t xml:space="preserve">Модуль авторизации и безопасности реализует единый для всей системы механизм двухфакторной проверки, где общим идентификатором пользователя выступает номер телефона, привязанный одновременно к десктопному приложению и </w:t>
+      </w:r>
+      <w:proofErr w:type="spellStart"/>
+      <w:r>
+        <w:rPr>
+          <w:rFonts w:eastAsia="Times New Roman" w:cs="Times New Roman"/>
+          <w:szCs w:val="28"/>
+          <w:lang w:val="ru-BY" w:eastAsia="ru-BY"/>
+        </w:rPr>
+        <w:t>Telegram</w:t>
+      </w:r>
+      <w:proofErr w:type="spellEnd"/>
+      <w:r>
+        <w:rPr>
+          <w:rFonts w:eastAsia="Times New Roman" w:cs="Times New Roman"/>
+          <w:szCs w:val="28"/>
+          <w:lang w:val="ru-BY" w:eastAsia="ru-BY"/>
+        </w:rPr>
+        <w:t xml:space="preserve">-боту, что исключает необходимость </w:t>
+      </w:r>
+      <w:r>
+        <w:rPr>
+          <w:rFonts w:eastAsia="Times New Roman" w:cs="Times New Roman"/>
+          <w:szCs w:val="28"/>
+          <w:lang w:val="ru-BY" w:eastAsia="ru-BY"/>
+        </w:rPr>
+        <w:lastRenderedPageBreak/>
+        <w:t xml:space="preserve">отдельных логинов и паролей. Он вызывается сервером приложений при каждом входе в десктопный клиент или при отправке номера через бот, после чего первым делом проверяет наличие телефона в базе данных с учётом роли пользователя, его статуса активности и возможных блокировок, чтобы сразу отсечь попытки доступа к заблокированным или несуществующим аккаунтам. Далее модуль генерирует </w:t>
+      </w:r>
+      <w:proofErr w:type="spellStart"/>
+      <w:r>
+        <w:rPr>
+          <w:rFonts w:eastAsia="Times New Roman" w:cs="Times New Roman"/>
+          <w:szCs w:val="28"/>
+          <w:lang w:val="ru-BY" w:eastAsia="ru-BY"/>
+        </w:rPr>
+        <w:t>криптостойкий</w:t>
+      </w:r>
+      <w:proofErr w:type="spellEnd"/>
+      <w:r>
+        <w:rPr>
+          <w:rFonts w:eastAsia="Times New Roman" w:cs="Times New Roman"/>
+          <w:szCs w:val="28"/>
+          <w:lang w:val="ru-BY" w:eastAsia="ru-BY"/>
+        </w:rPr>
+        <w:t xml:space="preserve"> одноразовый шестизначный код с временем жизни ровно пять минут, используя аппаратный генератор случайных чисел и сохраняя его в защищённой таблице с </w:t>
+      </w:r>
+      <w:proofErr w:type="spellStart"/>
+      <w:r>
+        <w:rPr>
+          <w:rFonts w:eastAsia="Times New Roman" w:cs="Times New Roman"/>
+          <w:szCs w:val="28"/>
+          <w:lang w:val="ru-BY" w:eastAsia="ru-BY"/>
+        </w:rPr>
+        <w:t>хэшированием</w:t>
+      </w:r>
+      <w:proofErr w:type="spellEnd"/>
+      <w:r>
+        <w:rPr>
+          <w:rFonts w:eastAsia="Times New Roman" w:cs="Times New Roman"/>
+          <w:szCs w:val="28"/>
+          <w:lang w:val="ru-BY" w:eastAsia="ru-BY"/>
+        </w:rPr>
+        <w:t xml:space="preserve">, после чего передаёт код в </w:t>
+      </w:r>
+      <w:proofErr w:type="spellStart"/>
+      <w:r>
+        <w:rPr>
+          <w:rFonts w:eastAsia="Times New Roman" w:cs="Times New Roman"/>
+          <w:szCs w:val="28"/>
+          <w:lang w:val="ru-BY" w:eastAsia="ru-BY"/>
+        </w:rPr>
+        <w:t>Telegram</w:t>
+      </w:r>
+      <w:proofErr w:type="spellEnd"/>
+      <w:r>
+        <w:rPr>
+          <w:rFonts w:eastAsia="Times New Roman" w:cs="Times New Roman"/>
+          <w:szCs w:val="28"/>
+          <w:lang w:val="ru-BY" w:eastAsia="ru-BY"/>
+        </w:rPr>
+        <w:t>-бот для доставки в личный чат пользователя, обеспечивая мгновенную и защищённую передачу без внешних SMS-шлюзов.</w:t>
+      </w:r>
+    </w:p>
+    <w:p>
+      <w:pPr>
+        <w:ind w:firstLine="709"/>
+        <w:jc w:val="both"/>
+        <w:rPr>
+          <w:rFonts w:eastAsia="Times New Roman" w:cs="Times New Roman"/>
+          <w:szCs w:val="28"/>
+          <w:lang w:val="ru-BY" w:eastAsia="ru-BY"/>
+        </w:rPr>
+      </w:pPr>
+      <w:r>
+        <w:rPr>
+          <w:rFonts w:eastAsia="Times New Roman" w:cs="Times New Roman"/>
+          <w:szCs w:val="28"/>
+          <w:lang w:val="ru-BY" w:eastAsia="ru-BY"/>
+        </w:rPr>
+        <w:t xml:space="preserve">В случае успешной валидации введённого кода модуль устанавливает JWT-сессию с необходимыми </w:t>
+      </w:r>
+      <w:proofErr w:type="spellStart"/>
+      <w:r>
+        <w:rPr>
+          <w:rFonts w:eastAsia="Times New Roman" w:cs="Times New Roman"/>
+          <w:szCs w:val="28"/>
+          <w:lang w:val="ru-BY" w:eastAsia="ru-BY"/>
+        </w:rPr>
+        <w:t>claims</w:t>
+      </w:r>
+      <w:proofErr w:type="spellEnd"/>
+      <w:r>
+        <w:rPr>
+          <w:rFonts w:eastAsia="Times New Roman" w:cs="Times New Roman"/>
+          <w:szCs w:val="28"/>
+          <w:lang w:val="ru-BY" w:eastAsia="ru-BY"/>
+        </w:rPr>
+        <w:t xml:space="preserve">, включающими идентификатор пользователя, роль, уровень иерархии в организации и время истечения, после чего передаёт управление обратно серверу приложений, который использует эту подтверждённую сессию для всех последующих запросов, включая проверку прав доступа и выполнение бизнес-логики. Связь модуля с базой данных позволяет не только хранить подтверждённые номера телефонов, но и вести детальную историю всех попыток входа с фиксацией IP-адреса, времени и результата, что активирует защиту от </w:t>
+      </w:r>
+      <w:proofErr w:type="spellStart"/>
+      <w:r>
+        <w:rPr>
+          <w:rFonts w:eastAsia="Times New Roman" w:cs="Times New Roman"/>
+          <w:szCs w:val="28"/>
+          <w:lang w:val="ru-BY" w:eastAsia="ru-BY"/>
+        </w:rPr>
+        <w:t>brute-force</w:t>
+      </w:r>
+      <w:proofErr w:type="spellEnd"/>
+      <w:r>
+        <w:rPr>
+          <w:rFonts w:eastAsia="Times New Roman" w:cs="Times New Roman"/>
+          <w:szCs w:val="28"/>
+          <w:lang w:val="ru-BY" w:eastAsia="ru-BY"/>
+        </w:rPr>
+        <w:t xml:space="preserve"> атак: после трёх неудачных попыток в течение пяти минут аккаунт временно блокируется на пятнадцать минут, а после десяти </w:t>
+      </w:r>
+      <w:r>
+        <w:rPr>
+          <w:rFonts w:eastAsia="Times New Roman" w:cs="Times New Roman"/>
+          <w:szCs w:val="28"/>
+          <w:lang w:val="ru-BY" w:eastAsia="ru-BY"/>
+        </w:rPr>
+        <w:t>–</w:t>
+      </w:r>
+      <w:r>
+        <w:rPr>
+          <w:rFonts w:eastAsia="Times New Roman" w:cs="Times New Roman"/>
+          <w:szCs w:val="28"/>
+          <w:lang w:val="ru-BY" w:eastAsia="ru-BY"/>
+        </w:rPr>
+        <w:t xml:space="preserve"> требует вмешательства администратора. Взаимодействие с ботом обеспечивает доставку кодов без дополнительных каналов связи, при этом модуль синхронизирует сессию между десктопом и ботом, позволяя пользователю оставаться авторизованным на нескольких устройствах одновременно с автоматическим обновлением токена при истечении срока. Модуль выступает обязательным входным шлюзом для десктопного приложения и бота, гарантируя, что ни одно действие </w:t>
+      </w:r>
+      <w:r>
+        <w:rPr>
+          <w:rFonts w:eastAsia="Times New Roman" w:cs="Times New Roman"/>
+          <w:szCs w:val="28"/>
+          <w:lang w:val="ru-BY" w:eastAsia="ru-BY"/>
+        </w:rPr>
+        <w:t>–</w:t>
+      </w:r>
+      <w:r>
+        <w:rPr>
+          <w:rFonts w:eastAsia="Times New Roman" w:cs="Times New Roman"/>
+          <w:szCs w:val="28"/>
+          <w:lang w:val="ru-BY" w:eastAsia="ru-BY"/>
+        </w:rPr>
+        <w:t xml:space="preserve"> от просмотра документов до создания новых записей </w:t>
+      </w:r>
+      <w:r>
+        <w:rPr>
+          <w:rFonts w:eastAsia="Times New Roman" w:cs="Times New Roman"/>
+          <w:szCs w:val="28"/>
+          <w:lang w:val="ru-BY" w:eastAsia="ru-BY"/>
+        </w:rPr>
+        <w:t>–</w:t>
+      </w:r>
+      <w:r>
+        <w:rPr>
+          <w:rFonts w:eastAsia="Times New Roman" w:cs="Times New Roman"/>
+          <w:szCs w:val="28"/>
+          <w:lang w:val="ru-BY" w:eastAsia="ru-BY"/>
+        </w:rPr>
+        <w:t xml:space="preserve"> не может быть выполнено без предварительной проверки безопасности, и тем самым защищает всю систему от несанкционированного доступа на любом уровне, включая сценарии потери телефона или попыток подмены устройства.</w:t>
+      </w:r>
+    </w:p>
+    <w:p>
+      <w:pPr>
+        <w:rPr>
+          <w:lang w:val="ru-BY"/>
+        </w:rPr>
+      </w:pPr>
+    </w:p>
+    <w:p>
+      <w:pPr>
+        <w:pStyle w:val="Heading2"/>
+      </w:pPr>
+      <w:r>
+        <w:t>2.7 Модуль управления документами</w:t>
+      </w:r>
+    </w:p>
+    <w:p>
+      <w:pPr>
+        <w:ind w:firstLine="709"/>
+        <w:jc w:val="both"/>
+        <w:rPr>
+          <w:sz w:val="32"/>
+          <w:szCs w:val="24"/>
+        </w:rPr>
+      </w:pPr>
+    </w:p>
+    <w:p>
+      <w:pPr>
+        <w:ind w:firstLine="709"/>
+        <w:jc w:val="both"/>
+        <w:rPr>
+          <w:rFonts w:eastAsia="Times New Roman" w:cs="Times New Roman"/>
+          <w:szCs w:val="28"/>
+          <w:lang w:val="ru-BY" w:eastAsia="ru-BY"/>
+        </w:rPr>
+      </w:pPr>
+      <w:r>
+        <w:rPr>
+          <w:rFonts w:eastAsia="Times New Roman" w:cs="Times New Roman"/>
+          <w:szCs w:val="28"/>
+          <w:lang w:val="ru-BY" w:eastAsia="ru-BY"/>
+        </w:rPr>
+        <w:t xml:space="preserve">Модуль управления документами содержит основную бизнес-логику жизненного цикла каждого документа от момента создания до полного завершения и закрытия, работая исключительно через сервер приложений, чтобы исключить любые прямые манипуляции с данными на клиентской стороне. Он вызывается при любой операции с документом и первым делом выполняет создание по выбранному шаблону с автоматическим заполнением полей из справочников, прикреплением файлов после строгой валидации размера, типа и содержания, а также выбором получателей через иерархическое дерево с поддержкой множественного выбора на любом уровне </w:t>
+      </w:r>
+      <w:r>
+        <w:rPr>
+          <w:rFonts w:eastAsia="Times New Roman" w:cs="Times New Roman"/>
+          <w:szCs w:val="28"/>
+          <w:lang w:val="ru-BY" w:eastAsia="ru-BY"/>
+        </w:rPr>
+        <w:t>–</w:t>
+      </w:r>
+      <w:r>
+        <w:rPr>
+          <w:rFonts w:eastAsia="Times New Roman" w:cs="Times New Roman"/>
+          <w:szCs w:val="28"/>
+          <w:lang w:val="ru-BY" w:eastAsia="ru-BY"/>
+        </w:rPr>
+        <w:t xml:space="preserve"> от отдельного сотрудника до всей организации. Одновременно в процессе </w:t>
+      </w:r>
+      <w:r>
+        <w:rPr>
+          <w:rFonts w:eastAsia="Times New Roman" w:cs="Times New Roman"/>
+          <w:szCs w:val="28"/>
+          <w:lang w:val="ru-BY" w:eastAsia="ru-BY"/>
+        </w:rPr>
+        <w:lastRenderedPageBreak/>
+        <w:t>создания модуль позволяет добавлять новые теги и сотрудников прямо в форме, сохраняя их в соответствующих справочниках базы данных для мгновенного использования в будущих документах и автоматического применения прав доступа.</w:t>
+      </w:r>
+    </w:p>
+    <w:p>
+      <w:pPr>
+        <w:ind w:firstLine="709"/>
+        <w:jc w:val="both"/>
+        <w:rPr>
+          <w:rFonts w:eastAsia="Times New Roman" w:cs="Times New Roman"/>
+          <w:szCs w:val="28"/>
+          <w:lang w:val="ru-BY" w:eastAsia="ru-BY"/>
+        </w:rPr>
+      </w:pPr>
+      <w:r>
+        <w:rPr>
+          <w:rFonts w:eastAsia="Times New Roman" w:cs="Times New Roman"/>
+          <w:szCs w:val="28"/>
+          <w:lang w:val="ru-BY" w:eastAsia="ru-BY"/>
+        </w:rPr>
+        <w:t xml:space="preserve">При работе с контекстным меню модуль обрабатывает полный набор операций: утверждение с добавлением идентификатора в массив, внесение правок через накопление комментариев с временными метками, отклонение с переводом статуса в «Отклонён» и обязательным уведомлением автора, перенаправление с обязательным пояснительным текстом, который сохраняется в истории и передаётся новому получателю, а также изменение статуса или редактирование базовых данных. Автоматическая логика пересчёта статуса работает по чёткому правилу: при одном получателе документ сразу получает статус «Утверждён», при нескольких </w:t>
+      </w:r>
+      <w:r>
+        <w:rPr>
+          <w:rFonts w:eastAsia="Times New Roman" w:cs="Times New Roman"/>
+          <w:szCs w:val="28"/>
+          <w:lang w:val="ru-BY" w:eastAsia="ru-BY"/>
+        </w:rPr>
+        <w:t>–</w:t>
+      </w:r>
+      <w:r>
+        <w:rPr>
+          <w:rFonts w:eastAsia="Times New Roman" w:cs="Times New Roman"/>
+          <w:szCs w:val="28"/>
+          <w:lang w:val="ru-BY" w:eastAsia="ru-BY"/>
+        </w:rPr>
+        <w:t xml:space="preserve"> переходит в «Частично утверждён» до момента подтверждения всеми участниками, причём автор документа никогда не может утвердить собственный документ, а система автоматически исключает его из списка. При перенаправлении модуль передаёт комментарий новому получателю, обновляет полную историю изменений в базе данных в одной атомарной транзакции и инициирует генерацию уведомлений через связанный модуль, гарантируя, что изменения становятся видимыми всем заинтересованным сторонам без задержек. Все модификации фиксируются с сохранением предыдущих версий, что позволяет восстановить документ в любой момент, а сервер мгновенно отражает обновления в десктопном приложении и боте, обеспечивая полную видимость правок, статусов и уведомлений для всех участников в реальном времени даже при одновременной работе десятков пользователей.</w:t>
+      </w:r>
+    </w:p>
+    <w:p>
+      <w:pPr>
+        <w:ind w:firstLine="709"/>
+        <w:jc w:val="both"/>
+        <w:rPr>
+          <w:szCs w:val="28"/>
+          <w:lang w:val="ru-BY" w:eastAsia="ru-BY"/>
+        </w:rPr>
+      </w:pPr>
+    </w:p>
+    <w:p>
+      <w:pPr>
+        <w:pStyle w:val="Heading2"/>
+      </w:pPr>
+      <w:r>
+        <w:t>2.8 Модуль уведомлений и приоритетов</w:t>
+      </w:r>
+    </w:p>
+    <w:p>
+      <w:pPr>
+        <w:ind w:firstLine="709"/>
+        <w:jc w:val="both"/>
+        <w:rPr>
+          <w:sz w:val="32"/>
+          <w:szCs w:val="24"/>
+        </w:rPr>
+      </w:pPr>
+    </w:p>
+    <w:p>
+      <w:pPr>
+        <w:ind w:firstLine="709"/>
+        <w:jc w:val="both"/>
+        <w:rPr>
+          <w:rFonts w:eastAsia="Times New Roman" w:cs="Times New Roman"/>
+          <w:szCs w:val="28"/>
+          <w:lang w:val="ru-BY" w:eastAsia="ru-BY"/>
+        </w:rPr>
+      </w:pPr>
+      <w:r>
+        <w:rPr>
+          <w:rFonts w:eastAsia="Times New Roman" w:cs="Times New Roman"/>
+          <w:szCs w:val="28"/>
+          <w:lang w:val="ru-BY" w:eastAsia="ru-BY"/>
+        </w:rPr>
+        <w:t xml:space="preserve">Модуль уведомлений и приоритетов отвечает за автоматическое оповещение пользователей и динамическое визуальное выделение важных документов в интерфейсах всех клиентских компонентов. Он работает по расписанию через </w:t>
+      </w:r>
+      <w:proofErr w:type="spellStart"/>
+      <w:r>
+        <w:rPr>
+          <w:rFonts w:eastAsia="Times New Roman" w:cs="Times New Roman"/>
+          <w:szCs w:val="28"/>
+          <w:lang w:val="ru-BY" w:eastAsia="ru-BY"/>
+        </w:rPr>
+        <w:t>Celery</w:t>
+      </w:r>
+      <w:proofErr w:type="spellEnd"/>
+      <w:r>
+        <w:rPr>
+          <w:rFonts w:eastAsia="Times New Roman" w:cs="Times New Roman"/>
+          <w:szCs w:val="28"/>
+          <w:lang w:val="ru-BY" w:eastAsia="ru-BY"/>
+        </w:rPr>
+        <w:t xml:space="preserve"> </w:t>
+      </w:r>
+      <w:proofErr w:type="spellStart"/>
+      <w:r>
+        <w:rPr>
+          <w:rFonts w:eastAsia="Times New Roman" w:cs="Times New Roman"/>
+          <w:szCs w:val="28"/>
+          <w:lang w:val="ru-BY" w:eastAsia="ru-BY"/>
+        </w:rPr>
+        <w:t>beat</w:t>
+      </w:r>
+      <w:proofErr w:type="spellEnd"/>
+      <w:r>
+        <w:rPr>
+          <w:rFonts w:eastAsia="Times New Roman" w:cs="Times New Roman"/>
+          <w:szCs w:val="28"/>
+          <w:lang w:val="ru-BY" w:eastAsia="ru-BY"/>
+        </w:rPr>
+        <w:t xml:space="preserve"> каждый день ровно в девять утра, агрегируя данные из базы о документах с тегом «Срочно», дедлайном четыре дня и менее или уже просроченных, после чего формирует персонализированные сообщения с учётом роли и иерархии получателя и отправляет их через </w:t>
+      </w:r>
+      <w:proofErr w:type="spellStart"/>
+      <w:r>
+        <w:rPr>
+          <w:rFonts w:eastAsia="Times New Roman" w:cs="Times New Roman"/>
+          <w:szCs w:val="28"/>
+          <w:lang w:val="ru-BY" w:eastAsia="ru-BY"/>
+        </w:rPr>
+        <w:t>Telegram</w:t>
+      </w:r>
+      <w:proofErr w:type="spellEnd"/>
+      <w:r>
+        <w:rPr>
+          <w:rFonts w:eastAsia="Times New Roman" w:cs="Times New Roman"/>
+          <w:szCs w:val="28"/>
+          <w:lang w:val="ru-BY" w:eastAsia="ru-BY"/>
+        </w:rPr>
+        <w:t>-бот каждому пользователю, при этом исключая дублирование для тех, кто уже получил уведомление по другому каналу. Внутри модуля реализована логика цветовой подсветки строк и сортировки документов в таблице десктопа, где срочные записи всегда поднимаются вверх списка, а дедлайны подсвечиваются жёлтым при остатке до четырёх дней или красным при просрочке, причём эти правила пересчитываются сервером и применяются к интерфейсу мгновенно.</w:t>
+      </w:r>
+    </w:p>
+    <w:p>
+      <w:pPr>
+        <w:ind w:firstLine="709"/>
+        <w:jc w:val="both"/>
+        <w:rPr>
+          <w:rFonts w:eastAsia="Times New Roman" w:cs="Times New Roman"/>
+          <w:szCs w:val="28"/>
+          <w:lang w:val="ru-BY" w:eastAsia="ru-BY"/>
+        </w:rPr>
+      </w:pPr>
+      <w:r>
+        <w:rPr>
+          <w:rFonts w:eastAsia="Times New Roman" w:cs="Times New Roman"/>
+          <w:szCs w:val="28"/>
+          <w:lang w:val="ru-BY" w:eastAsia="ru-BY"/>
+        </w:rPr>
+        <w:t xml:space="preserve">При любых изменениях статуса, утверждении, отклонении или перенаправлении модуль пересчитывает приоритеты в реальном времени на основе комбинации тегов, дедлайнов и количества оставшихся утверждений, </w:t>
+      </w:r>
+      <w:r>
+        <w:rPr>
+          <w:rFonts w:eastAsia="Times New Roman" w:cs="Times New Roman"/>
+          <w:szCs w:val="28"/>
+          <w:lang w:val="ru-BY" w:eastAsia="ru-BY"/>
+        </w:rPr>
+        <w:lastRenderedPageBreak/>
+        <w:t>после чего передаёт обновлённую информацию на сервер приложений, который мгновенно синхронизирует отображение в десктопном приложении и боте, включая пересортировку таблицы и обновление цветовых индикаторов без перезагрузки страницы. Тесная связь с модулем управления документами позволяет автоматически учитывать новые правки, статусы и комментарии при генерации последующих уведомлений, исключая дублирование или пропуск событий даже при массовом утверждении нескольких документов одновременно. Кроме того, модуль поддерживает принудительную проверку конкретного документа сразу после его создания или редактирования, отправляя немедленное уведомление только тем получателям, для кого документ стал актуальным, и тем самым обеспечивает, что пользователи всегда получают только актуальную информацию о критических документах, а интерфейс остаётся интуитивно понятным и визуально организованным независимо от объёма данных в системе.</w:t>
+      </w:r>
+    </w:p>
+    <w:p>
+      <w:pPr>
+        <w:ind w:firstLine="709"/>
+        <w:jc w:val="both"/>
+        <w:rPr>
+          <w:szCs w:val="28"/>
+          <w:lang w:val="ru-BY"/>
+        </w:rPr>
+      </w:pPr>
+    </w:p>
+    <w:p>
+      <w:pPr>
+        <w:pStyle w:val="Heading2"/>
+      </w:pPr>
+      <w:r>
+        <w:t>2.9 Модуль ролей и прав доступа</w:t>
+      </w:r>
+    </w:p>
+    <w:p>
+      <w:pPr>
+        <w:ind w:firstLine="709"/>
+        <w:jc w:val="both"/>
+        <w:rPr>
+          <w:szCs w:val="28"/>
+        </w:rPr>
+      </w:pPr>
+    </w:p>
+    <w:bookmarkEnd w:id="12"/>
+    <w:p>
+      <w:pPr>
+        <w:ind w:firstLine="709"/>
+        <w:jc w:val="both"/>
+        <w:rPr>
+          <w:szCs w:val="28"/>
+          <w:lang w:val="ru-BY" w:eastAsia="ru-BY"/>
+        </w:rPr>
+      </w:pPr>
+      <w:r>
+        <w:rPr>
+          <w:szCs w:val="28"/>
+          <w:lang w:val="ru-BY" w:eastAsia="ru-BY"/>
+        </w:rPr>
+        <w:t xml:space="preserve">Модуль ролей и прав доступа обеспечивает детальное разграничение возможностей на всех уровнях системы, храня в базе данных как системные роли </w:t>
+      </w:r>
+      <w:proofErr w:type="spellStart"/>
+      <w:r>
+        <w:rPr>
+          <w:szCs w:val="28"/>
+          <w:lang w:val="ru-BY" w:eastAsia="ru-BY"/>
+        </w:rPr>
+        <w:t>SuperAdmin</w:t>
+      </w:r>
+      <w:proofErr w:type="spellEnd"/>
+      <w:r>
+        <w:rPr>
+          <w:szCs w:val="28"/>
+          <w:lang w:val="ru-BY" w:eastAsia="ru-BY"/>
+        </w:rPr>
+        <w:t xml:space="preserve">, </w:t>
+      </w:r>
+      <w:proofErr w:type="spellStart"/>
+      <w:r>
+        <w:rPr>
+          <w:szCs w:val="28"/>
+          <w:lang w:val="ru-BY" w:eastAsia="ru-BY"/>
+        </w:rPr>
+        <w:t>Admin</w:t>
+      </w:r>
+      <w:proofErr w:type="spellEnd"/>
+      <w:r>
+        <w:rPr>
+          <w:szCs w:val="28"/>
+          <w:lang w:val="ru-BY" w:eastAsia="ru-BY"/>
+        </w:rPr>
+        <w:t xml:space="preserve"> и </w:t>
+      </w:r>
+      <w:proofErr w:type="spellStart"/>
+      <w:r>
+        <w:rPr>
+          <w:szCs w:val="28"/>
+          <w:lang w:val="ru-BY" w:eastAsia="ru-BY"/>
+        </w:rPr>
+        <w:t>User</w:t>
+      </w:r>
+      <w:proofErr w:type="spellEnd"/>
+      <w:r>
+        <w:rPr>
+          <w:szCs w:val="28"/>
+          <w:lang w:val="ru-BY" w:eastAsia="ru-BY"/>
+        </w:rPr>
+        <w:t xml:space="preserve">, так и иерархические права начальников организации, подразделения и отдела. Перед выполнением любой операции сервер приложений обязательно обращается к этому модулю для проверки прав текущего пользователя, после чего </w:t>
+      </w:r>
+      <w:proofErr w:type="spellStart"/>
+      <w:r>
+        <w:rPr>
+          <w:szCs w:val="28"/>
+          <w:lang w:val="ru-BY" w:eastAsia="ru-BY"/>
+        </w:rPr>
+        <w:t>SuperAdmin</w:t>
+      </w:r>
+      <w:proofErr w:type="spellEnd"/>
+      <w:r>
+        <w:rPr>
+          <w:szCs w:val="28"/>
+          <w:lang w:val="ru-BY" w:eastAsia="ru-BY"/>
+        </w:rPr>
+        <w:t xml:space="preserve"> получает полный доступ ко всем функциям, включая кнопку «Управление БД» для создания новых типов документов с выбором полей и направлений, управления тегами, статусами и направлениями, </w:t>
+      </w:r>
+      <w:proofErr w:type="spellStart"/>
+      <w:r>
+        <w:rPr>
+          <w:szCs w:val="28"/>
+          <w:lang w:val="ru-BY" w:eastAsia="ru-BY"/>
+        </w:rPr>
+        <w:t>Admin</w:t>
+      </w:r>
+      <w:proofErr w:type="spellEnd"/>
+      <w:r>
+        <w:rPr>
+          <w:szCs w:val="28"/>
+          <w:lang w:val="ru-BY" w:eastAsia="ru-BY"/>
+        </w:rPr>
+        <w:t xml:space="preserve"> может редактировать структуру организации и удалять документы, а обычный </w:t>
+      </w:r>
+      <w:proofErr w:type="spellStart"/>
+      <w:r>
+        <w:rPr>
+          <w:szCs w:val="28"/>
+          <w:lang w:val="ru-BY" w:eastAsia="ru-BY"/>
+        </w:rPr>
+        <w:t>User</w:t>
+      </w:r>
+      <w:proofErr w:type="spellEnd"/>
+      <w:r>
+        <w:rPr>
+          <w:szCs w:val="28"/>
+          <w:lang w:val="ru-BY" w:eastAsia="ru-BY"/>
+        </w:rPr>
+        <w:t xml:space="preserve"> ограничен просмотром и созданием.</w:t>
+      </w:r>
+    </w:p>
+    <w:p>
+      <w:pPr>
+        <w:ind w:firstLine="709"/>
+        <w:jc w:val="both"/>
+        <w:rPr>
+          <w:szCs w:val="28"/>
+          <w:lang w:val="ru-BY" w:eastAsia="ru-BY"/>
+        </w:rPr>
+      </w:pPr>
+      <w:r>
+        <w:rPr>
+          <w:szCs w:val="28"/>
+          <w:lang w:val="ru-BY" w:eastAsia="ru-BY"/>
+        </w:rPr>
+        <w:t xml:space="preserve">Права руководителей рассчитываются динамически в зависимости от должности и уровня иерархии: начальник организации управляет всеми сотрудниками и подразделениями своей организации, начальник подразделения </w:t>
+      </w:r>
+      <w:r>
+        <w:rPr>
+          <w:szCs w:val="28"/>
+          <w:lang w:val="ru-BY" w:eastAsia="ru-BY"/>
+        </w:rPr>
+        <w:t>–</w:t>
+      </w:r>
+      <w:r>
+        <w:rPr>
+          <w:szCs w:val="28"/>
+          <w:lang w:val="ru-BY" w:eastAsia="ru-BY"/>
+        </w:rPr>
+        <w:t xml:space="preserve"> только своим подразделением, начальник отдела </w:t>
+      </w:r>
+      <w:r>
+        <w:rPr>
+          <w:szCs w:val="28"/>
+          <w:lang w:val="ru-BY" w:eastAsia="ru-BY"/>
+        </w:rPr>
+        <w:t>–</w:t>
+      </w:r>
+      <w:r>
+        <w:rPr>
+          <w:szCs w:val="28"/>
+          <w:lang w:val="ru-BY" w:eastAsia="ru-BY"/>
+        </w:rPr>
+        <w:t xml:space="preserve"> только своим отделом, а обычный пользователь имеет права только на просмотр. Модуль хранит все настройки в базе данных и применяется сервером ко всем блокам системы </w:t>
+      </w:r>
+      <w:r>
+        <w:rPr>
+          <w:szCs w:val="28"/>
+          <w:lang w:val="ru-BY" w:eastAsia="ru-BY"/>
+        </w:rPr>
+        <w:t>–</w:t>
+      </w:r>
+      <w:r>
+        <w:rPr>
+          <w:szCs w:val="28"/>
+          <w:lang w:val="ru-BY" w:eastAsia="ru-BY"/>
+        </w:rPr>
+        <w:t xml:space="preserve"> десктопному приложению, боту и разделу настроек, гарантируя, что редактирование структуры, экспорт переработок и удаление документов доступны исключительно авторизованным ролям. Он выступает обязательным фильтром для всех остальных компонентов, исключая возможность обхода ограничений и обеспечивая безопасность на каждом шаге работы системы.</w:t>
+      </w:r>
+    </w:p>
+    <w:p>
+      <w:pPr>
+        <w:ind w:firstLine="709"/>
+        <w:jc w:val="both"/>
+        <w:rPr>
+          <w:szCs w:val="28"/>
+          <w:lang w:val="ru-BY" w:eastAsia="ru-BY"/>
+        </w:rPr>
+      </w:pPr>
+      <w:r>
+        <w:rPr>
+          <w:szCs w:val="28"/>
+          <w:lang w:val="ru-BY" w:eastAsia="ru-BY"/>
+        </w:rPr>
+        <w:t xml:space="preserve">Взаимодействие всех девяти блоков построено исключительно вокруг сервера приложений, который координирует потоки данных, обеспечивает синхронизацию в реальном времени и вызывает внутренние модули в строгой последовательности авторизация, проверка прав, бизнес-логика, запись в базу данных и рассылка обновлений. Такая структура позволяет системе работать </w:t>
+      </w:r>
+      <w:r>
+        <w:rPr>
+          <w:szCs w:val="28"/>
+          <w:lang w:val="ru-BY" w:eastAsia="ru-BY"/>
+        </w:rPr>
+        <w:lastRenderedPageBreak/>
+        <w:t>как единое целое, полностью покрывая требования руководства пользователя без дублирования функций и с гарантированной целостностью информации даже при пиковой нагрузке.</w:t>
+      </w:r>
+    </w:p>
+    <w:p>
+      <w:pPr>
+        <w:ind w:firstLine="709"/>
+        <w:jc w:val="both"/>
+        <w:rPr>
+          <w:szCs w:val="28"/>
+          <w:lang w:val="ru-BY" w:eastAsia="ru-BY"/>
+        </w:rPr>
+      </w:pPr>
+      <w:r>
+        <w:rPr>
+          <w:szCs w:val="28"/>
+          <w:lang w:val="ru-BY" w:eastAsia="ru-BY"/>
+        </w:rPr>
+        <w:t xml:space="preserve">Проект представляет собой многоуровневое программное приложение для управления корпоративными документами с интеграцией чат-бота и </w:t>
+      </w:r>
+      <w:proofErr w:type="spellStart"/>
+      <w:r>
+        <w:rPr>
+          <w:szCs w:val="28"/>
+          <w:lang w:val="ru-BY" w:eastAsia="ru-BY"/>
+        </w:rPr>
+        <w:t>нейросетевого</w:t>
+      </w:r>
+      <w:proofErr w:type="spellEnd"/>
+      <w:r>
+        <w:rPr>
+          <w:szCs w:val="28"/>
+          <w:lang w:val="ru-BY" w:eastAsia="ru-BY"/>
+        </w:rPr>
+        <w:t xml:space="preserve"> анализа изображений. Пользователи проходят авторизацию, создают, просматривают и редактируют документы, автоматически формируемые по шаблонам. Чат-бот уведомляет пользователей о поступлении новых документов и позволяет загружать файлы для анализа нейросетью, которая распознаёт текст и извлекает ключевые данные. Проект разрабатывается на </w:t>
+      </w:r>
+      <w:proofErr w:type="spellStart"/>
+      <w:r>
+        <w:rPr>
+          <w:szCs w:val="28"/>
+          <w:lang w:val="ru-BY" w:eastAsia="ru-BY"/>
+        </w:rPr>
+        <w:t>Python</w:t>
+      </w:r>
+      <w:proofErr w:type="spellEnd"/>
+      <w:r>
+        <w:rPr>
+          <w:szCs w:val="28"/>
+          <w:lang w:val="ru-BY" w:eastAsia="ru-BY"/>
+        </w:rPr>
+        <w:t xml:space="preserve"> с использованием </w:t>
+      </w:r>
+      <w:proofErr w:type="spellStart"/>
+      <w:r>
+        <w:rPr>
+          <w:szCs w:val="28"/>
+          <w:lang w:val="ru-BY" w:eastAsia="ru-BY"/>
+        </w:rPr>
+        <w:t>PostgreSQL</w:t>
+      </w:r>
+      <w:proofErr w:type="spellEnd"/>
+      <w:r>
+        <w:rPr>
+          <w:szCs w:val="28"/>
+          <w:lang w:val="ru-BY" w:eastAsia="ru-BY"/>
+        </w:rPr>
+        <w:t xml:space="preserve"> для хранения данных, реализует удобный графический интерфейс и обеспечивает централизованную синхронизацию между клиентом, сервером, ботом и </w:t>
+      </w:r>
+      <w:proofErr w:type="spellStart"/>
+      <w:r>
+        <w:rPr>
+          <w:szCs w:val="28"/>
+          <w:lang w:val="ru-BY" w:eastAsia="ru-BY"/>
+        </w:rPr>
+        <w:t>нейросетевой</w:t>
+      </w:r>
+      <w:proofErr w:type="spellEnd"/>
+      <w:r>
+        <w:rPr>
+          <w:szCs w:val="28"/>
+          <w:lang w:val="ru-BY" w:eastAsia="ru-BY"/>
+        </w:rPr>
+        <w:t xml:space="preserve"> подсистемой.</w:t>
+      </w:r>
+    </w:p>
+    <w:p>
+      <w:pPr>
+        <w:ind w:firstLine="709"/>
+        <w:jc w:val="both"/>
+        <w:rPr>
           <w:b/>
           <w:szCs w:val="28"/>
         </w:rPr>
       </w:pPr>
       <w:r>
         <w:rPr>
-          <w:rFonts w:cs="Times New Roman"/>
-          <w:szCs w:val="28"/>
-        </w:rPr>
-        <w:t>Текст раздела</w:t>
-      </w:r>
-    </w:p>
-    <w:p>
-      <w:pPr>
-        <w:jc w:val="both"/>
-        <w:rPr>
           <w:b/>
           <w:szCs w:val="28"/>
         </w:rPr>
-      </w:pPr>
-    </w:p>
-    <w:p>
-      <w:pPr>
-        <w:rPr>
-          <w:rFonts w:cs="Times New Roman"/>
-          <w:b/>
-          <w:szCs w:val="28"/>
-        </w:rPr>
-      </w:pPr>
-      <w:r>
-        <w:rPr>
-          <w:b/>
-          <w:szCs w:val="28"/>
-        </w:rPr>
         <w:br w:type="page"/>
       </w:r>
     </w:p>
@@ -7254,7 +9521,7 @@
       <w:pPr>
         <w:pStyle w:val="1"/>
       </w:pPr>
-      <w:bookmarkStart w:id="12" w:name="_Toc224476174"/>
+      <w:bookmarkStart w:id="13" w:name="_Toc224476174"/>
       <w:r>
         <w:lastRenderedPageBreak/>
         <w:t>3</w:t>
@@ -7268,7 +9535,7 @@
       <w:r>
         <w:t xml:space="preserve"> проектирование</w:t>
       </w:r>
-      <w:bookmarkEnd w:id="12"/>
+      <w:bookmarkEnd w:id="13"/>
       <w:r>
         <w:t xml:space="preserve"> </w:t>
       </w:r>
@@ -7278,17 +9545,20 @@
       <w:pPr>
         <w:pStyle w:val="2"/>
       </w:pPr>
-      <w:bookmarkStart w:id="13" w:name="_Toc224476175"/>
+      <w:bookmarkStart w:id="14" w:name="_Toc224476175"/>
       <w:r>
         <w:t>3.1</w:t>
       </w:r>
       <w:r>
         <w:t> </w:t>
       </w:r>
-      <w:r>
-        <w:t>Подраздел</w:t>
-      </w:r>
-      <w:bookmarkEnd w:id="13"/>
+      <w:bookmarkEnd w:id="14"/>
+      <w:r>
+        <w:t>П</w:t>
+      </w:r>
+      <w:r>
+        <w:t>роектирование модуля авторизации</w:t>
+      </w:r>
     </w:p>
     <w:p>
       <w:pPr>
@@ -7330,18 +9600,21 @@
     <w:p>
       <w:pPr>
         <w:pStyle w:val="2"/>
-      </w:pPr>
-      <w:bookmarkStart w:id="14" w:name="_Toc224476176"/>
+        <w:rPr>
+          <w:lang w:val="ru-BY"/>
+        </w:rPr>
+      </w:pPr>
+      <w:bookmarkStart w:id="15" w:name="_Toc224476176"/>
       <w:r>
         <w:t>3.2</w:t>
       </w:r>
       <w:r>
         <w:t> </w:t>
       </w:r>
-      <w:r>
-        <w:t>Подраздел</w:t>
-      </w:r>
-      <w:bookmarkEnd w:id="14"/>
+      <w:bookmarkEnd w:id="15"/>
+      <w:r>
+        <w:t>Функциональное проектирование главного окна и навигации</w:t>
+      </w:r>
     </w:p>
     <w:p>
       <w:pPr>
@@ -7390,7 +9663,7 @@
       <w:pPr>
         <w:pStyle w:val="2"/>
       </w:pPr>
-      <w:bookmarkStart w:id="15" w:name="_Toc224476177"/>
+      <w:bookmarkStart w:id="16" w:name="_Toc224476177"/>
       <w:r>
         <w:t>3.3</w:t>
       </w:r>
@@ -7400,7 +9673,7 @@
       <w:r>
         <w:t>Подраздел</w:t>
       </w:r>
-      <w:bookmarkEnd w:id="15"/>
+      <w:bookmarkEnd w:id="16"/>
     </w:p>
     <w:p>
       <w:pPr>
@@ -7450,7 +9723,7 @@
       <w:pPr>
         <w:pStyle w:val="2"/>
       </w:pPr>
-      <w:bookmarkStart w:id="16" w:name="_Toc224476178"/>
+      <w:bookmarkStart w:id="17" w:name="_Toc224476178"/>
       <w:r>
         <w:t>3.</w:t>
       </w:r>
@@ -7463,7 +9736,7 @@
       <w:r>
         <w:t>Подраздел</w:t>
       </w:r>
-      <w:bookmarkEnd w:id="16"/>
+      <w:bookmarkEnd w:id="17"/>
     </w:p>
     <w:p>
       <w:pPr>
@@ -7503,7 +9776,7 @@
       <w:pPr>
         <w:pStyle w:val="2"/>
       </w:pPr>
-      <w:bookmarkStart w:id="17" w:name="_Toc224476179"/>
+      <w:bookmarkStart w:id="18" w:name="_Toc224476179"/>
       <w:r>
         <w:t>3.</w:t>
       </w:r>
@@ -7516,7 +9789,7 @@
       <w:r>
         <w:t>Подраздел</w:t>
       </w:r>
-      <w:bookmarkEnd w:id="17"/>
+      <w:bookmarkEnd w:id="18"/>
     </w:p>
     <w:p>
       <w:pPr>
@@ -7559,7 +9832,7 @@
       <w:pPr>
         <w:pStyle w:val="2"/>
       </w:pPr>
-      <w:bookmarkStart w:id="18" w:name="_Toc224476180"/>
+      <w:bookmarkStart w:id="19" w:name="_Toc224476180"/>
       <w:r>
         <w:t>3.</w:t>
       </w:r>
@@ -7572,7 +9845,7 @@
       <w:r>
         <w:t>Подраздел</w:t>
       </w:r>
-      <w:bookmarkEnd w:id="18"/>
+      <w:bookmarkEnd w:id="19"/>
     </w:p>
     <w:p>
       <w:pPr>
@@ -7614,7 +9887,7 @@
       <w:pPr>
         <w:pStyle w:val="2"/>
       </w:pPr>
-      <w:bookmarkStart w:id="19" w:name="_Toc224476181"/>
+      <w:bookmarkStart w:id="20" w:name="_Toc224476181"/>
       <w:r>
         <w:t>3.</w:t>
       </w:r>
@@ -7627,7 +9900,7 @@
       <w:r>
         <w:t>Подраздел</w:t>
       </w:r>
-      <w:bookmarkEnd w:id="19"/>
+      <w:bookmarkEnd w:id="20"/>
     </w:p>
     <w:p>
       <w:pPr>
@@ -7668,7 +9941,7 @@
       <w:pPr>
         <w:pStyle w:val="2"/>
       </w:pPr>
-      <w:bookmarkStart w:id="20" w:name="_Toc224476182"/>
+      <w:bookmarkStart w:id="21" w:name="_Toc224476182"/>
       <w:r>
         <w:t>3.8</w:t>
       </w:r>
@@ -7678,7 +9951,7 @@
       <w:r>
         <w:t>Подраздел</w:t>
       </w:r>
-      <w:bookmarkEnd w:id="20"/>
+      <w:bookmarkEnd w:id="21"/>
     </w:p>
     <w:p/>
     <w:p>
@@ -7730,7 +10003,7 @@
           <w:highlight w:val="yellow"/>
         </w:rPr>
       </w:pPr>
-      <w:bookmarkStart w:id="21" w:name="_Toc224476183"/>
+      <w:bookmarkStart w:id="22" w:name="_Toc224476183"/>
       <w:r>
         <w:rPr>
           <w:rStyle w:val="10"/>
@@ -7754,7 +10027,7 @@
         </w:rPr>
         <w:t>Разработка программных модулей</w:t>
       </w:r>
-      <w:bookmarkEnd w:id="21"/>
+      <w:bookmarkEnd w:id="22"/>
     </w:p>
     <w:p>
       <w:pPr>
@@ -7807,7 +10080,7 @@
           <w:highlight w:val="yellow"/>
         </w:rPr>
       </w:pPr>
-      <w:bookmarkStart w:id="22" w:name="_Toc224476184"/>
+      <w:bookmarkStart w:id="23" w:name="_Toc224476184"/>
       <w:r>
         <w:rPr>
           <w:highlight w:val="yellow"/>
@@ -7827,7 +10100,7 @@
         </w:rPr>
         <w:t>Программа и методика испытаний</w:t>
       </w:r>
-      <w:bookmarkEnd w:id="22"/>
+      <w:bookmarkEnd w:id="23"/>
     </w:p>
     <w:p>
       <w:pPr>
@@ -7881,7 +10154,7 @@
           <w:highlight w:val="yellow"/>
         </w:rPr>
       </w:pPr>
-      <w:bookmarkStart w:id="23" w:name="_Toc224476185"/>
+      <w:bookmarkStart w:id="24" w:name="_Toc224476185"/>
       <w:r>
         <w:rPr>
           <w:highlight w:val="yellow"/>
@@ -7900,7 +10173,7 @@
         </w:rPr>
         <w:t>Подраздел</w:t>
       </w:r>
-      <w:bookmarkEnd w:id="23"/>
+      <w:bookmarkEnd w:id="24"/>
     </w:p>
     <w:p>
       <w:pPr>
@@ -7960,7 +10233,7 @@
           <w:highlight w:val="yellow"/>
         </w:rPr>
       </w:pPr>
-      <w:bookmarkStart w:id="24" w:name="_Toc224476186"/>
+      <w:bookmarkStart w:id="25" w:name="_Toc224476186"/>
       <w:r>
         <w:rPr>
           <w:highlight w:val="yellow"/>
@@ -7979,7 +10252,7 @@
         </w:rPr>
         <w:t>Подраздел</w:t>
       </w:r>
-      <w:bookmarkEnd w:id="24"/>
+      <w:bookmarkEnd w:id="25"/>
     </w:p>
     <w:p>
       <w:pPr>
@@ -8025,14 +10298,14 @@
           <w:highlight w:val="yellow"/>
         </w:rPr>
       </w:pPr>
-      <w:bookmarkStart w:id="25" w:name="_Toc224476187"/>
+      <w:bookmarkStart w:id="26" w:name="_Toc224476187"/>
       <w:r>
         <w:rPr>
           <w:highlight w:val="yellow"/>
         </w:rPr>
         <w:t>5.3 Подраздел</w:t>
       </w:r>
-      <w:bookmarkEnd w:id="25"/>
+      <w:bookmarkEnd w:id="26"/>
     </w:p>
     <w:p>
       <w:pPr>
@@ -8117,7 +10390,7 @@
           <w:highlight w:val="yellow"/>
         </w:rPr>
       </w:pPr>
-      <w:bookmarkStart w:id="26" w:name="_Toc224476188"/>
+      <w:bookmarkStart w:id="27" w:name="_Toc224476188"/>
       <w:r>
         <w:rPr>
           <w:highlight w:val="yellow"/>
@@ -8137,7 +10410,7 @@
         </w:rPr>
         <w:t>Руководство пользователя</w:t>
       </w:r>
-      <w:bookmarkEnd w:id="26"/>
+      <w:bookmarkEnd w:id="27"/>
     </w:p>
     <w:p>
       <w:pPr>
@@ -8193,7 +10466,7 @@
           <w:highlight w:val="yellow"/>
         </w:rPr>
       </w:pPr>
-      <w:bookmarkStart w:id="27" w:name="_Toc224476189"/>
+      <w:bookmarkStart w:id="28" w:name="_Toc224476189"/>
       <w:r>
         <w:rPr>
           <w:highlight w:val="yellow"/>
@@ -8212,7 +10485,7 @@
         </w:rPr>
         <w:t>Подраздел</w:t>
       </w:r>
-      <w:bookmarkEnd w:id="27"/>
+      <w:bookmarkEnd w:id="28"/>
     </w:p>
     <w:p>
       <w:pPr>
@@ -8267,7 +10540,7 @@
           <w:highlight w:val="yellow"/>
         </w:rPr>
       </w:pPr>
-      <w:bookmarkStart w:id="28" w:name="_Toc224476190"/>
+      <w:bookmarkStart w:id="29" w:name="_Toc224476190"/>
       <w:r>
         <w:rPr>
           <w:highlight w:val="yellow"/>
@@ -8286,7 +10559,7 @@
         </w:rPr>
         <w:t>Подраздел</w:t>
       </w:r>
-      <w:bookmarkEnd w:id="28"/>
+      <w:bookmarkEnd w:id="29"/>
     </w:p>
     <w:p>
       <w:pPr>
@@ -8332,7 +10605,7 @@
           <w:highlight w:val="yellow"/>
         </w:rPr>
       </w:pPr>
-      <w:bookmarkStart w:id="29" w:name="_Toc224476191"/>
+      <w:bookmarkStart w:id="30" w:name="_Toc224476191"/>
       <w:r>
         <w:rPr>
           <w:highlight w:val="yellow"/>
@@ -8351,7 +10624,7 @@
         </w:rPr>
         <w:t>Подраздел</w:t>
       </w:r>
-      <w:bookmarkEnd w:id="29"/>
+      <w:bookmarkEnd w:id="30"/>
     </w:p>
     <w:p>
       <w:pPr>
@@ -8403,7 +10676,7 @@
           <w:lang w:eastAsia="ru-RU"/>
         </w:rPr>
       </w:pPr>
-      <w:bookmarkStart w:id="30" w:name="_Toc224476192"/>
+      <w:bookmarkStart w:id="31" w:name="_Toc224476192"/>
       <w:r>
         <w:lastRenderedPageBreak/>
         <w:t>7</w:t>
@@ -8420,7 +10693,7 @@
         </w:rPr>
         <w:t xml:space="preserve">ТЕХНИКО-ЭКОНОМИЧЕСКОЕ ОБОСНОВАНИЕ РАЗРАБОТКИ </w:t>
       </w:r>
-      <w:bookmarkEnd w:id="30"/>
+      <w:bookmarkEnd w:id="31"/>
       <w:r>
         <w:rPr>
           <w:rFonts w:eastAsia="Times New Roman"/>
@@ -8458,11 +10731,11 @@
         </w:tabs>
         <w:jc w:val="both"/>
       </w:pPr>
-      <w:bookmarkStart w:id="31" w:name="_Toc198073737"/>
+      <w:bookmarkStart w:id="32" w:name="_Toc198073737"/>
       <w:r>
         <w:t>7.1 Характеристика программного средства, разрабатываемого для реализации на рынке</w:t>
       </w:r>
-      <w:bookmarkEnd w:id="31"/>
+      <w:bookmarkEnd w:id="32"/>
     </w:p>
     <w:p/>
     <w:p>
@@ -9757,18 +12030,18 @@
         <w:ind w:left="0" w:firstLine="708"/>
         <w:jc w:val="both"/>
       </w:pPr>
-      <w:bookmarkStart w:id="32" w:name="_Toc198073738"/>
-      <w:bookmarkStart w:id="33" w:name="_Toc135348824"/>
+      <w:bookmarkStart w:id="33" w:name="_Toc198073738"/>
+      <w:bookmarkStart w:id="34" w:name="_Toc135348824"/>
       <w:r>
         <w:lastRenderedPageBreak/>
         <w:t>7.2 Расчет инвестиций в разработку программного средства</w:t>
       </w:r>
-      <w:bookmarkStart w:id="34" w:name="_Hlk132468451"/>
-      <w:bookmarkEnd w:id="32"/>
+      <w:bookmarkStart w:id="35" w:name="_Hlk132468451"/>
       <w:bookmarkEnd w:id="33"/>
+      <w:bookmarkEnd w:id="34"/>
     </w:p>
     <w:p/>
-    <w:bookmarkEnd w:id="34"/>
+    <w:bookmarkEnd w:id="35"/>
     <w:p>
       <w:pPr>
         <w:ind w:firstLine="709"/>
@@ -10691,14 +12964,9 @@
         <w:t>представлены в таблице 7.1.</w:t>
       </w:r>
     </w:p>
-    <w:p>
-      <w:pPr>
-        <w:pStyle w:val="afa"/>
-      </w:pPr>
-    </w:p>
-    <w:p>
-      <w:pPr>
-        <w:pStyle w:val="af6"/>
+    <w:p/>
+    <w:p>
+      <w:pPr>
         <w:rPr>
           <w:szCs w:val="28"/>
         </w:rPr>
@@ -12266,22 +14534,7 @@
           <w:rFonts w:cs="Times New Roman"/>
           <w:szCs w:val="28"/>
         </w:rPr>
-        <w:t>белорусских рублей.</w:t>
-      </w:r>
-    </w:p>
-    <w:p>
-      <w:pPr>
-        <w:rPr>
-          <w:rFonts w:cs="Times New Roman"/>
-          <w:szCs w:val="28"/>
-        </w:rPr>
-      </w:pPr>
-      <w:r>
-        <w:rPr>
-          <w:rFonts w:cs="Times New Roman"/>
-          <w:szCs w:val="28"/>
-        </w:rPr>
-        <w:t xml:space="preserve">Таким образом, затраты на дополнительную заработную плату разработчиков </w:t>
+        <w:t xml:space="preserve">белорусских </w:t>
       </w:r>
       <w:r>
         <w:rPr>
@@ -12289,7 +14542,22 @@
           <w:szCs w:val="28"/>
         </w:rPr>
         <w:lastRenderedPageBreak/>
-        <w:t xml:space="preserve">программного средства составляют </w:t>
+        <w:t>рублей.</w:t>
+      </w:r>
+    </w:p>
+    <w:p>
+      <w:pPr>
+        <w:rPr>
+          <w:rFonts w:cs="Times New Roman"/>
+          <w:szCs w:val="28"/>
+        </w:rPr>
+      </w:pPr>
+      <w:r>
+        <w:rPr>
+          <w:rFonts w:cs="Times New Roman"/>
+          <w:szCs w:val="28"/>
+        </w:rPr>
+        <w:t xml:space="preserve">Таким образом, затраты на дополнительную заработную плату разработчиков программного средства составляют </w:t>
       </w:r>
       <w:r>
         <w:rPr>
@@ -13345,7 +15613,6 @@
           <w:color w:val="000000" w:themeColor="text1"/>
           <w:szCs w:val="28"/>
         </w:rPr>
-        <w:lastRenderedPageBreak/>
         <w:t xml:space="preserve">где </w:t>
       </w:r>
       <w:proofErr w:type="spellStart"/>
@@ -14939,6 +17206,7 @@
           <w:rFonts w:eastAsia="DengXian" w:cs="Times New Roman"/>
           <w:szCs w:val="28"/>
         </w:rPr>
+        <w:lastRenderedPageBreak/>
         <w:t>Э</w:t>
       </w:r>
       <w:r>
@@ -15047,7 +17315,6 @@
           <w:rFonts w:eastAsia="DengXian" w:cs="Times New Roman"/>
           <w:szCs w:val="28"/>
         </w:rPr>
-        <w:lastRenderedPageBreak/>
         <w:t>Э</w:t>
       </w:r>
       <w:r>
@@ -16171,7 +18438,15 @@
           <w:rFonts w:cs="Times New Roman"/>
           <w:szCs w:val="28"/>
         </w:rPr>
-        <w:t xml:space="preserve">специалистов предприятия внедрение системы позволит сократить трудоемкость операций с документами в среднем на </w:t>
+        <w:t xml:space="preserve">специалистов </w:t>
+      </w:r>
+      <w:r>
+        <w:rPr>
+          <w:rFonts w:cs="Times New Roman"/>
+          <w:szCs w:val="28"/>
+        </w:rPr>
+        <w:lastRenderedPageBreak/>
+        <w:t xml:space="preserve">предприятия внедрение системы позволит сократить трудоемкость операций с документами в среднем на </w:t>
       </w:r>
       <w:r>
         <w:rPr>
@@ -16202,15 +18477,7 @@
           <w:rFonts w:cs="Times New Roman"/>
           <w:szCs w:val="28"/>
         </w:rPr>
-        <w:t xml:space="preserve">Для определения экономического эффекта принимается расчетный период 12 месяцев. Таким образом, годовая экономия рабочего времени </w:t>
-      </w:r>
-      <w:r>
-        <w:rPr>
-          <w:rFonts w:cs="Times New Roman"/>
-          <w:szCs w:val="28"/>
-        </w:rPr>
-        <w:lastRenderedPageBreak/>
-        <w:t xml:space="preserve">одного сотрудника составит </w:t>
+        <w:t xml:space="preserve">Для определения экономического эффекта принимается расчетный период 12 месяцев. Таким образом, годовая экономия рабочего времени одного сотрудника составит </w:t>
       </w:r>
       <w:r>
         <w:rPr>
@@ -17405,6 +19672,7 @@
         </w:rPr>
       </w:pPr>
       <w:r>
+        <w:lastRenderedPageBreak/>
         <w:t>7.4 Расчет показателей экономической эффективности разработки и реализации программного средства на рынке</w:t>
       </w:r>
     </w:p>
@@ -17427,15 +19695,7 @@
           <w:rFonts w:cs="Times New Roman"/>
           <w:szCs w:val="28"/>
         </w:rPr>
-        <w:t xml:space="preserve">Для оценки экономической эффективности внедрения системы электронного документооборота в ОАО «МАЗ» необходимо сопоставить единовременные затраты на разработку программного продукта с полученным </w:t>
-      </w:r>
-      <w:r>
-        <w:rPr>
-          <w:rFonts w:cs="Times New Roman"/>
-          <w:szCs w:val="28"/>
-        </w:rPr>
-        <w:lastRenderedPageBreak/>
-        <w:t>годовым экономическим эффектом (чистой экономией).</w:t>
+        <w:t>Для оценки экономической эффективности внедрения системы электронного документооборота в ОАО «МАЗ» необходимо сопоставить единовременные затраты на разработку программного продукта с полученным годовым экономическим эффектом (чистой экономией).</w:t>
       </w:r>
     </w:p>
     <w:p>
@@ -18279,23 +20539,7 @@
           <w:rFonts w:cs="Times New Roman"/>
           <w:szCs w:val="28"/>
         </w:rPr>
-        <w:t xml:space="preserve"> белорусских рублей. Основной эффект достигается за счет снижения трудоемкости операций по созданию, поиску, согласованию и контро</w:t>
-      </w:r>
-      <w:proofErr w:type="spellStart"/>
-      <w:r>
-        <w:rPr>
-          <w:rFonts w:cs="Times New Roman"/>
-          <w:szCs w:val="28"/>
-        </w:rPr>
-        <w:t>лю</w:t>
-      </w:r>
-      <w:proofErr w:type="spellEnd"/>
-      <w:r>
-        <w:rPr>
-          <w:rFonts w:cs="Times New Roman"/>
-          <w:szCs w:val="28"/>
-        </w:rPr>
-        <w:t xml:space="preserve"> документов, автоматизации уведомлений, </w:t>
+        <w:t xml:space="preserve"> белорусских рублей. Основной эффект достигается за счет снижения трудоемкости операций по созданию, поиску, согласованию и контролю документов, автоматизации уведомлений, </w:t>
       </w:r>
       <w:proofErr w:type="spellStart"/>
       <w:r>
@@ -18342,7 +20586,15 @@
           <w:rFonts w:cs="Times New Roman"/>
           <w:szCs w:val="28"/>
         </w:rPr>
-        <w:t>Внедрение программного средства обеспечивает годовую экономию текущих затрат предприятия, в результате чего прирост чистой прибыли составляет</w:t>
+        <w:t xml:space="preserve">Внедрение программного средства обеспечивает годовую экономию </w:t>
+      </w:r>
+      <w:r>
+        <w:rPr>
+          <w:rFonts w:cs="Times New Roman"/>
+          <w:szCs w:val="28"/>
+        </w:rPr>
+        <w:lastRenderedPageBreak/>
+        <w:t>текущих затрат предприятия, в результате чего прирост чистой прибыли составляет</w:t>
       </w:r>
       <w:r>
         <w:rPr>
@@ -18406,15 +20658,7 @@
           <w:rFonts w:cs="Times New Roman"/>
           <w:szCs w:val="28"/>
         </w:rPr>
-        <w:t xml:space="preserve">%, то есть каждый вложенный </w:t>
-      </w:r>
-      <w:r>
-        <w:rPr>
-          <w:rFonts w:cs="Times New Roman"/>
-          <w:szCs w:val="28"/>
-        </w:rPr>
-        <w:lastRenderedPageBreak/>
-        <w:t xml:space="preserve">рубль приносит предприятию около </w:t>
+        <w:t xml:space="preserve">%, то есть каждый вложенный рубль приносит предприятию около </w:t>
       </w:r>
       <w:r>
         <w:rPr>
@@ -18563,19 +20807,19 @@
         <w:keepNext w:val="0"/>
         <w:keepLines w:val="0"/>
       </w:pPr>
-      <w:bookmarkStart w:id="35" w:name="_Toc224476193"/>
+      <w:bookmarkStart w:id="36" w:name="_Toc224476193"/>
       <w:r>
         <w:t>7.1</w:t>
       </w:r>
       <w:r>
         <w:t> </w:t>
       </w:r>
-      <w:bookmarkStart w:id="36" w:name="_Toc135348823"/>
+      <w:bookmarkStart w:id="37" w:name="_Toc135348823"/>
       <w:r>
         <w:t>Характеристика программного средства, разрабатываемого для реализации на рынке</w:t>
       </w:r>
-      <w:bookmarkEnd w:id="35"/>
       <w:bookmarkEnd w:id="36"/>
+      <w:bookmarkEnd w:id="37"/>
     </w:p>
     <w:p/>
     <w:p>
@@ -18673,7 +20917,14 @@
         <w:rPr>
           <w:rFonts w:eastAsia="DengXian" w:cs="Times New Roman"/>
         </w:rPr>
-        <w:t>Разработка программного средства осуществляется специалистами ИТ-подразделения предприятия. В создании системы принимают участие инженеры-программисты, UI/UX дизайнер, инженер-тестировщик и бизнес-аналитик, которые обеспечивают полный цикл разработки программного продукта: анализ требований, проектирование архитектуры системы, реализацию программных модулей, тестирование и внедрение системы в инфраструктуру предприятия.</w:t>
+        <w:t xml:space="preserve">Разработка программного средства осуществляется специалистами ИТ-подразделения предприятия. В создании системы принимают участие </w:t>
+      </w:r>
+      <w:r>
+        <w:rPr>
+          <w:rFonts w:eastAsia="DengXian" w:cs="Times New Roman"/>
+        </w:rPr>
+        <w:lastRenderedPageBreak/>
+        <w:t>инженеры-программисты, UI/UX дизайнер, инженер-тестировщик и бизнес-аналитик, которые обеспечивают полный цикл разработки программного продукта: анализ требований, проектирование архитектуры системы, реализацию программных модулей, тестирование и внедрение системы в инфраструктуру предприятия.</w:t>
       </w:r>
     </w:p>
     <w:p>
@@ -18690,15 +20941,7 @@
           <w:rFonts w:eastAsia="DengXian" w:cs="Times New Roman"/>
           <w:szCs w:val="28"/>
         </w:rPr>
-        <w:t xml:space="preserve">Система обеспечивает иерархическое управление проектами, при </w:t>
-      </w:r>
-      <w:r>
-        <w:rPr>
-          <w:rFonts w:eastAsia="DengXian" w:cs="Times New Roman"/>
-          <w:szCs w:val="28"/>
-        </w:rPr>
-        <w:lastRenderedPageBreak/>
-        <w:t xml:space="preserve">котором каждый проект содержит структурированный перечень задач с указанием сроков выполнения, приоритетов и назначенных исполнителей. Такая модель организации позволяет поддерживать четкую структуру работы и упрощает контроль над выполнением проектных этапов. Для наглядного отображения временных зависимостей между задачами используется диаграмма </w:t>
+        <w:t xml:space="preserve">Система обеспечивает иерархическое управление проектами, при котором каждый проект содержит структурированный перечень задач с указанием сроков выполнения, приоритетов и назначенных исполнителей. Такая модель организации позволяет поддерживать четкую структуру работы и упрощает контроль над выполнением проектных этапов. Для наглядного отображения временных зависимостей между задачами используется диаграмма </w:t>
       </w:r>
       <w:proofErr w:type="spellStart"/>
       <w:r>
@@ -18811,7 +21054,14 @@
         <w:rPr>
           <w:rFonts w:eastAsia="DengXian" w:cs="Times New Roman"/>
         </w:rPr>
-        <w:t>Все данные о переработках автоматически накапливаются в системе и отображаются в структурированном виде, что позволяет сотруднику видеть общую картину своей дополнительной занятости за отчетный период. Руководителю при этом не требуется постоянно контролировать или отслеживать переработки каждого сотрудника вручную. Информация уже централизованно хранится в системе и доступна для просмотра в любой момент, что избавляет руководителя от необходимости держать подобные сведения в памяти или вести отдельные таблицы и записи.</w:t>
+        <w:t xml:space="preserve">Все данные о переработках автоматически накапливаются в системе и отображаются в структурированном виде, что позволяет сотруднику видеть общую картину своей дополнительной занятости за отчетный период. Руководителю при этом не требуется постоянно контролировать или </w:t>
+      </w:r>
+      <w:r>
+        <w:rPr>
+          <w:rFonts w:eastAsia="DengXian" w:cs="Times New Roman"/>
+        </w:rPr>
+        <w:lastRenderedPageBreak/>
+        <w:t>отслеживать переработки каждого сотрудника вручную. Информация уже централизованно хранится в системе и доступна для просмотра в любой момент, что избавляет руководителя от необходимости держать подобные сведения в памяти или вести отдельные таблицы и записи.</w:t>
       </w:r>
     </w:p>
     <w:p>
@@ -18826,14 +21076,7 @@
         <w:rPr>
           <w:rFonts w:eastAsia="DengXian" w:cs="Times New Roman"/>
         </w:rPr>
-        <w:t xml:space="preserve">По итогам месяца система позволяет сформировать сводный отчет по переработкам сотрудников, который может быть экспортирован для </w:t>
-      </w:r>
-      <w:r>
-        <w:rPr>
-          <w:rFonts w:eastAsia="DengXian" w:cs="Times New Roman"/>
-        </w:rPr>
-        <w:lastRenderedPageBreak/>
-        <w:t>дальнейшего использования при расчете дополнительных выплат, премий или компенсаций. Такой механизм упрощает административную работу руководителя и повышает прозрачность учета рабочего времени.</w:t>
+        <w:t>По итогам месяца система позволяет сформировать сводный отчет по переработкам сотрудников, который может быть экспортирован для дальнейшего использования при расчете дополнительных выплат, премий или компенсаций. Такой механизм упрощает административную работу руководителя и повышает прозрачность учета рабочего времени.</w:t>
       </w:r>
     </w:p>
     <w:p>
@@ -18970,7 +21213,7 @@
         <w:keepNext w:val="0"/>
         <w:keepLines w:val="0"/>
       </w:pPr>
-      <w:bookmarkStart w:id="37" w:name="_Toc224476194"/>
+      <w:bookmarkStart w:id="38" w:name="_Toc224476194"/>
       <w:r>
         <w:t>7.2</w:t>
       </w:r>
@@ -18980,7 +21223,7 @@
       <w:r>
         <w:t>Расчет инвестиций в разработку программного средства</w:t>
       </w:r>
-      <w:bookmarkEnd w:id="37"/>
+      <w:bookmarkEnd w:id="38"/>
     </w:p>
     <w:p>
       <w:pPr>
@@ -19097,7 +21340,16 @@
           <w:szCs w:val="28"/>
           <w:lang w:eastAsia="en-US" w:bidi="ar-SA"/>
         </w:rPr>
-        <w:t xml:space="preserve">, проектируют структуру базы данных </w:t>
+        <w:t xml:space="preserve">, проектируют структуру </w:t>
+      </w:r>
+      <w:r>
+        <w:rPr>
+          <w:rFonts w:eastAsiaTheme="minorHAnsi" w:cs="Times New Roman"/>
+          <w:szCs w:val="28"/>
+          <w:lang w:eastAsia="en-US" w:bidi="ar-SA"/>
+        </w:rPr>
+        <w:lastRenderedPageBreak/>
+        <w:t xml:space="preserve">базы данных </w:t>
       </w:r>
       <w:proofErr w:type="spellStart"/>
       <w:r>
@@ -19151,16 +21403,7 @@
           <w:szCs w:val="28"/>
           <w:lang w:eastAsia="en-US" w:bidi="ar-SA"/>
         </w:rPr>
-        <w:t xml:space="preserve"> API. Инженер-тестировщик проводит функциональное и нагрузочное тестирование системы, проверяет корректность взаимодействия модулей и стабильность работы базы данных. Бизнес-аналитик осуществляет сбор требований от подразделений предприятия, анализирует бизнес-</w:t>
-      </w:r>
-      <w:r>
-        <w:rPr>
-          <w:rFonts w:eastAsiaTheme="minorHAnsi" w:cs="Times New Roman"/>
-          <w:szCs w:val="28"/>
-          <w:lang w:eastAsia="en-US" w:bidi="ar-SA"/>
-        </w:rPr>
-        <w:lastRenderedPageBreak/>
-        <w:t>процессы, участвует в формировании технического задания и организует обучение сотрудников работе с системой.</w:t>
+        <w:t xml:space="preserve"> API. Инженер-тестировщик проводит функциональное и нагрузочное тестирование системы, проверяет корректность взаимодействия модулей и стабильность работы базы данных. Бизнес-аналитик осуществляет сбор требований от подразделений предприятия, анализирует бизнес-процессы, участвует в формировании технического задания и организует обучение сотрудников работе с системой.</w:t>
       </w:r>
     </w:p>
     <w:p>
@@ -19653,23 +21896,7 @@
           <w:rFonts w:cs="Times New Roman"/>
           <w:szCs w:val="28"/>
         </w:rPr>
-        <w:t xml:space="preserve"> трудоемкость работ, выпол</w:t>
-      </w:r>
-      <w:proofErr w:type="spellStart"/>
-      <w:r>
-        <w:rPr>
-          <w:rFonts w:cs="Times New Roman"/>
-          <w:szCs w:val="28"/>
-        </w:rPr>
-        <w:t>няемых</w:t>
-      </w:r>
-      <w:proofErr w:type="spellEnd"/>
-      <w:r>
-        <w:rPr>
-          <w:rFonts w:cs="Times New Roman"/>
-          <w:szCs w:val="28"/>
-        </w:rPr>
-        <w:t xml:space="preserve"> исполнителем </w:t>
+        <w:t xml:space="preserve"> трудоемкость работ, выполняемых исполнителем </w:t>
       </w:r>
       <w:r>
         <w:rPr>
@@ -20447,6 +22674,7 @@
                 <w:szCs w:val="28"/>
                 <w:lang w:val="en-US"/>
               </w:rPr>
+              <w:lastRenderedPageBreak/>
               <w:t>UI/UX</w:t>
             </w:r>
             <w:r>
@@ -20905,7 +23133,6 @@
         </w:rPr>
       </w:pPr>
       <w:r>
-        <w:lastRenderedPageBreak/>
         <w:t>Суммарные затраты на основную заработную плату разработчиков программного средства составляют 22838,08</w:t>
       </w:r>
       <w:r>
@@ -21937,11 +24164,7 @@
         <w:pStyle w:val="afa"/>
       </w:pPr>
       <w:r>
-        <w:t xml:space="preserve">Для системы внутреннего использования на предприятии данная статья </w:t>
-      </w:r>
-      <w:r>
-        <w:lastRenderedPageBreak/>
-        <w:t>включает расходы на подготовку документации, инсталляцию ПО на серверные мощности ОАО «МАЗ» и обучение персонала. Норматив принимается равным 3% от основной заработной платы. Расчет по формуле 7.5:</w:t>
+        <w:t>Для системы внутреннего использования на предприятии данная статья включает расходы на подготовку документации, инсталляцию ПО на серверные мощности ОАО «МАЗ» и обучение персонала. Норматив принимается равным 3% от основной заработной платы. Расчет по формуле 7.5:</w:t>
       </w:r>
     </w:p>
     <w:p>
@@ -23913,15 +26136,15 @@
         <w:keepNext w:val="0"/>
         <w:keepLines w:val="0"/>
       </w:pPr>
-      <w:bookmarkStart w:id="38" w:name="_Toc135348825"/>
-      <w:bookmarkStart w:id="39" w:name="_Toc198073739"/>
-      <w:bookmarkStart w:id="40" w:name="_Toc224476195"/>
+      <w:bookmarkStart w:id="39" w:name="_Toc135348825"/>
+      <w:bookmarkStart w:id="40" w:name="_Toc198073739"/>
+      <w:bookmarkStart w:id="41" w:name="_Toc224476195"/>
       <w:r>
         <w:t>7.3 Расчет экономического эффекта от реализации программного средства</w:t>
       </w:r>
-      <w:bookmarkEnd w:id="38"/>
       <w:bookmarkEnd w:id="39"/>
       <w:bookmarkEnd w:id="40"/>
+      <w:bookmarkEnd w:id="41"/>
       <w:r>
         <w:t xml:space="preserve"> </w:t>
       </w:r>
@@ -23937,13 +26160,14 @@
           <w:lang w:val="zh-CN"/>
         </w:rPr>
       </w:pPr>
-      <w:bookmarkStart w:id="41" w:name="_Hlk104255370"/>
+      <w:bookmarkStart w:id="42" w:name="_Hlk104255370"/>
       <w:r>
         <w:rPr>
           <w:rFonts w:cs="Times New Roman"/>
           <w:szCs w:val="28"/>
           <w:lang w:val="zh-CN"/>
         </w:rPr>
+        <w:lastRenderedPageBreak/>
         <w:t>Экономический эффект от внедрения разработанной интеллектуальной системы управления проектами определяется за сч</w:t>
       </w:r>
       <w:r>
@@ -24016,7 +26240,6 @@
           <w:rFonts w:cs="Times New Roman"/>
           <w:szCs w:val="28"/>
         </w:rPr>
-        <w:lastRenderedPageBreak/>
         <w:t>Э</w:t>
       </w:r>
       <w:r>
@@ -25192,12 +27415,9 @@
           <w:szCs w:val="28"/>
           <w:lang w:val="zh-CN"/>
         </w:rPr>
-        <w:t>После внедрения разработанной системы указанные процессы автоматизируются. Сотрудники получают централизованный доступ к информации о проектах и задачах, возможность оперативного обмена сообщениями внутри проектных чатов, автоматическое формирование аналитических панелей и уведомлений о сроках выполнения задач. Это позволяет сократить время, затрачиваемое на организационные и координационные операции.</w:t>
-      </w:r>
-    </w:p>
-    <w:p>
-      <w:pPr>
-        <w:pStyle w:val="afa"/>
+        <w:t xml:space="preserve">После внедрения разработанной системы указанные процессы автоматизируются. Сотрудники получают централизованный доступ к информации о проектах и задачах, возможность оперативного обмена сообщениями внутри проектных чатов, автоматическое формирование аналитических панелей и уведомлений о сроках выполнения задач. Это </w:t>
+      </w:r>
+      <w:r>
         <w:rPr>
           <w:rFonts w:cs="Times New Roman"/>
           <w:iCs/>
@@ -25205,8 +27425,13 @@
           <w:szCs w:val="28"/>
           <w:lang w:val="zh-CN"/>
         </w:rPr>
-      </w:pPr>
-      <w:r>
+        <w:lastRenderedPageBreak/>
+        <w:t>позволяет сократить время, затрачиваемое на организационные и координационные операции.</w:t>
+      </w:r>
+    </w:p>
+    <w:p>
+      <w:pPr>
+        <w:pStyle w:val="afa"/>
         <w:rPr>
           <w:rFonts w:cs="Times New Roman"/>
           <w:iCs/>
@@ -25214,16 +27439,16 @@
           <w:szCs w:val="28"/>
           <w:lang w:val="zh-CN"/>
         </w:rPr>
-        <w:t xml:space="preserve">Предполагается, что разработанное программное средство будет использоваться приблизительно 50 сотрудниками </w:t>
-      </w:r>
+      </w:pPr>
       <w:r>
         <w:rPr>
           <w:rFonts w:cs="Times New Roman"/>
           <w:iCs/>
           <w:color w:val="000000" w:themeColor="text1"/>
           <w:szCs w:val="28"/>
-        </w:rPr>
-        <w:t>подразделения</w:t>
+          <w:lang w:val="zh-CN"/>
+        </w:rPr>
+        <w:t xml:space="preserve">Предполагается, что разработанное программное средство будет использоваться приблизительно 50 сотрудниками </w:t>
       </w:r>
       <w:r>
         <w:rPr>
@@ -25231,9 +27456,8 @@
           <w:iCs/>
           <w:color w:val="000000" w:themeColor="text1"/>
           <w:szCs w:val="28"/>
-          <w:lang w:val="zh-CN"/>
-        </w:rPr>
-        <w:t xml:space="preserve">, участвующими в проектной деятельности. По экспертной оценке </w:t>
+        </w:rPr>
+        <w:t>подразделения</w:t>
       </w:r>
       <w:r>
         <w:rPr>
@@ -25243,8 +27467,7 @@
           <w:szCs w:val="28"/>
           <w:lang w:val="zh-CN"/>
         </w:rPr>
-        <w:lastRenderedPageBreak/>
-        <w:t>специалистов предприятия внедрение системы позволит сократить трудоемкость организационных операций в среднем на 10 часов в месяц на одного сотрудника.</w:t>
+        <w:t>, участвующими в проектной деятельности. По экспертной оценке специалистов предприятия внедрение системы позволит сократить трудоемкость организационных операций в среднем на 10 часов в месяц на одного сотрудника.</w:t>
       </w:r>
     </w:p>
     <w:p>
@@ -26159,7 +28382,11 @@
         <w:pStyle w:val="afa"/>
       </w:pPr>
       <w:r>
-        <w:t>Полученный экономический эффект достигается за счет сокращения трудоемкости управленческих операций, автоматизации процессов планирования и контроля задач, а также более эффективного использования рабочего времени сотрудников.</w:t>
+        <w:t xml:space="preserve">Полученный экономический эффект достигается за счет сокращения трудоемкости управленческих операций, автоматизации процессов </w:t>
+      </w:r>
+      <w:r>
+        <w:lastRenderedPageBreak/>
+        <w:t>планирования и контроля задач, а также более эффективного использования рабочего времени сотрудников.</w:t>
       </w:r>
     </w:p>
     <w:p>
@@ -26178,16 +28405,16 @@
         <w:keepNext w:val="0"/>
         <w:keepLines w:val="0"/>
       </w:pPr>
-      <w:bookmarkStart w:id="42" w:name="_Toc198073740"/>
-      <w:bookmarkStart w:id="43" w:name="_Toc135348826"/>
-      <w:bookmarkStart w:id="44" w:name="_Toc224476196"/>
+      <w:bookmarkStart w:id="43" w:name="_Toc198073740"/>
+      <w:bookmarkStart w:id="44" w:name="_Toc135348826"/>
+      <w:bookmarkStart w:id="45" w:name="_Toc224476196"/>
       <w:r>
         <w:t>7.4 Расчет показателей экономической эффективности разработки и реализации программного средства на рынке</w:t>
       </w:r>
-      <w:bookmarkEnd w:id="41"/>
       <w:bookmarkEnd w:id="42"/>
       <w:bookmarkEnd w:id="43"/>
       <w:bookmarkEnd w:id="44"/>
+      <w:bookmarkEnd w:id="45"/>
     </w:p>
     <w:p/>
     <w:p>
@@ -26392,7 +28619,7 @@
                 <w:szCs w:val="24"/>
               </w:rPr>
             </w:pPr>
-            <w:bookmarkStart w:id="45" w:name="_Hlk223984458"/>
+            <w:bookmarkStart w:id="46" w:name="_Hlk223984458"/>
             <m:oMathPara>
               <m:oMath>
                 <m:r>
@@ -26549,7 +28776,7 @@
                   </w:rPr>
                   <m:t>∙100</m:t>
                 </m:r>
-                <w:bookmarkEnd w:id="45"/>
+                <w:bookmarkEnd w:id="46"/>
                 <m:r>
                   <m:rPr>
                     <m:sty m:val="p"/>
@@ -26882,8 +29109,8 @@
       </w:tr>
     </w:tbl>
     <w:p>
-      <w:bookmarkStart w:id="46" w:name="_Toc198073741"/>
-      <w:bookmarkStart w:id="47" w:name="_Toc135348827"/>
+      <w:bookmarkStart w:id="47" w:name="_Toc198073741"/>
+      <w:bookmarkStart w:id="48" w:name="_Toc135348827"/>
     </w:p>
     <w:p>
       <w:pPr>
@@ -26907,13 +29134,13 @@
         <w:keepNext w:val="0"/>
         <w:keepLines w:val="0"/>
       </w:pPr>
-      <w:bookmarkStart w:id="48" w:name="_Toc224476197"/>
+      <w:bookmarkStart w:id="49" w:name="_Toc224476197"/>
       <w:r>
         <w:t>7.5 Вывод об экономической целесообразности реализации проектного решения</w:t>
       </w:r>
-      <w:bookmarkEnd w:id="46"/>
       <w:bookmarkEnd w:id="47"/>
       <w:bookmarkEnd w:id="48"/>
+      <w:bookmarkEnd w:id="49"/>
     </w:p>
     <w:p/>
     <w:p>
@@ -26970,7 +29197,7 @@
           <w:szCs w:val="20"/>
           <w:lang w:eastAsia="zh-CN" w:bidi="hi-IN"/>
         </w:rPr>
-        <w:t xml:space="preserve">Основной экономический эффект достигается за счет снижения трудоемкости управленческих и организационных операций, связанных с планированием задач, контролем сроков выполнения работ, распределением задач между сотрудниками и учетом переработок. Использование разработанной системы позволяет автоматизировать данные процессы и значительно сократить время, затрачиваемое сотрудниками на выполнение </w:t>
+        <w:t xml:space="preserve">Основной экономический эффект достигается за счет снижения </w:t>
       </w:r>
       <w:r>
         <w:rPr>
@@ -26979,7 +29206,7 @@
           <w:lang w:eastAsia="zh-CN" w:bidi="hi-IN"/>
         </w:rPr>
         <w:lastRenderedPageBreak/>
-        <w:t>вспомогательных операций.</w:t>
+        <w:t>трудоемкости управленческих и организационных операций, связанных с планированием задач, контролем сроков выполнения работ, распределением задач между сотрудниками и учетом переработок. Использование разработанной системы позволяет автоматизировать данные процессы и значительно сократить время, затрачиваемое сотрудниками на выполнение вспомогательных операций.</w:t>
       </w:r>
     </w:p>
     <w:p>
@@ -27110,7 +29337,16 @@
           <w:szCs w:val="20"/>
           <w:lang w:eastAsia="zh-CN" w:bidi="hi-IN"/>
         </w:rPr>
-        <w:t>На основании проведенных расчетов можно сделать вывод о том, что разработка и внедрение интеллектуальной системы управления проектами является экономически обоснованным и эффективным решением для предприятия ОАО «МАЗ». Реализация данного проектного решения позволит повысить эффективность управления проектной деятельностью, снизить трудоемкость управленческих процессов и обеспечить значительный экономический эффект в процессе эксплуатации системы.</w:t>
+        <w:t xml:space="preserve">На основании проведенных расчетов можно сделать вывод о том, что разработка и внедрение интеллектуальной системы управления проектами является экономически обоснованным и эффективным решением для предприятия ОАО «МАЗ». Реализация данного проектного решения позволит повысить эффективность управления проектной деятельностью, снизить </w:t>
+      </w:r>
+      <w:r>
+        <w:rPr>
+          <w:rFonts w:eastAsia="SimSun" w:cs="Mangal"/>
+          <w:szCs w:val="20"/>
+          <w:lang w:eastAsia="zh-CN" w:bidi="hi-IN"/>
+        </w:rPr>
+        <w:lastRenderedPageBreak/>
+        <w:t>трудоемкость управленческих процессов и обеспечить значительный экономический эффект в процессе эксплуатации системы.</w:t>
       </w:r>
     </w:p>
     <w:p>
@@ -27145,12 +29381,12 @@
       <w:pPr>
         <w:pStyle w:val="Heading11"/>
       </w:pPr>
-      <w:bookmarkStart w:id="49" w:name="_Toc224476198"/>
+      <w:bookmarkStart w:id="50" w:name="_Toc224476198"/>
       <w:r>
         <w:lastRenderedPageBreak/>
         <w:t>Заключение</w:t>
       </w:r>
-      <w:bookmarkEnd w:id="49"/>
+      <w:bookmarkEnd w:id="50"/>
     </w:p>
     <w:p>
       <w:pPr>
@@ -27241,12 +29477,12 @@
       <w:pPr>
         <w:pStyle w:val="Heading11"/>
       </w:pPr>
-      <w:bookmarkStart w:id="50" w:name="_Toc224476199"/>
+      <w:bookmarkStart w:id="51" w:name="_Toc224476199"/>
       <w:r>
         <w:lastRenderedPageBreak/>
         <w:t>Список использованных источников</w:t>
       </w:r>
-      <w:bookmarkEnd w:id="50"/>
+      <w:bookmarkEnd w:id="51"/>
     </w:p>
     <w:p>
       <w:pPr>
@@ -27460,7 +29696,7 @@
       <w:pPr>
         <w:pStyle w:val="Heading11"/>
       </w:pPr>
-      <w:bookmarkStart w:id="51" w:name="_Toc224476200"/>
+      <w:bookmarkStart w:id="52" w:name="_Toc224476200"/>
       <w:r>
         <w:lastRenderedPageBreak/>
         <w:t>Приложение</w:t>
@@ -27468,7 +29704,7 @@
       <w:r>
         <w:t xml:space="preserve"> А</w:t>
       </w:r>
-      <w:bookmarkEnd w:id="51"/>
+      <w:bookmarkEnd w:id="52"/>
     </w:p>
     <w:p>
       <w:pPr>
@@ -27658,7 +29894,7 @@
         </w:rPr>
         <w:br w:type="column"/>
       </w:r>
-      <w:bookmarkStart w:id="52" w:name="_Toc224476201"/>
+      <w:bookmarkStart w:id="53" w:name="_Toc224476201"/>
       <w:r>
         <w:lastRenderedPageBreak/>
         <w:t>Приложение</w:t>
@@ -27666,7 +29902,7 @@
       <w:r>
         <w:t xml:space="preserve"> Б</w:t>
       </w:r>
-      <w:bookmarkEnd w:id="52"/>
+      <w:bookmarkEnd w:id="53"/>
     </w:p>
     <w:p>
       <w:pPr>
@@ -27727,12 +29963,12 @@
       <w:pPr>
         <w:pStyle w:val="Heading11"/>
       </w:pPr>
-      <w:bookmarkStart w:id="53" w:name="_Toc224476202"/>
+      <w:bookmarkStart w:id="54" w:name="_Toc224476202"/>
       <w:r>
         <w:lastRenderedPageBreak/>
         <w:t>Приложение В</w:t>
       </w:r>
-      <w:bookmarkEnd w:id="53"/>
+      <w:bookmarkEnd w:id="54"/>
     </w:p>
     <w:p>
       <w:pPr>
@@ -27799,7 +30035,7 @@
       <w:pPr>
         <w:pStyle w:val="Heading11"/>
       </w:pPr>
-      <w:bookmarkStart w:id="54" w:name="_Toc224476203"/>
+      <w:bookmarkStart w:id="55" w:name="_Toc224476203"/>
       <w:r>
         <w:lastRenderedPageBreak/>
         <w:t>Приложение</w:t>
@@ -27810,7 +30046,7 @@
       <w:r>
         <w:t>Г</w:t>
       </w:r>
-      <w:bookmarkEnd w:id="54"/>
+      <w:bookmarkEnd w:id="55"/>
     </w:p>
     <w:p>
       <w:pPr>
@@ -27879,7 +30115,7 @@
       <w:pPr>
         <w:pStyle w:val="Heading11"/>
       </w:pPr>
-      <w:bookmarkStart w:id="55" w:name="_Toc224476204"/>
+      <w:bookmarkStart w:id="56" w:name="_Toc224476204"/>
       <w:r>
         <w:lastRenderedPageBreak/>
         <w:t>Приложение</w:t>
@@ -27890,7 +30126,7 @@
       <w:r>
         <w:t>Д</w:t>
       </w:r>
-      <w:bookmarkEnd w:id="55"/>
+      <w:bookmarkEnd w:id="56"/>
     </w:p>
     <w:p>
       <w:pPr>
@@ -34373,6 +36609,30 @@
       <w:szCs w:val="20"/>
     </w:rPr>
   </w:style>
+  <w:style w:type="paragraph" w:customStyle="1" w:styleId="Heading2">
+    <w:name w:val="Heading 2"/>
+    <w:basedOn w:val="2"/>
+    <w:link w:val="Heading20"/>
+    <w:qFormat/>
+    <w:rsid w:val="00233B0F"/>
+    <w:pPr>
+      <w:keepNext w:val="0"/>
+      <w:keepLines w:val="0"/>
+      <w:ind w:left="0" w:firstLine="709"/>
+    </w:pPr>
+  </w:style>
+  <w:style w:type="character" w:customStyle="1" w:styleId="Heading20">
+    <w:name w:val="Heading 2 Знак"/>
+    <w:basedOn w:val="20"/>
+    <w:link w:val="Heading2"/>
+    <w:rsid w:val="00233B0F"/>
+    <w:rPr>
+      <w:rFonts w:ascii="Times New Roman" w:eastAsiaTheme="majorEastAsia" w:hAnsi="Times New Roman" w:cs="Times New Roman"/>
+      <w:b/>
+      <w:sz w:val="28"/>
+      <w:szCs w:val="28"/>
+    </w:rPr>
+  </w:style>
 </w:styles>
 </file>
 

--- a/04.ПЗ_ДП_программная_Каплич.docx
+++ b/04.ПЗ_ДП_программная_Каплич.docx
@@ -12290,7 +12290,6 @@
           <w:p>
             <w:pPr>
               <w:ind w:firstLine="22"/>
-              <w:jc w:val="center"/>
             </w:pPr>
             <w:r>
               <w:t>Уникальный идентификатор направления (PK)</w:t>
@@ -12360,7 +12359,6 @@
           <w:p>
             <w:pPr>
               <w:ind w:firstLine="22"/>
-              <w:jc w:val="center"/>
             </w:pPr>
             <w:r>
               <w:t>Порядковый номер направления</w:t>
@@ -12430,7 +12428,6 @@
           <w:p>
             <w:pPr>
               <w:ind w:firstLine="22"/>
-              <w:jc w:val="center"/>
             </w:pPr>
             <w:r>
               <w:t>Наименование направления (Внутреннее, Внешнее и т.д.)</w:t>
@@ -12642,9 +12639,6 @@
             <w:hideMark/>
           </w:tcPr>
           <w:p>
-            <w:pPr>
-              <w:jc w:val="center"/>
-            </w:pPr>
             <w:r>
               <w:t>Уникальный идентификатор статуса (PK)</w:t>
             </w:r>
@@ -12710,9 +12704,6 @@
             <w:hideMark/>
           </w:tcPr>
           <w:p>
-            <w:pPr>
-              <w:jc w:val="center"/>
-            </w:pPr>
             <w:r>
               <w:t>Порядковый номер статуса</w:t>
             </w:r>
@@ -12778,9 +12769,6 @@
             <w:hideMark/>
           </w:tcPr>
           <w:p>
-            <w:pPr>
-              <w:jc w:val="center"/>
-            </w:pPr>
             <w:r>
               <w:t>Наименование статуса</w:t>
             </w:r>
@@ -13230,7 +13218,6 @@
           <w:p>
             <w:pPr>
               <w:widowControl/>
-              <w:jc w:val="center"/>
               <w:rPr>
                 <w:rFonts w:eastAsia="Times New Roman" w:cs="Times New Roman"/>
                 <w:color w:val="000000"/>
@@ -13383,7 +13370,6 @@
           <w:p>
             <w:pPr>
               <w:widowControl/>
-              <w:jc w:val="center"/>
               <w:rPr>
                 <w:rFonts w:eastAsia="Times New Roman" w:cs="Times New Roman"/>
                 <w:color w:val="000000"/>
@@ -13554,7 +13540,6 @@
           <w:p>
             <w:pPr>
               <w:widowControl/>
-              <w:jc w:val="center"/>
               <w:rPr>
                 <w:rFonts w:eastAsia="Times New Roman" w:cs="Times New Roman"/>
                 <w:color w:val="000000"/>
@@ -13743,7 +13728,6 @@
           <w:p>
             <w:pPr>
               <w:widowControl/>
-              <w:jc w:val="center"/>
               <w:rPr>
                 <w:rFonts w:eastAsia="Times New Roman" w:cs="Times New Roman"/>
                 <w:color w:val="000000"/>
@@ -13914,7 +13898,6 @@
           <w:p>
             <w:pPr>
               <w:widowControl/>
-              <w:jc w:val="center"/>
               <w:rPr>
                 <w:rFonts w:eastAsia="Times New Roman" w:cs="Times New Roman"/>
                 <w:color w:val="000000"/>
@@ -14067,7 +14050,6 @@
           <w:p>
             <w:pPr>
               <w:widowControl/>
-              <w:jc w:val="center"/>
               <w:rPr>
                 <w:rFonts w:eastAsia="Times New Roman" w:cs="Times New Roman"/>
                 <w:color w:val="000000"/>
@@ -14238,7 +14220,6 @@
           <w:p>
             <w:pPr>
               <w:widowControl/>
-              <w:jc w:val="center"/>
               <w:rPr>
                 <w:rFonts w:eastAsia="Times New Roman" w:cs="Times New Roman"/>
                 <w:color w:val="000000"/>
@@ -14431,7 +14412,6 @@
           <w:p>
             <w:pPr>
               <w:widowControl/>
-              <w:jc w:val="center"/>
               <w:rPr>
                 <w:rFonts w:eastAsia="Times New Roman" w:cs="Times New Roman"/>
                 <w:color w:val="000000"/>
@@ -14584,7 +14564,6 @@
           <w:p>
             <w:pPr>
               <w:widowControl/>
-              <w:jc w:val="center"/>
               <w:rPr>
                 <w:rFonts w:eastAsia="Times New Roman" w:cs="Times New Roman"/>
                 <w:color w:val="000000"/>
@@ -14737,7 +14716,6 @@
           <w:p>
             <w:pPr>
               <w:widowControl/>
-              <w:jc w:val="center"/>
               <w:rPr>
                 <w:rFonts w:eastAsia="Times New Roman" w:cs="Times New Roman"/>
                 <w:color w:val="000000"/>
@@ -14908,7 +14886,6 @@
           <w:p>
             <w:pPr>
               <w:widowControl/>
-              <w:jc w:val="center"/>
               <w:rPr>
                 <w:rFonts w:eastAsia="Times New Roman" w:cs="Times New Roman"/>
                 <w:color w:val="000000"/>
@@ -15082,7 +15059,6 @@
           <w:p>
             <w:pPr>
               <w:widowControl/>
-              <w:jc w:val="center"/>
               <w:rPr>
                 <w:rFonts w:eastAsia="Times New Roman" w:cs="Times New Roman"/>
                 <w:color w:val="000000"/>
@@ -15235,7 +15211,6 @@
           <w:p>
             <w:pPr>
               <w:widowControl/>
-              <w:jc w:val="center"/>
               <w:rPr>
                 <w:rFonts w:eastAsia="Times New Roman" w:cs="Times New Roman"/>
                 <w:color w:val="000000"/>
@@ -15388,7 +15363,6 @@
           <w:p>
             <w:pPr>
               <w:widowControl/>
-              <w:jc w:val="center"/>
               <w:rPr>
                 <w:rFonts w:eastAsia="Times New Roman" w:cs="Times New Roman"/>
                 <w:color w:val="000000"/>
@@ -15541,7 +15515,6 @@
           <w:p>
             <w:pPr>
               <w:widowControl/>
-              <w:jc w:val="center"/>
               <w:rPr>
                 <w:rFonts w:eastAsia="Times New Roman" w:cs="Times New Roman"/>
                 <w:color w:val="000000"/>
@@ -15716,7 +15689,6 @@
           <w:p>
             <w:pPr>
               <w:widowControl/>
-              <w:jc w:val="center"/>
               <w:rPr>
                 <w:rFonts w:eastAsia="Times New Roman" w:cs="Times New Roman"/>
                 <w:color w:val="000000"/>
@@ -15891,7 +15863,6 @@
           <w:p>
             <w:pPr>
               <w:widowControl/>
-              <w:jc w:val="center"/>
               <w:rPr>
                 <w:rFonts w:eastAsia="Times New Roman" w:cs="Times New Roman"/>
                 <w:color w:val="000000"/>
@@ -16044,7 +16015,6 @@
           <w:p>
             <w:pPr>
               <w:widowControl/>
-              <w:jc w:val="center"/>
               <w:rPr>
                 <w:rFonts w:eastAsia="Times New Roman" w:cs="Times New Roman"/>
                 <w:color w:val="000000"/>
@@ -16197,7 +16167,6 @@
           <w:p>
             <w:pPr>
               <w:widowControl/>
-              <w:jc w:val="center"/>
               <w:rPr>
                 <w:rFonts w:eastAsia="Times New Roman" w:cs="Times New Roman"/>
                 <w:color w:val="000000"/>
@@ -16442,7 +16411,6 @@
           <w:p>
             <w:pPr>
               <w:ind w:firstLine="22"/>
-              <w:jc w:val="center"/>
             </w:pPr>
             <w:r>
               <w:t>Уникальный идентификатор типа</w:t>
@@ -16512,7 +16480,6 @@
           <w:p>
             <w:pPr>
               <w:ind w:firstLine="22"/>
-              <w:jc w:val="center"/>
             </w:pPr>
             <w:r>
               <w:t>Порядковый номер типа</w:t>
@@ -16582,7 +16549,6 @@
           <w:p>
             <w:pPr>
               <w:ind w:firstLine="22"/>
-              <w:jc w:val="center"/>
             </w:pPr>
             <w:r>
               <w:t>Наименование типа (Приказ, Служебная записка и т.д.)</w:t>
@@ -16652,7 +16618,6 @@
           <w:p>
             <w:pPr>
               <w:ind w:firstLine="22"/>
-              <w:jc w:val="center"/>
             </w:pPr>
             <w:r>
               <w:t>JSON-подобная строка с перечнем активных полей для формы</w:t>
@@ -16722,7 +16687,6 @@
           <w:p>
             <w:pPr>
               <w:ind w:firstLine="22"/>
-              <w:jc w:val="center"/>
             </w:pPr>
             <w:r>
               <w:t>Разреш</w:t>
@@ -17002,9 +16966,6 @@
             <w:hideMark/>
           </w:tcPr>
           <w:p>
-            <w:pPr>
-              <w:jc w:val="center"/>
-            </w:pPr>
             <w:r>
               <w:t>PK</w:t>
             </w:r>
@@ -17073,9 +17034,6 @@
             <w:hideMark/>
           </w:tcPr>
           <w:p>
-            <w:pPr>
-              <w:jc w:val="center"/>
-            </w:pPr>
             <w:r>
               <w:t>Порядковый номер тега</w:t>
             </w:r>
@@ -17144,9 +17102,6 @@
             <w:hideMark/>
           </w:tcPr>
           <w:p>
-            <w:pPr>
-              <w:jc w:val="center"/>
-            </w:pPr>
             <w:r>
               <w:t xml:space="preserve">Название тега </w:t>
             </w:r>
@@ -17329,9 +17284,6 @@
             <w:hideMark/>
           </w:tcPr>
           <w:p>
-            <w:pPr>
-              <w:jc w:val="center"/>
-            </w:pPr>
             <w:r>
               <w:t>PK</w:t>
             </w:r>
@@ -17397,9 +17349,6 @@
             <w:hideMark/>
           </w:tcPr>
           <w:p>
-            <w:pPr>
-              <w:jc w:val="center"/>
-            </w:pPr>
             <w:r>
               <w:t>Ссылка на документ</w:t>
             </w:r>
@@ -17471,9 +17420,6 @@
             <w:hideMark/>
           </w:tcPr>
           <w:p>
-            <w:pPr>
-              <w:jc w:val="center"/>
-            </w:pPr>
             <w:r>
               <w:t>Ссылка на тег</w:t>
             </w:r>
@@ -17544,9 +17490,6 @@
             <w:hideMark/>
           </w:tcPr>
           <w:p>
-            <w:pPr>
-              <w:jc w:val="center"/>
-            </w:pPr>
             <w:r>
               <w:t>Дата добавления тега</w:t>
             </w:r>
@@ -17739,9 +17682,6 @@
             <w:hideMark/>
           </w:tcPr>
           <w:p>
-            <w:pPr>
-              <w:jc w:val="center"/>
-            </w:pPr>
             <w:r>
               <w:t>PK</w:t>
             </w:r>
@@ -17766,6 +17706,7 @@
         <w:tc>
           <w:tcPr>
             <w:tcW w:w="0" w:type="auto"/>
+            <w:vAlign w:val="center"/>
             <w:hideMark/>
           </w:tcPr>
           <w:p>
@@ -17783,6 +17724,7 @@
         <w:tc>
           <w:tcPr>
             <w:tcW w:w="0" w:type="auto"/>
+            <w:vAlign w:val="center"/>
             <w:hideMark/>
           </w:tcPr>
           <w:p>
@@ -17800,12 +17742,10 @@
         <w:tc>
           <w:tcPr>
             <w:tcW w:w="0" w:type="auto"/>
+            <w:vAlign w:val="center"/>
             <w:hideMark/>
           </w:tcPr>
           <w:p>
-            <w:pPr>
-              <w:jc w:val="center"/>
-            </w:pPr>
             <w:r>
               <w:t>Документ</w:t>
             </w:r>
@@ -17814,6 +17754,7 @@
         <w:tc>
           <w:tcPr>
             <w:tcW w:w="0" w:type="auto"/>
+            <w:vAlign w:val="center"/>
             <w:hideMark/>
           </w:tcPr>
           <w:p>
@@ -17836,6 +17777,7 @@
         <w:tc>
           <w:tcPr>
             <w:tcW w:w="0" w:type="auto"/>
+            <w:vAlign w:val="center"/>
             <w:hideMark/>
           </w:tcPr>
           <w:p>
@@ -17853,6 +17795,7 @@
         <w:tc>
           <w:tcPr>
             <w:tcW w:w="0" w:type="auto"/>
+            <w:vAlign w:val="center"/>
             <w:hideMark/>
           </w:tcPr>
           <w:p>
@@ -17870,12 +17813,10 @@
         <w:tc>
           <w:tcPr>
             <w:tcW w:w="0" w:type="auto"/>
+            <w:vAlign w:val="center"/>
             <w:hideMark/>
           </w:tcPr>
           <w:p>
-            <w:pPr>
-              <w:jc w:val="center"/>
-            </w:pPr>
             <w:r>
               <w:t>Сотрудник</w:t>
             </w:r>
@@ -17884,6 +17825,7 @@
         <w:tc>
           <w:tcPr>
             <w:tcW w:w="0" w:type="auto"/>
+            <w:vAlign w:val="center"/>
             <w:hideMark/>
           </w:tcPr>
           <w:p>
@@ -17905,6 +17847,7 @@
         <w:tc>
           <w:tcPr>
             <w:tcW w:w="0" w:type="auto"/>
+            <w:vAlign w:val="center"/>
             <w:hideMark/>
           </w:tcPr>
           <w:p>
@@ -17922,6 +17865,7 @@
         <w:tc>
           <w:tcPr>
             <w:tcW w:w="0" w:type="auto"/>
+            <w:vAlign w:val="center"/>
             <w:hideMark/>
           </w:tcPr>
           <w:p>
@@ -17939,20 +17883,19 @@
         <w:tc>
           <w:tcPr>
             <w:tcW w:w="0" w:type="auto"/>
+            <w:vAlign w:val="center"/>
             <w:hideMark/>
           </w:tcPr>
           <w:p>
-            <w:pPr>
-              <w:jc w:val="center"/>
-            </w:pPr>
-            <w:r>
-              <w:t xml:space="preserve">Роль </w:t>
+            <w:r>
+              <w:t>Роль</w:t>
             </w:r>
           </w:p>
         </w:tc>
         <w:tc>
           <w:tcPr>
             <w:tcW w:w="0" w:type="auto"/>
+            <w:vAlign w:val="center"/>
             <w:hideMark/>
           </w:tcPr>
           <w:p>
@@ -17969,6 +17912,7 @@
         <w:tc>
           <w:tcPr>
             <w:tcW w:w="0" w:type="auto"/>
+            <w:vAlign w:val="center"/>
             <w:hideMark/>
           </w:tcPr>
           <w:p>
@@ -17986,6 +17930,7 @@
         <w:tc>
           <w:tcPr>
             <w:tcW w:w="0" w:type="auto"/>
+            <w:vAlign w:val="center"/>
             <w:hideMark/>
           </w:tcPr>
           <w:p>
@@ -18003,12 +17948,10 @@
         <w:tc>
           <w:tcPr>
             <w:tcW w:w="0" w:type="auto"/>
+            <w:vAlign w:val="center"/>
             <w:hideMark/>
           </w:tcPr>
           <w:p>
-            <w:pPr>
-              <w:jc w:val="center"/>
-            </w:pPr>
             <w:r>
               <w:t>Прочитан ли документ</w:t>
             </w:r>
@@ -18017,6 +17960,7 @@
         <w:tc>
           <w:tcPr>
             <w:tcW w:w="0" w:type="auto"/>
+            <w:vAlign w:val="center"/>
             <w:hideMark/>
           </w:tcPr>
           <w:p>
@@ -18227,7 +18171,6 @@
           <w:p>
             <w:pPr>
               <w:ind w:firstLine="22"/>
-              <w:jc w:val="center"/>
             </w:pPr>
             <w:r>
               <w:t>PK</w:t>
@@ -18297,7 +18240,6 @@
           <w:p>
             <w:pPr>
               <w:ind w:firstLine="22"/>
-              <w:jc w:val="center"/>
             </w:pPr>
             <w:r>
               <w:t>Документ</w:t>
@@ -18373,7 +18315,6 @@
           <w:p>
             <w:pPr>
               <w:ind w:firstLine="22"/>
-              <w:jc w:val="center"/>
             </w:pPr>
             <w:r>
               <w:t>Предыдущий статус</w:t>
@@ -18448,7 +18389,6 @@
           <w:p>
             <w:pPr>
               <w:ind w:firstLine="22"/>
-              <w:jc w:val="center"/>
             </w:pPr>
             <w:r>
               <w:t>Новый статус</w:t>
@@ -18523,7 +18463,6 @@
           <w:p>
             <w:pPr>
               <w:ind w:firstLine="22"/>
-              <w:jc w:val="center"/>
             </w:pPr>
             <w:r>
               <w:t>Дата изменения</w:t>
@@ -18840,9 +18779,6 @@
             <w:hideMark/>
           </w:tcPr>
           <w:p>
-            <w:pPr>
-              <w:jc w:val="center"/>
-            </w:pPr>
             <w:r>
               <w:t>PK</w:t>
             </w:r>
@@ -18906,9 +18842,6 @@
             <w:hideMark/>
           </w:tcPr>
           <w:p>
-            <w:pPr>
-              <w:jc w:val="center"/>
-            </w:pPr>
             <w:r>
               <w:t>Порядковый номер</w:t>
             </w:r>
@@ -19064,9 +18997,6 @@
             <w:tcW w:w="3576" w:type="dxa"/>
           </w:tcPr>
           <w:p>
-            <w:pPr>
-              <w:jc w:val="center"/>
-            </w:pPr>
             <w:r>
               <w:t>Название организации</w:t>
             </w:r>
@@ -19126,9 +19056,6 @@
             <w:tcW w:w="3576" w:type="dxa"/>
           </w:tcPr>
           <w:p>
-            <w:pPr>
-              <w:jc w:val="center"/>
-            </w:pPr>
             <w:r>
               <w:t>Телефон</w:t>
             </w:r>
@@ -19188,9 +19115,6 @@
             <w:tcW w:w="3576" w:type="dxa"/>
           </w:tcPr>
           <w:p>
-            <w:pPr>
-              <w:jc w:val="center"/>
-            </w:pPr>
             <w:r>
               <w:t>Адрес</w:t>
             </w:r>
@@ -19250,9 +19174,6 @@
             <w:tcW w:w="3576" w:type="dxa"/>
           </w:tcPr>
           <w:p>
-            <w:pPr>
-              <w:jc w:val="center"/>
-            </w:pPr>
             <w:r>
               <w:t>Сайт</w:t>
             </w:r>
@@ -19315,9 +19236,6 @@
             <w:hideMark/>
           </w:tcPr>
           <w:p>
-            <w:pPr>
-              <w:jc w:val="center"/>
-            </w:pPr>
             <w:proofErr w:type="spellStart"/>
             <w:r>
               <w:t>Email</w:t>
@@ -19383,9 +19301,6 @@
             <w:hideMark/>
           </w:tcPr>
           <w:p>
-            <w:pPr>
-              <w:jc w:val="center"/>
-            </w:pPr>
             <w:r>
               <w:t>Руководитель</w:t>
             </w:r>
@@ -19616,7 +19531,6 @@
           <w:p>
             <w:pPr>
               <w:ind w:hanging="120"/>
-              <w:jc w:val="center"/>
             </w:pPr>
             <w:r>
               <w:t>PK</w:t>
@@ -19689,7 +19603,6 @@
           <w:p>
             <w:pPr>
               <w:ind w:hanging="120"/>
-              <w:jc w:val="center"/>
             </w:pPr>
             <w:r>
               <w:t>Номер</w:t>
@@ -19762,7 +19675,6 @@
           <w:p>
             <w:pPr>
               <w:ind w:hanging="120"/>
-              <w:jc w:val="center"/>
             </w:pPr>
             <w:r>
               <w:t>Название</w:t>
@@ -19835,7 +19747,6 @@
           <w:p>
             <w:pPr>
               <w:ind w:hanging="120"/>
-              <w:jc w:val="center"/>
             </w:pPr>
             <w:r>
               <w:t>Руководитель</w:t>
@@ -19908,7 +19819,6 @@
           <w:p>
             <w:pPr>
               <w:ind w:hanging="120"/>
-              <w:jc w:val="center"/>
             </w:pPr>
             <w:r>
               <w:t>Телефон</w:t>
@@ -19981,7 +19891,6 @@
           <w:p>
             <w:pPr>
               <w:ind w:hanging="120"/>
-              <w:jc w:val="center"/>
             </w:pPr>
             <w:r>
               <w:t>Код цеха</w:t>
@@ -20054,7 +19963,6 @@
           <w:p>
             <w:pPr>
               <w:ind w:hanging="120"/>
-              <w:jc w:val="center"/>
             </w:pPr>
             <w:r>
               <w:t>Организация</w:t>
@@ -20295,9 +20203,6 @@
             <w:hideMark/>
           </w:tcPr>
           <w:p>
-            <w:pPr>
-              <w:jc w:val="center"/>
-            </w:pPr>
             <w:r>
               <w:t>PK</w:t>
             </w:r>
@@ -20366,9 +20271,6 @@
             <w:hideMark/>
           </w:tcPr>
           <w:p>
-            <w:pPr>
-              <w:jc w:val="center"/>
-            </w:pPr>
             <w:r>
               <w:t>Номер</w:t>
             </w:r>
@@ -20437,9 +20339,6 @@
             <w:hideMark/>
           </w:tcPr>
           <w:p>
-            <w:pPr>
-              <w:jc w:val="center"/>
-            </w:pPr>
             <w:r>
               <w:t>Название</w:t>
             </w:r>
@@ -20508,9 +20407,6 @@
             <w:hideMark/>
           </w:tcPr>
           <w:p>
-            <w:pPr>
-              <w:jc w:val="center"/>
-            </w:pPr>
             <w:r>
               <w:t>Руководитель</w:t>
             </w:r>
@@ -20579,9 +20475,6 @@
             <w:hideMark/>
           </w:tcPr>
           <w:p>
-            <w:pPr>
-              <w:jc w:val="center"/>
-            </w:pPr>
             <w:r>
               <w:t>Телефон</w:t>
             </w:r>
@@ -20650,9 +20543,6 @@
             <w:hideMark/>
           </w:tcPr>
           <w:p>
-            <w:pPr>
-              <w:jc w:val="center"/>
-            </w:pPr>
             <w:r>
               <w:t>Подразделение</w:t>
             </w:r>
@@ -20726,9 +20616,6 @@
             <w:hideMark/>
           </w:tcPr>
           <w:p>
-            <w:pPr>
-              <w:jc w:val="center"/>
-            </w:pPr>
             <w:r>
               <w:t>Организация</w:t>
             </w:r>
@@ -20976,9 +20863,6 @@
             <w:hideMark/>
           </w:tcPr>
           <w:p>
-            <w:pPr>
-              <w:jc w:val="center"/>
-            </w:pPr>
             <w:r>
               <w:t>PK</w:t>
             </w:r>
@@ -21044,9 +20928,6 @@
             <w:hideMark/>
           </w:tcPr>
           <w:p>
-            <w:pPr>
-              <w:jc w:val="center"/>
-            </w:pPr>
             <w:r>
               <w:t>Табельный номер</w:t>
             </w:r>
@@ -21112,9 +20993,6 @@
             <w:hideMark/>
           </w:tcPr>
           <w:p>
-            <w:pPr>
-              <w:jc w:val="center"/>
-            </w:pPr>
             <w:r>
               <w:t>Фамилия</w:t>
             </w:r>
@@ -21180,9 +21058,6 @@
             <w:hideMark/>
           </w:tcPr>
           <w:p>
-            <w:pPr>
-              <w:jc w:val="center"/>
-            </w:pPr>
             <w:r>
               <w:t>Имя</w:t>
             </w:r>
@@ -21248,9 +21123,6 @@
             <w:hideMark/>
           </w:tcPr>
           <w:p>
-            <w:pPr>
-              <w:jc w:val="center"/>
-            </w:pPr>
             <w:r>
               <w:t>Отчество</w:t>
             </w:r>
@@ -21316,9 +21188,6 @@
             <w:hideMark/>
           </w:tcPr>
           <w:p>
-            <w:pPr>
-              <w:jc w:val="center"/>
-            </w:pPr>
             <w:r>
               <w:t>Должность</w:t>
             </w:r>
@@ -21384,9 +21253,6 @@
             <w:hideMark/>
           </w:tcPr>
           <w:p>
-            <w:pPr>
-              <w:jc w:val="center"/>
-            </w:pPr>
             <w:r>
               <w:t>Права (</w:t>
             </w:r>
@@ -21476,9 +21342,6 @@
             <w:hideMark/>
           </w:tcPr>
           <w:p>
-            <w:pPr>
-              <w:jc w:val="center"/>
-            </w:pPr>
             <w:r>
               <w:t>Личный телефон</w:t>
             </w:r>
@@ -21544,9 +21407,6 @@
             <w:hideMark/>
           </w:tcPr>
           <w:p>
-            <w:pPr>
-              <w:jc w:val="center"/>
-            </w:pPr>
             <w:proofErr w:type="spellStart"/>
             <w:r>
               <w:t>Email</w:t>
@@ -21614,9 +21474,6 @@
             <w:hideMark/>
           </w:tcPr>
           <w:p>
-            <w:pPr>
-              <w:jc w:val="center"/>
-            </w:pPr>
             <w:proofErr w:type="spellStart"/>
             <w:r>
               <w:t>Telegram</w:t>
@@ -21692,9 +21549,6 @@
             <w:hideMark/>
           </w:tcPr>
           <w:p>
-            <w:pPr>
-              <w:jc w:val="center"/>
-            </w:pPr>
             <w:r>
               <w:t>Дата рождения</w:t>
             </w:r>
@@ -21760,9 +21614,6 @@
             <w:hideMark/>
           </w:tcPr>
           <w:p>
-            <w:pPr>
-              <w:jc w:val="center"/>
-            </w:pPr>
             <w:r>
               <w:t>Отдел</w:t>
             </w:r>
@@ -21833,9 +21684,6 @@
             <w:hideMark/>
           </w:tcPr>
           <w:p>
-            <w:pPr>
-              <w:jc w:val="center"/>
-            </w:pPr>
             <w:r>
               <w:t>Подразделение</w:t>
             </w:r>
@@ -21906,9 +21754,6 @@
             <w:hideMark/>
           </w:tcPr>
           <w:p>
-            <w:pPr>
-              <w:jc w:val="center"/>
-            </w:pPr>
             <w:r>
               <w:t>Организация</w:t>
             </w:r>
@@ -21979,9 +21824,6 @@
             <w:hideMark/>
           </w:tcPr>
           <w:p>
-            <w:pPr>
-              <w:jc w:val="center"/>
-            </w:pPr>
             <w:r>
               <w:t>Персональные настройки пользователя</w:t>
             </w:r>
@@ -22205,9 +22047,6 @@
             <w:hideMark/>
           </w:tcPr>
           <w:p>
-            <w:pPr>
-              <w:jc w:val="center"/>
-            </w:pPr>
             <w:r>
               <w:t>PK</w:t>
             </w:r>
@@ -22273,9 +22112,6 @@
             <w:hideMark/>
           </w:tcPr>
           <w:p>
-            <w:pPr>
-              <w:jc w:val="center"/>
-            </w:pPr>
             <w:r>
               <w:t>Номер записи</w:t>
             </w:r>
@@ -22341,9 +22177,6 @@
             <w:hideMark/>
           </w:tcPr>
           <w:p>
-            <w:pPr>
-              <w:jc w:val="center"/>
-            </w:pPr>
             <w:r>
               <w:t>Сотрудник</w:t>
             </w:r>
@@ -22415,9 +22248,6 @@
             <w:hideMark/>
           </w:tcPr>
           <w:p>
-            <w:pPr>
-              <w:jc w:val="center"/>
-            </w:pPr>
             <w:r>
               <w:t>Комментарий</w:t>
             </w:r>
@@ -22483,9 +22313,6 @@
             <w:hideMark/>
           </w:tcPr>
           <w:p>
-            <w:pPr>
-              <w:jc w:val="center"/>
-            </w:pPr>
             <w:r>
               <w:t>Дата переработки</w:t>
             </w:r>
@@ -22551,9 +22378,6 @@
             <w:hideMark/>
           </w:tcPr>
           <w:p>
-            <w:pPr>
-              <w:jc w:val="center"/>
-            </w:pPr>
             <w:r>
               <w:t>Время начала</w:t>
             </w:r>
@@ -22619,9 +22443,6 @@
             <w:hideMark/>
           </w:tcPr>
           <w:p>
-            <w:pPr>
-              <w:jc w:val="center"/>
-            </w:pPr>
             <w:r>
               <w:t>Время окончания</w:t>
             </w:r>
@@ -39435,15 +39256,7 @@
         </m:sSub>
       </m:oMath>
       <w:r>
-        <w:t xml:space="preserve"> ‒ часовой оклад (часовая тарифная ставка) сотрудника, испол</w:t>
-      </w:r>
-      <w:proofErr w:type="spellStart"/>
-      <w:r>
-        <w:t>ьзующего</w:t>
-      </w:r>
-      <w:proofErr w:type="spellEnd"/>
-      <w:r>
-        <w:t xml:space="preserve"> программное средство, р.; </w:t>
+        <w:t xml:space="preserve"> ‒ часовой оклад (часовая тарифная ставка) сотрудника, использующего программное средство, р.; </w:t>
       </w:r>
     </w:p>
     <w:p>
